--- a/Apuntes/Modulo2/Test de repaso NODE y EXPRESS.docx
+++ b/Apuntes/Modulo2/Test de repaso NODE y EXPRESS.docx
@@ -26,11 +26,17 @@
         <w:spacing w:after="0" w:line="240" w:lineRule="auto"/>
         <w:rPr>
           <w:rFonts w:ascii="Arial" w:hAnsi="Arial" w:cs="Arial"/>
-        </w:rPr>
-      </w:pPr>
-      <w:r>
-        <w:rPr>
-          <w:rFonts w:ascii="Arial" w:hAnsi="Arial" w:cs="Arial"/>
+          <w:b/>
+          <w:bCs/>
+          <w:color w:val="0070C0"/>
+        </w:rPr>
+      </w:pPr>
+      <w:r>
+        <w:rPr>
+          <w:rFonts w:ascii="Arial" w:hAnsi="Arial" w:cs="Arial"/>
+          <w:b/>
+          <w:bCs/>
+          <w:color w:val="0070C0"/>
         </w:rPr>
         <w:t>1. ¿Qué es Node.js?</w:t>
       </w:r>
@@ -307,11 +313,13 @@
         <w:spacing w:after="0" w:line="240" w:lineRule="auto"/>
         <w:rPr>
           <w:rFonts w:ascii="Arial" w:hAnsi="Arial" w:cs="Arial"/>
-        </w:rPr>
-      </w:pPr>
-      <w:r>
-        <w:rPr>
-          <w:rFonts w:ascii="Arial" w:hAnsi="Arial" w:cs="Arial"/>
+          <w:color w:val="0070C0"/>
+        </w:rPr>
+      </w:pPr>
+      <w:r>
+        <w:rPr>
+          <w:rFonts w:ascii="Arial" w:hAnsi="Arial" w:cs="Arial"/>
+          <w:color w:val="0070C0"/>
         </w:rPr>
         <w:t>2. ¿Qué motor usa Node.js para ejecutar JavaScript?</w:t>
       </w:r>
@@ -512,11 +520,13 @@
         <w:spacing w:after="0" w:line="240" w:lineRule="auto"/>
         <w:rPr>
           <w:rFonts w:ascii="Arial" w:hAnsi="Arial" w:cs="Arial"/>
-        </w:rPr>
-      </w:pPr>
-      <w:r>
-        <w:rPr>
-          <w:rFonts w:ascii="Arial" w:hAnsi="Arial" w:cs="Arial"/>
+          <w:color w:val="0070C0"/>
+        </w:rPr>
+      </w:pPr>
+      <w:r>
+        <w:rPr>
+          <w:rFonts w:ascii="Arial" w:hAnsi="Arial" w:cs="Arial"/>
+          <w:color w:val="0070C0"/>
         </w:rPr>
         <w:t>3. Node.js se caracteriza por...</w:t>
       </w:r>
@@ -719,11 +729,13 @@
         <w:spacing w:after="0" w:line="240" w:lineRule="auto"/>
         <w:rPr>
           <w:rFonts w:ascii="Arial" w:hAnsi="Arial" w:cs="Arial"/>
-        </w:rPr>
-      </w:pPr>
-      <w:r>
-        <w:rPr>
-          <w:rFonts w:ascii="Arial" w:hAnsi="Arial" w:cs="Arial"/>
+          <w:color w:val="0070C0"/>
+        </w:rPr>
+      </w:pPr>
+      <w:r>
+        <w:rPr>
+          <w:rFonts w:ascii="Arial" w:hAnsi="Arial" w:cs="Arial"/>
+          <w:color w:val="0070C0"/>
         </w:rPr>
         <w:t>4. ¿Para qué sirve el módulo "</w:t>
       </w:r>
@@ -731,6 +743,7 @@
       <w:r>
         <w:rPr>
           <w:rFonts w:ascii="Arial" w:hAnsi="Arial" w:cs="Arial"/>
+          <w:color w:val="0070C0"/>
         </w:rPr>
         <w:t>fs</w:t>
       </w:r>
@@ -738,6 +751,7 @@
       <w:r>
         <w:rPr>
           <w:rFonts w:ascii="Arial" w:hAnsi="Arial" w:cs="Arial"/>
+          <w:color w:val="0070C0"/>
         </w:rPr>
         <w:t>"?</w:t>
       </w:r>
@@ -910,6 +924,7 @@
         <w:spacing w:after="0" w:line="240" w:lineRule="auto"/>
         <w:rPr>
           <w:rFonts w:ascii="Arial" w:hAnsi="Arial" w:cs="Arial"/>
+          <w:lang w:val="en-US"/>
         </w:rPr>
       </w:pPr>
       <w:proofErr w:type="spellStart"/>
@@ -917,6 +932,7 @@
       <w:r>
         <w:rPr>
           <w:rFonts w:ascii="Arial" w:hAnsi="Arial" w:cs="Arial"/>
+          <w:lang w:val="en-US"/>
         </w:rPr>
         <w:t>fs.readFileSync</w:t>
       </w:r>
@@ -925,6 +941,7 @@
       <w:r>
         <w:rPr>
           <w:rFonts w:ascii="Arial" w:hAnsi="Arial" w:cs="Arial"/>
+          <w:lang w:val="en-US"/>
         </w:rPr>
         <w:t>("</w:t>
       </w:r>
@@ -932,6 +949,7 @@
       <w:r>
         <w:rPr>
           <w:rFonts w:ascii="Arial" w:hAnsi="Arial" w:cs="Arial"/>
+          <w:lang w:val="en-US"/>
         </w:rPr>
         <w:t>data.json</w:t>
       </w:r>
@@ -939,6 +957,7 @@
       <w:r>
         <w:rPr>
           <w:rFonts w:ascii="Arial" w:hAnsi="Arial" w:cs="Arial"/>
+          <w:lang w:val="en-US"/>
         </w:rPr>
         <w:t>","utf8")</w:t>
       </w:r>
@@ -951,6 +970,7 @@
         <w:spacing w:after="0" w:line="240" w:lineRule="auto"/>
         <w:rPr>
           <w:rFonts w:ascii="Arial" w:hAnsi="Arial" w:cs="Arial"/>
+          <w:lang w:val="en-US"/>
         </w:rPr>
       </w:pPr>
       <w:proofErr w:type="spellStart"/>
@@ -958,6 +978,7 @@
       <w:r>
         <w:rPr>
           <w:rFonts w:ascii="Arial" w:hAnsi="Arial" w:cs="Arial"/>
+          <w:lang w:val="en-US"/>
         </w:rPr>
         <w:t>fs.writeFileSync</w:t>
       </w:r>
@@ -966,6 +987,7 @@
       <w:r>
         <w:rPr>
           <w:rFonts w:ascii="Arial" w:hAnsi="Arial" w:cs="Arial"/>
+          <w:lang w:val="en-US"/>
         </w:rPr>
         <w:t>("</w:t>
       </w:r>
@@ -974,6 +996,7 @@
       <w:r>
         <w:rPr>
           <w:rFonts w:ascii="Arial" w:hAnsi="Arial" w:cs="Arial"/>
+          <w:lang w:val="en-US"/>
         </w:rPr>
         <w:t>data.json</w:t>
       </w:r>
@@ -982,6 +1005,7 @@
       <w:r>
         <w:rPr>
           <w:rFonts w:ascii="Arial" w:hAnsi="Arial" w:cs="Arial"/>
+          <w:lang w:val="en-US"/>
         </w:rPr>
         <w:t xml:space="preserve">", </w:t>
       </w:r>
@@ -989,6 +1013,7 @@
       <w:r>
         <w:rPr>
           <w:rFonts w:ascii="Arial" w:hAnsi="Arial" w:cs="Arial"/>
+          <w:lang w:val="en-US"/>
         </w:rPr>
         <w:t>JSON.stringify</w:t>
       </w:r>
@@ -996,6 +1021,7 @@
       <w:r>
         <w:rPr>
           <w:rFonts w:ascii="Arial" w:hAnsi="Arial" w:cs="Arial"/>
+          <w:lang w:val="en-US"/>
         </w:rPr>
         <w:t>(</w:t>
       </w:r>
@@ -1003,6 +1029,7 @@
       <w:r>
         <w:rPr>
           <w:rFonts w:ascii="Arial" w:hAnsi="Arial" w:cs="Arial"/>
+          <w:lang w:val="en-US"/>
         </w:rPr>
         <w:t>obj,null</w:t>
       </w:r>
@@ -1010,12 +1037,14 @@
       <w:r>
         <w:rPr>
           <w:rFonts w:ascii="Arial" w:hAnsi="Arial" w:cs="Arial"/>
+          <w:lang w:val="en-US"/>
         </w:rPr>
         <w:t>,2))</w:t>
       </w:r>
       <w:r>
         <w:rPr>
           <w:rFonts w:ascii="Arial" w:hAnsi="Arial" w:cs="Arial"/>
+          <w:lang w:val="en-US"/>
         </w:rPr>
         <w:tab/>
       </w:r>
@@ -1047,11 +1076,17 @@
         <w:spacing w:after="0" w:line="240" w:lineRule="auto"/>
         <w:rPr>
           <w:rFonts w:ascii="Arial" w:hAnsi="Arial" w:cs="Arial"/>
-        </w:rPr>
-      </w:pPr>
-      <w:r>
-        <w:rPr>
-          <w:rFonts w:ascii="Arial" w:hAnsi="Arial" w:cs="Arial"/>
+          <w:b/>
+          <w:bCs/>
+          <w:color w:val="0070C0"/>
+        </w:rPr>
+      </w:pPr>
+      <w:r>
+        <w:rPr>
+          <w:rFonts w:ascii="Arial" w:hAnsi="Arial" w:cs="Arial"/>
+          <w:b/>
+          <w:bCs/>
+          <w:color w:val="0070C0"/>
         </w:rPr>
         <w:t xml:space="preserve">5. </w:t>
       </w:r>
@@ -1059,6 +1094,9 @@
       <w:r>
         <w:rPr>
           <w:rFonts w:ascii="Arial" w:hAnsi="Arial" w:cs="Arial"/>
+          <w:b/>
+          <w:bCs/>
+          <w:color w:val="0070C0"/>
         </w:rPr>
         <w:t xml:space="preserve">¿Qué hace </w:t>
       </w:r>
@@ -1066,6 +1104,9 @@
       <w:r>
         <w:rPr>
           <w:rFonts w:ascii="Arial" w:hAnsi="Arial" w:cs="Arial"/>
+          <w:b/>
+          <w:bCs/>
+          <w:color w:val="0070C0"/>
         </w:rPr>
         <w:t>JSON.</w:t>
       </w:r>
@@ -1073,6 +1114,9 @@
       <w:r>
         <w:rPr>
           <w:rFonts w:ascii="Arial" w:hAnsi="Arial" w:cs="Arial"/>
+          <w:b/>
+          <w:bCs/>
+          <w:color w:val="0070C0"/>
         </w:rPr>
         <w:t>parse</w:t>
       </w:r>
@@ -1080,6 +1124,9 @@
       <w:r>
         <w:rPr>
           <w:rFonts w:ascii="Arial" w:hAnsi="Arial" w:cs="Arial"/>
+          <w:b/>
+          <w:bCs/>
+          <w:color w:val="0070C0"/>
         </w:rPr>
         <w:t xml:space="preserve">(...) en </w:t>
       </w:r>
@@ -1087,6 +1134,9 @@
       <w:r>
         <w:rPr>
           <w:rFonts w:ascii="Arial" w:hAnsi="Arial" w:cs="Arial"/>
+          <w:b/>
+          <w:bCs/>
+          <w:color w:val="0070C0"/>
         </w:rPr>
         <w:t>Node</w:t>
       </w:r>
@@ -1094,6 +1144,9 @@
       <w:r>
         <w:rPr>
           <w:rFonts w:ascii="Arial" w:hAnsi="Arial" w:cs="Arial"/>
+          <w:b/>
+          <w:bCs/>
+          <w:color w:val="0070C0"/>
         </w:rPr>
         <w:t>?</w:t>
       </w:r>
@@ -1296,11 +1349,17 @@
         <w:spacing w:after="0" w:line="240" w:lineRule="auto"/>
         <w:rPr>
           <w:rFonts w:ascii="Arial" w:hAnsi="Arial" w:cs="Arial"/>
-        </w:rPr>
-      </w:pPr>
-      <w:r>
-        <w:rPr>
-          <w:rFonts w:ascii="Arial" w:hAnsi="Arial" w:cs="Arial"/>
+          <w:b/>
+          <w:bCs/>
+          <w:color w:val="0070C0"/>
+        </w:rPr>
+      </w:pPr>
+      <w:r>
+        <w:rPr>
+          <w:rFonts w:ascii="Arial" w:hAnsi="Arial" w:cs="Arial"/>
+          <w:b/>
+          <w:bCs/>
+          <w:color w:val="0070C0"/>
         </w:rPr>
         <w:lastRenderedPageBreak/>
         <w:t xml:space="preserve">6. </w:t>
@@ -1309,6 +1368,9 @@
       <w:r>
         <w:rPr>
           <w:rFonts w:ascii="Arial" w:hAnsi="Arial" w:cs="Arial"/>
+          <w:b/>
+          <w:bCs/>
+          <w:color w:val="0070C0"/>
         </w:rPr>
         <w:t xml:space="preserve">¿Qué hace </w:t>
       </w:r>
@@ -1316,6 +1378,9 @@
       <w:r>
         <w:rPr>
           <w:rFonts w:ascii="Arial" w:hAnsi="Arial" w:cs="Arial"/>
+          <w:b/>
+          <w:bCs/>
+          <w:color w:val="0070C0"/>
         </w:rPr>
         <w:t>JSON.</w:t>
       </w:r>
@@ -1323,6 +1388,9 @@
       <w:r>
         <w:rPr>
           <w:rFonts w:ascii="Arial" w:hAnsi="Arial" w:cs="Arial"/>
+          <w:b/>
+          <w:bCs/>
+          <w:color w:val="0070C0"/>
         </w:rPr>
         <w:t>stringify</w:t>
       </w:r>
@@ -1330,6 +1398,9 @@
       <w:r>
         <w:rPr>
           <w:rFonts w:ascii="Arial" w:hAnsi="Arial" w:cs="Arial"/>
+          <w:b/>
+          <w:bCs/>
+          <w:color w:val="0070C0"/>
         </w:rPr>
         <w:t>(</w:t>
       </w:r>
@@ -1337,6 +1408,9 @@
       <w:r>
         <w:rPr>
           <w:rFonts w:ascii="Arial" w:hAnsi="Arial" w:cs="Arial"/>
+          <w:b/>
+          <w:bCs/>
+          <w:color w:val="0070C0"/>
         </w:rPr>
         <w:t>obj</w:t>
       </w:r>
@@ -1344,6 +1418,9 @@
       <w:r>
         <w:rPr>
           <w:rFonts w:ascii="Arial" w:hAnsi="Arial" w:cs="Arial"/>
+          <w:b/>
+          <w:bCs/>
+          <w:color w:val="0070C0"/>
         </w:rPr>
         <w:t xml:space="preserve">, </w:t>
       </w:r>
@@ -1351,6 +1428,9 @@
       <w:r>
         <w:rPr>
           <w:rFonts w:ascii="Arial" w:hAnsi="Arial" w:cs="Arial"/>
+          <w:b/>
+          <w:bCs/>
+          <w:color w:val="0070C0"/>
         </w:rPr>
         <w:t>null</w:t>
       </w:r>
@@ -1358,6 +1438,9 @@
       <w:r>
         <w:rPr>
           <w:rFonts w:ascii="Arial" w:hAnsi="Arial" w:cs="Arial"/>
+          <w:b/>
+          <w:bCs/>
+          <w:color w:val="0070C0"/>
         </w:rPr>
         <w:t>, 2)?</w:t>
       </w:r>
@@ -1597,8 +1680,678 @@
         <w:spacing w:after="0" w:line="240" w:lineRule="auto"/>
         <w:rPr>
           <w:rFonts w:ascii="Arial" w:hAnsi="Arial" w:cs="Arial"/>
-        </w:rPr>
-      </w:pPr>
+          <w:lang w:val="en-US"/>
+        </w:rPr>
+      </w:pPr>
+      <w:r>
+        <w:rPr>
+          <w:rFonts w:ascii="Arial" w:hAnsi="Arial" w:cs="Arial"/>
+          <w:lang w:val="en-US"/>
+        </w:rPr>
+        <w:t xml:space="preserve">const </w:t>
+      </w:r>
+      <w:proofErr w:type="spellStart"/>
+      <w:r>
+        <w:rPr>
+          <w:rFonts w:ascii="Arial" w:hAnsi="Arial" w:cs="Arial"/>
+          <w:lang w:val="en-US"/>
+        </w:rPr>
+        <w:t>json</w:t>
+      </w:r>
+      <w:proofErr w:type="spellEnd"/>
+      <w:r>
+        <w:rPr>
+          <w:rFonts w:ascii="Arial" w:hAnsi="Arial" w:cs="Arial"/>
+          <w:lang w:val="en-US"/>
+        </w:rPr>
+        <w:t xml:space="preserve"> = </w:t>
+      </w:r>
+      <w:proofErr w:type="spellStart"/>
+      <w:r>
+        <w:rPr>
+          <w:rFonts w:ascii="Arial" w:hAnsi="Arial" w:cs="Arial"/>
+          <w:lang w:val="en-US"/>
+        </w:rPr>
+        <w:t>JSON.stringify</w:t>
+      </w:r>
+      <w:proofErr w:type="spellEnd"/>
+      <w:r>
+        <w:rPr>
+          <w:rFonts w:ascii="Arial" w:hAnsi="Arial" w:cs="Arial"/>
+          <w:lang w:val="en-US"/>
+        </w:rPr>
+        <w:t xml:space="preserve">({a:1, </w:t>
+      </w:r>
+      <w:proofErr w:type="gramStart"/>
+      <w:r>
+        <w:rPr>
+          <w:rFonts w:ascii="Arial" w:hAnsi="Arial" w:cs="Arial"/>
+          <w:lang w:val="en-US"/>
+        </w:rPr>
+        <w:t>b:[</w:t>
+      </w:r>
+      <w:proofErr w:type="gramEnd"/>
+      <w:r>
+        <w:rPr>
+          <w:rFonts w:ascii="Arial" w:hAnsi="Arial" w:cs="Arial"/>
+          <w:lang w:val="en-US"/>
+        </w:rPr>
+        <w:t>2,3]}, null, 2);</w:t>
+      </w:r>
+    </w:p>
+    <w:p>
+      <w:pPr>
+        <w:spacing w:after="0" w:line="240" w:lineRule="auto"/>
+        <w:rPr>
+          <w:rFonts w:ascii="Arial" w:hAnsi="Arial" w:cs="Arial"/>
+          <w:lang w:val="en-US"/>
+        </w:rPr>
+      </w:pPr>
+    </w:p>
+    <w:p>
+      <w:pPr>
+        <w:spacing w:after="0" w:line="240" w:lineRule="auto"/>
+        <w:rPr>
+          <w:rFonts w:ascii="Arial" w:hAnsi="Arial" w:cs="Arial"/>
+          <w:b/>
+          <w:bCs/>
+          <w:color w:val="0070C0"/>
+        </w:rPr>
+      </w:pPr>
+      <w:r>
+        <w:rPr>
+          <w:rFonts w:ascii="Arial" w:hAnsi="Arial" w:cs="Arial"/>
+          <w:b/>
+          <w:bCs/>
+          <w:color w:val="0070C0"/>
+        </w:rPr>
+        <w:t>7. ¿Para qué sirve el módulo "</w:t>
+      </w:r>
+      <w:proofErr w:type="spellStart"/>
+      <w:r>
+        <w:rPr>
+          <w:rFonts w:ascii="Arial" w:hAnsi="Arial" w:cs="Arial"/>
+          <w:b/>
+          <w:bCs/>
+          <w:color w:val="0070C0"/>
+        </w:rPr>
+        <w:t>path</w:t>
+      </w:r>
+      <w:proofErr w:type="spellEnd"/>
+      <w:r>
+        <w:rPr>
+          <w:rFonts w:ascii="Arial" w:hAnsi="Arial" w:cs="Arial"/>
+          <w:b/>
+          <w:bCs/>
+          <w:color w:val="0070C0"/>
+        </w:rPr>
+        <w:t>"?</w:t>
+      </w:r>
+    </w:p>
+    <w:p>
+      <w:pPr>
+        <w:spacing w:after="0" w:line="240" w:lineRule="auto"/>
+        <w:rPr>
+          <w:rFonts w:ascii="Arial" w:hAnsi="Arial" w:cs="Arial"/>
+          <w:b/>
+          <w:bCs/>
+          <w:i/>
+          <w:iCs/>
+        </w:rPr>
+      </w:pPr>
+      <w:r>
+        <w:rPr>
+          <w:rFonts w:ascii="Arial" w:hAnsi="Arial" w:cs="Arial"/>
+          <w:b/>
+          <w:bCs/>
+          <w:i/>
+          <w:iCs/>
+        </w:rPr>
+        <w:t>Node.js</w:t>
+      </w:r>
+    </w:p>
+    <w:p>
+      <w:pPr>
+        <w:spacing w:after="0" w:line="240" w:lineRule="auto"/>
+        <w:rPr>
+          <w:rFonts w:ascii="Arial" w:hAnsi="Arial" w:cs="Arial"/>
+          <w:b/>
+          <w:bCs/>
+          <w:color w:val="FF0000"/>
+        </w:rPr>
+      </w:pPr>
+      <w:r>
+        <w:rPr>
+          <w:rFonts w:ascii="Arial" w:hAnsi="Arial" w:cs="Arial"/>
+          <w:b/>
+          <w:bCs/>
+          <w:color w:val="FF0000"/>
+        </w:rPr>
+        <w:t>•</w:t>
+      </w:r>
+      <w:r>
+        <w:rPr>
+          <w:rFonts w:ascii="Arial" w:hAnsi="Arial" w:cs="Arial"/>
+          <w:b/>
+          <w:bCs/>
+          <w:color w:val="FF0000"/>
+        </w:rPr>
+        <w:tab/>
+        <w:t>Gestionar rutas de archivos de forma segura</w:t>
+      </w:r>
+    </w:p>
+    <w:p>
+      <w:pPr>
+        <w:spacing w:after="0" w:line="240" w:lineRule="auto"/>
+        <w:rPr>
+          <w:rFonts w:ascii="Arial" w:hAnsi="Arial" w:cs="Arial"/>
+        </w:rPr>
+      </w:pPr>
+      <w:r>
+        <w:rPr>
+          <w:rFonts w:ascii="Arial" w:hAnsi="Arial" w:cs="Arial"/>
+        </w:rPr>
+        <w:t>•</w:t>
+      </w:r>
+      <w:r>
+        <w:rPr>
+          <w:rFonts w:ascii="Arial" w:hAnsi="Arial" w:cs="Arial"/>
+        </w:rPr>
+        <w:tab/>
+        <w:t>Crear servidores</w:t>
+      </w:r>
+    </w:p>
+    <w:p>
+      <w:pPr>
+        <w:spacing w:after="0" w:line="240" w:lineRule="auto"/>
+        <w:rPr>
+          <w:rFonts w:ascii="Arial" w:hAnsi="Arial" w:cs="Arial"/>
+        </w:rPr>
+      </w:pPr>
+      <w:r>
+        <w:rPr>
+          <w:rFonts w:ascii="Arial" w:hAnsi="Arial" w:cs="Arial"/>
+        </w:rPr>
+        <w:t>•</w:t>
+      </w:r>
+      <w:r>
+        <w:rPr>
+          <w:rFonts w:ascii="Arial" w:hAnsi="Arial" w:cs="Arial"/>
+        </w:rPr>
+        <w:tab/>
+        <w:t>Encriptar datos</w:t>
+      </w:r>
+    </w:p>
+    <w:p>
+      <w:pPr>
+        <w:spacing w:after="0" w:line="240" w:lineRule="auto"/>
+        <w:rPr>
+          <w:rFonts w:ascii="Arial" w:hAnsi="Arial" w:cs="Arial"/>
+        </w:rPr>
+      </w:pPr>
+      <w:r>
+        <w:rPr>
+          <w:rFonts w:ascii="Arial" w:hAnsi="Arial" w:cs="Arial"/>
+        </w:rPr>
+        <w:t>•</w:t>
+      </w:r>
+      <w:r>
+        <w:rPr>
+          <w:rFonts w:ascii="Arial" w:hAnsi="Arial" w:cs="Arial"/>
+        </w:rPr>
+        <w:tab/>
+        <w:t>Validar JSON</w:t>
+      </w:r>
+    </w:p>
+    <w:p>
+      <w:pPr>
+        <w:spacing w:after="0" w:line="240" w:lineRule="auto"/>
+        <w:rPr>
+          <w:rFonts w:ascii="Arial" w:hAnsi="Arial" w:cs="Arial"/>
+          <w:i/>
+          <w:iCs/>
+          <w:u w:val="single"/>
+        </w:rPr>
+      </w:pPr>
+      <w:r>
+        <w:rPr>
+          <w:rFonts w:ascii="Arial" w:hAnsi="Arial" w:cs="Arial"/>
+          <w:i/>
+          <w:iCs/>
+          <w:u w:val="single"/>
+        </w:rPr>
+        <w:t>Explicación:</w:t>
+      </w:r>
+    </w:p>
+    <w:p>
+      <w:pPr>
+        <w:spacing w:after="0" w:line="240" w:lineRule="auto"/>
+        <w:rPr>
+          <w:rFonts w:ascii="Arial" w:hAnsi="Arial" w:cs="Arial"/>
+        </w:rPr>
+      </w:pPr>
+      <w:proofErr w:type="spellStart"/>
+      <w:r>
+        <w:rPr>
+          <w:rFonts w:ascii="Arial" w:hAnsi="Arial" w:cs="Arial"/>
+        </w:rPr>
+        <w:t>join</w:t>
+      </w:r>
+      <w:proofErr w:type="spellEnd"/>
+      <w:r>
+        <w:rPr>
+          <w:rFonts w:ascii="Arial" w:hAnsi="Arial" w:cs="Arial"/>
+        </w:rPr>
+        <w:t>/</w:t>
+      </w:r>
+      <w:proofErr w:type="spellStart"/>
+      <w:r>
+        <w:rPr>
+          <w:rFonts w:ascii="Arial" w:hAnsi="Arial" w:cs="Arial"/>
+        </w:rPr>
+        <w:t>resolve</w:t>
+      </w:r>
+      <w:proofErr w:type="spellEnd"/>
+      <w:r>
+        <w:rPr>
+          <w:rFonts w:ascii="Arial" w:hAnsi="Arial" w:cs="Arial"/>
+        </w:rPr>
+        <w:t xml:space="preserve"> normalizan rutas.</w:t>
+      </w:r>
+    </w:p>
+    <w:p>
+      <w:pPr>
+        <w:spacing w:after="0" w:line="240" w:lineRule="auto"/>
+        <w:rPr>
+          <w:rFonts w:ascii="Arial" w:hAnsi="Arial" w:cs="Arial"/>
+        </w:rPr>
+      </w:pPr>
+    </w:p>
+    <w:p>
+      <w:pPr>
+        <w:spacing w:after="0" w:line="240" w:lineRule="auto"/>
+        <w:rPr>
+          <w:rFonts w:ascii="Arial" w:hAnsi="Arial" w:cs="Arial"/>
+          <w:b/>
+          <w:bCs/>
+          <w:color w:val="0070C0"/>
+        </w:rPr>
+      </w:pPr>
+      <w:r>
+        <w:rPr>
+          <w:rFonts w:ascii="Arial" w:hAnsi="Arial" w:cs="Arial"/>
+          <w:b/>
+          <w:bCs/>
+          <w:color w:val="0070C0"/>
+        </w:rPr>
+        <w:t xml:space="preserve">8. En ES Modules, ¿por qué usamos </w:t>
+      </w:r>
+      <w:proofErr w:type="spellStart"/>
+      <w:r>
+        <w:rPr>
+          <w:rFonts w:ascii="Arial" w:hAnsi="Arial" w:cs="Arial"/>
+          <w:b/>
+          <w:bCs/>
+          <w:color w:val="0070C0"/>
+        </w:rPr>
+        <w:t>fileURLToPath</w:t>
+      </w:r>
+      <w:proofErr w:type="spellEnd"/>
+      <w:r>
+        <w:rPr>
+          <w:rFonts w:ascii="Arial" w:hAnsi="Arial" w:cs="Arial"/>
+          <w:b/>
+          <w:bCs/>
+          <w:color w:val="0070C0"/>
+        </w:rPr>
+        <w:t>(import.meta.url)?</w:t>
+      </w:r>
+    </w:p>
+    <w:p>
+      <w:pPr>
+        <w:spacing w:after="0" w:line="240" w:lineRule="auto"/>
+        <w:rPr>
+          <w:rFonts w:ascii="Arial" w:hAnsi="Arial" w:cs="Arial"/>
+          <w:b/>
+          <w:bCs/>
+          <w:i/>
+          <w:iCs/>
+        </w:rPr>
+      </w:pPr>
+      <w:r>
+        <w:rPr>
+          <w:rFonts w:ascii="Arial" w:hAnsi="Arial" w:cs="Arial"/>
+          <w:b/>
+          <w:bCs/>
+          <w:i/>
+          <w:iCs/>
+        </w:rPr>
+        <w:t>Node.js</w:t>
+      </w:r>
+    </w:p>
+    <w:p>
+      <w:pPr>
+        <w:spacing w:after="0" w:line="240" w:lineRule="auto"/>
+        <w:rPr>
+          <w:rFonts w:ascii="Arial" w:hAnsi="Arial" w:cs="Arial"/>
+          <w:b/>
+          <w:bCs/>
+          <w:color w:val="FF0000"/>
+        </w:rPr>
+      </w:pPr>
+      <w:r>
+        <w:rPr>
+          <w:rFonts w:ascii="Arial" w:hAnsi="Arial" w:cs="Arial"/>
+          <w:b/>
+          <w:bCs/>
+          <w:color w:val="FF0000"/>
+        </w:rPr>
+        <w:t>•</w:t>
+      </w:r>
+      <w:r>
+        <w:rPr>
+          <w:rFonts w:ascii="Arial" w:hAnsi="Arial" w:cs="Arial"/>
+          <w:b/>
+          <w:bCs/>
+          <w:color w:val="FF0000"/>
+        </w:rPr>
+        <w:tab/>
+        <w:t>Obtener __</w:t>
+      </w:r>
+      <w:proofErr w:type="spellStart"/>
+      <w:r>
+        <w:rPr>
+          <w:rFonts w:ascii="Arial" w:hAnsi="Arial" w:cs="Arial"/>
+          <w:b/>
+          <w:bCs/>
+          <w:color w:val="FF0000"/>
+        </w:rPr>
+        <w:t>dirname</w:t>
+      </w:r>
+      <w:proofErr w:type="spellEnd"/>
+      <w:r>
+        <w:rPr>
+          <w:rFonts w:ascii="Arial" w:hAnsi="Arial" w:cs="Arial"/>
+          <w:b/>
+          <w:bCs/>
+          <w:color w:val="FF0000"/>
+        </w:rPr>
+        <w:t>/__</w:t>
+      </w:r>
+      <w:proofErr w:type="spellStart"/>
+      <w:r>
+        <w:rPr>
+          <w:rFonts w:ascii="Arial" w:hAnsi="Arial" w:cs="Arial"/>
+          <w:b/>
+          <w:bCs/>
+          <w:color w:val="FF0000"/>
+        </w:rPr>
+        <w:t>filename</w:t>
+      </w:r>
+      <w:proofErr w:type="spellEnd"/>
+      <w:r>
+        <w:rPr>
+          <w:rFonts w:ascii="Arial" w:hAnsi="Arial" w:cs="Arial"/>
+          <w:b/>
+          <w:bCs/>
+          <w:color w:val="FF0000"/>
+        </w:rPr>
+        <w:t xml:space="preserve"> equivalentes</w:t>
+      </w:r>
+    </w:p>
+    <w:p>
+      <w:pPr>
+        <w:spacing w:after="0" w:line="240" w:lineRule="auto"/>
+        <w:rPr>
+          <w:rFonts w:ascii="Arial" w:hAnsi="Arial" w:cs="Arial"/>
+        </w:rPr>
+      </w:pPr>
+      <w:r>
+        <w:rPr>
+          <w:rFonts w:ascii="Arial" w:hAnsi="Arial" w:cs="Arial"/>
+        </w:rPr>
+        <w:t>•</w:t>
+      </w:r>
+      <w:r>
+        <w:rPr>
+          <w:rFonts w:ascii="Arial" w:hAnsi="Arial" w:cs="Arial"/>
+        </w:rPr>
+        <w:tab/>
+        <w:t>Importar módulos CJS</w:t>
+      </w:r>
+    </w:p>
+    <w:p>
+      <w:pPr>
+        <w:spacing w:after="0" w:line="240" w:lineRule="auto"/>
+        <w:rPr>
+          <w:rFonts w:ascii="Arial" w:hAnsi="Arial" w:cs="Arial"/>
+        </w:rPr>
+      </w:pPr>
+      <w:r>
+        <w:rPr>
+          <w:rFonts w:ascii="Arial" w:hAnsi="Arial" w:cs="Arial"/>
+        </w:rPr>
+        <w:t>•</w:t>
+      </w:r>
+      <w:r>
+        <w:rPr>
+          <w:rFonts w:ascii="Arial" w:hAnsi="Arial" w:cs="Arial"/>
+        </w:rPr>
+        <w:tab/>
+        <w:t xml:space="preserve">Activar </w:t>
+      </w:r>
+      <w:proofErr w:type="spellStart"/>
+      <w:r>
+        <w:rPr>
+          <w:rFonts w:ascii="Arial" w:hAnsi="Arial" w:cs="Arial"/>
+        </w:rPr>
+        <w:t>TypeScript</w:t>
+      </w:r>
+      <w:proofErr w:type="spellEnd"/>
+    </w:p>
+    <w:p>
+      <w:pPr>
+        <w:spacing w:after="0" w:line="240" w:lineRule="auto"/>
+        <w:rPr>
+          <w:rFonts w:ascii="Arial" w:hAnsi="Arial" w:cs="Arial"/>
+        </w:rPr>
+      </w:pPr>
+      <w:r>
+        <w:rPr>
+          <w:rFonts w:ascii="Arial" w:hAnsi="Arial" w:cs="Arial"/>
+        </w:rPr>
+        <w:t>•</w:t>
+      </w:r>
+      <w:r>
+        <w:rPr>
+          <w:rFonts w:ascii="Arial" w:hAnsi="Arial" w:cs="Arial"/>
+        </w:rPr>
+        <w:tab/>
+        <w:t>Habilitar CORS</w:t>
+      </w:r>
+    </w:p>
+    <w:p>
+      <w:pPr>
+        <w:spacing w:after="0" w:line="240" w:lineRule="auto"/>
+        <w:rPr>
+          <w:rFonts w:ascii="Arial" w:hAnsi="Arial" w:cs="Arial"/>
+          <w:i/>
+          <w:iCs/>
+          <w:u w:val="single"/>
+        </w:rPr>
+      </w:pPr>
+      <w:r>
+        <w:rPr>
+          <w:rFonts w:ascii="Arial" w:hAnsi="Arial" w:cs="Arial"/>
+          <w:i/>
+          <w:iCs/>
+          <w:u w:val="single"/>
+        </w:rPr>
+        <w:t>Explicación:</w:t>
+      </w:r>
+    </w:p>
+    <w:p>
+      <w:pPr>
+        <w:spacing w:after="0" w:line="240" w:lineRule="auto"/>
+        <w:rPr>
+          <w:rFonts w:ascii="Arial" w:hAnsi="Arial" w:cs="Arial"/>
+        </w:rPr>
+      </w:pPr>
+      <w:r>
+        <w:rPr>
+          <w:rFonts w:ascii="Arial" w:hAnsi="Arial" w:cs="Arial"/>
+        </w:rPr>
+        <w:t>Derivar rutas absolutas sin __</w:t>
+      </w:r>
+      <w:proofErr w:type="spellStart"/>
+      <w:r>
+        <w:rPr>
+          <w:rFonts w:ascii="Arial" w:hAnsi="Arial" w:cs="Arial"/>
+        </w:rPr>
+        <w:t>dirname</w:t>
+      </w:r>
+      <w:proofErr w:type="spellEnd"/>
+      <w:r>
+        <w:rPr>
+          <w:rFonts w:ascii="Arial" w:hAnsi="Arial" w:cs="Arial"/>
+        </w:rPr>
+        <w:t xml:space="preserve"> nativo.</w:t>
+      </w:r>
+    </w:p>
+    <w:p>
+      <w:pPr>
+        <w:spacing w:after="0" w:line="240" w:lineRule="auto"/>
+        <w:rPr>
+          <w:rFonts w:ascii="Arial" w:hAnsi="Arial" w:cs="Arial"/>
+        </w:rPr>
+      </w:pPr>
+    </w:p>
+    <w:p>
+      <w:pPr>
+        <w:spacing w:after="0" w:line="240" w:lineRule="auto"/>
+        <w:rPr>
+          <w:rFonts w:ascii="Arial" w:hAnsi="Arial" w:cs="Arial"/>
+          <w:color w:val="0070C0"/>
+        </w:rPr>
+      </w:pPr>
+      <w:r>
+        <w:rPr>
+          <w:rFonts w:ascii="Arial" w:hAnsi="Arial" w:cs="Arial"/>
+          <w:color w:val="0070C0"/>
+        </w:rPr>
+        <w:t>9. ¿Cuál es la forma moderna de importar un módulo?</w:t>
+      </w:r>
+    </w:p>
+    <w:p>
+      <w:pPr>
+        <w:spacing w:after="0" w:line="240" w:lineRule="auto"/>
+        <w:rPr>
+          <w:rFonts w:ascii="Arial" w:hAnsi="Arial" w:cs="Arial"/>
+          <w:b/>
+          <w:bCs/>
+          <w:i/>
+          <w:iCs/>
+          <w:lang w:val="en-US"/>
+        </w:rPr>
+      </w:pPr>
+      <w:r>
+        <w:rPr>
+          <w:rFonts w:ascii="Arial" w:hAnsi="Arial" w:cs="Arial"/>
+          <w:b/>
+          <w:bCs/>
+          <w:i/>
+          <w:iCs/>
+          <w:lang w:val="en-US"/>
+        </w:rPr>
+        <w:t>Node.js</w:t>
+      </w:r>
+    </w:p>
+    <w:p>
+      <w:pPr>
+        <w:spacing w:after="0" w:line="240" w:lineRule="auto"/>
+        <w:rPr>
+          <w:rFonts w:ascii="Arial" w:hAnsi="Arial" w:cs="Arial"/>
+          <w:b/>
+          <w:bCs/>
+          <w:color w:val="FF0000"/>
+          <w:lang w:val="en-US"/>
+        </w:rPr>
+      </w:pPr>
+      <w:r>
+        <w:rPr>
+          <w:rFonts w:ascii="Arial" w:hAnsi="Arial" w:cs="Arial"/>
+          <w:b/>
+          <w:bCs/>
+          <w:color w:val="FF0000"/>
+          <w:lang w:val="en-US"/>
+        </w:rPr>
+        <w:t>•</w:t>
+      </w:r>
+      <w:r>
+        <w:rPr>
+          <w:rFonts w:ascii="Arial" w:hAnsi="Arial" w:cs="Arial"/>
+          <w:b/>
+          <w:bCs/>
+          <w:color w:val="FF0000"/>
+          <w:lang w:val="en-US"/>
+        </w:rPr>
+        <w:tab/>
+        <w:t xml:space="preserve">import </w:t>
+      </w:r>
+      <w:proofErr w:type="gramStart"/>
+      <w:r>
+        <w:rPr>
+          <w:rFonts w:ascii="Arial" w:hAnsi="Arial" w:cs="Arial"/>
+          <w:b/>
+          <w:bCs/>
+          <w:color w:val="FF0000"/>
+          <w:lang w:val="en-US"/>
+        </w:rPr>
+        <w:t xml:space="preserve">{ </w:t>
+      </w:r>
+      <w:proofErr w:type="spellStart"/>
+      <w:r>
+        <w:rPr>
+          <w:rFonts w:ascii="Arial" w:hAnsi="Arial" w:cs="Arial"/>
+          <w:b/>
+          <w:bCs/>
+          <w:color w:val="FF0000"/>
+          <w:lang w:val="en-US"/>
+        </w:rPr>
+        <w:t>funcion</w:t>
+      </w:r>
+      <w:proofErr w:type="spellEnd"/>
+      <w:proofErr w:type="gramEnd"/>
+      <w:r>
+        <w:rPr>
+          <w:rFonts w:ascii="Arial" w:hAnsi="Arial" w:cs="Arial"/>
+          <w:b/>
+          <w:bCs/>
+          <w:color w:val="FF0000"/>
+          <w:lang w:val="en-US"/>
+        </w:rPr>
+        <w:t xml:space="preserve"> } from "./modulo.js"</w:t>
+      </w:r>
+    </w:p>
+    <w:p>
+      <w:pPr>
+        <w:spacing w:after="0" w:line="240" w:lineRule="auto"/>
+        <w:rPr>
+          <w:rFonts w:ascii="Arial" w:hAnsi="Arial" w:cs="Arial"/>
+        </w:rPr>
+      </w:pPr>
+      <w:r>
+        <w:rPr>
+          <w:rFonts w:ascii="Arial" w:hAnsi="Arial" w:cs="Arial"/>
+        </w:rPr>
+        <w:t>•</w:t>
+      </w:r>
+      <w:r>
+        <w:rPr>
+          <w:rFonts w:ascii="Arial" w:hAnsi="Arial" w:cs="Arial"/>
+        </w:rPr>
+        <w:tab/>
+      </w:r>
       <w:proofErr w:type="spellStart"/>
       <w:r>
         <w:rPr>
@@ -1611,99 +2364,490 @@
         <w:rPr>
           <w:rFonts w:ascii="Arial" w:hAnsi="Arial" w:cs="Arial"/>
         </w:rPr>
+        <w:t xml:space="preserve"> modulo = </w:t>
+      </w:r>
+      <w:proofErr w:type="spellStart"/>
+      <w:r>
+        <w:rPr>
+          <w:rFonts w:ascii="Arial" w:hAnsi="Arial" w:cs="Arial"/>
+        </w:rPr>
+        <w:t>require</w:t>
+      </w:r>
+      <w:proofErr w:type="spellEnd"/>
+      <w:r>
+        <w:rPr>
+          <w:rFonts w:ascii="Arial" w:hAnsi="Arial" w:cs="Arial"/>
+        </w:rPr>
+        <w:t>(</w:t>
+      </w:r>
+      <w:proofErr w:type="gramStart"/>
+      <w:r>
+        <w:rPr>
+          <w:rFonts w:ascii="Arial" w:hAnsi="Arial" w:cs="Arial"/>
+        </w:rPr>
+        <w:t>"./</w:t>
+      </w:r>
+      <w:proofErr w:type="gramEnd"/>
+      <w:r>
+        <w:rPr>
+          <w:rFonts w:ascii="Arial" w:hAnsi="Arial" w:cs="Arial"/>
+        </w:rPr>
+        <w:t>modulo")</w:t>
+      </w:r>
+    </w:p>
+    <w:p>
+      <w:pPr>
+        <w:spacing w:after="0" w:line="240" w:lineRule="auto"/>
+        <w:rPr>
+          <w:rFonts w:ascii="Arial" w:hAnsi="Arial" w:cs="Arial"/>
+        </w:rPr>
+      </w:pPr>
+      <w:r>
+        <w:rPr>
+          <w:rFonts w:ascii="Arial" w:hAnsi="Arial" w:cs="Arial"/>
+        </w:rPr>
+        <w:t>•</w:t>
+      </w:r>
+      <w:r>
+        <w:rPr>
+          <w:rFonts w:ascii="Arial" w:hAnsi="Arial" w:cs="Arial"/>
+        </w:rPr>
+        <w:tab/>
+        <w:t>load(</w:t>
+      </w:r>
+      <w:proofErr w:type="gramStart"/>
+      <w:r>
+        <w:rPr>
+          <w:rFonts w:ascii="Arial" w:hAnsi="Arial" w:cs="Arial"/>
+        </w:rPr>
+        <w:t>"./</w:t>
+      </w:r>
+      <w:proofErr w:type="gramEnd"/>
+      <w:r>
+        <w:rPr>
+          <w:rFonts w:ascii="Arial" w:hAnsi="Arial" w:cs="Arial"/>
+        </w:rPr>
+        <w:t>modulo")</w:t>
+      </w:r>
+    </w:p>
+    <w:p>
+      <w:pPr>
+        <w:spacing w:after="0" w:line="240" w:lineRule="auto"/>
+        <w:rPr>
+          <w:rFonts w:ascii="Arial" w:hAnsi="Arial" w:cs="Arial"/>
+        </w:rPr>
+      </w:pPr>
+      <w:r>
+        <w:rPr>
+          <w:rFonts w:ascii="Arial" w:hAnsi="Arial" w:cs="Arial"/>
+        </w:rPr>
+        <w:t>•</w:t>
+      </w:r>
+      <w:r>
+        <w:rPr>
+          <w:rFonts w:ascii="Arial" w:hAnsi="Arial" w:cs="Arial"/>
+        </w:rPr>
+        <w:tab/>
+      </w:r>
+      <w:proofErr w:type="spellStart"/>
+      <w:r>
+        <w:rPr>
+          <w:rFonts w:ascii="Arial" w:hAnsi="Arial" w:cs="Arial"/>
+        </w:rPr>
+        <w:t>include</w:t>
+      </w:r>
+      <w:proofErr w:type="spellEnd"/>
+      <w:r>
+        <w:rPr>
+          <w:rFonts w:ascii="Arial" w:hAnsi="Arial" w:cs="Arial"/>
+        </w:rPr>
+        <w:t>(</w:t>
+      </w:r>
+      <w:proofErr w:type="gramStart"/>
+      <w:r>
+        <w:rPr>
+          <w:rFonts w:ascii="Arial" w:hAnsi="Arial" w:cs="Arial"/>
+        </w:rPr>
+        <w:t>"./</w:t>
+      </w:r>
+      <w:proofErr w:type="gramEnd"/>
+      <w:r>
+        <w:rPr>
+          <w:rFonts w:ascii="Arial" w:hAnsi="Arial" w:cs="Arial"/>
+        </w:rPr>
+        <w:t>modulo")</w:t>
+      </w:r>
+    </w:p>
+    <w:p>
+      <w:pPr>
+        <w:spacing w:after="0" w:line="240" w:lineRule="auto"/>
+        <w:rPr>
+          <w:rFonts w:ascii="Arial" w:hAnsi="Arial" w:cs="Arial"/>
+          <w:i/>
+          <w:iCs/>
+          <w:u w:val="single"/>
+        </w:rPr>
+      </w:pPr>
+      <w:r>
+        <w:rPr>
+          <w:rFonts w:ascii="Arial" w:hAnsi="Arial" w:cs="Arial"/>
+          <w:i/>
+          <w:iCs/>
+          <w:u w:val="single"/>
+        </w:rPr>
+        <w:t>Explicación:</w:t>
+      </w:r>
+    </w:p>
+    <w:p>
+      <w:pPr>
+        <w:spacing w:after="0" w:line="240" w:lineRule="auto"/>
+        <w:rPr>
+          <w:rFonts w:ascii="Arial" w:hAnsi="Arial" w:cs="Arial"/>
+        </w:rPr>
+      </w:pPr>
+      <w:r>
+        <w:rPr>
+          <w:rFonts w:ascii="Arial" w:hAnsi="Arial" w:cs="Arial"/>
+        </w:rPr>
+        <w:t xml:space="preserve">Correcta: </w:t>
+      </w:r>
+      <w:proofErr w:type="spellStart"/>
+      <w:r>
+        <w:rPr>
+          <w:rFonts w:ascii="Arial" w:hAnsi="Arial" w:cs="Arial"/>
+        </w:rPr>
+        <w:t>import</w:t>
+      </w:r>
+      <w:proofErr w:type="spellEnd"/>
+      <w:r>
+        <w:rPr>
+          <w:rFonts w:ascii="Arial" w:hAnsi="Arial" w:cs="Arial"/>
+        </w:rPr>
         <w:t xml:space="preserve"> </w:t>
       </w:r>
-      <w:proofErr w:type="spellStart"/>
-      <w:r>
-        <w:rPr>
-          <w:rFonts w:ascii="Arial" w:hAnsi="Arial" w:cs="Arial"/>
-        </w:rPr>
-        <w:t>json</w:t>
-      </w:r>
-      <w:proofErr w:type="spellEnd"/>
-      <w:r>
-        <w:rPr>
-          <w:rFonts w:ascii="Arial" w:hAnsi="Arial" w:cs="Arial"/>
-        </w:rPr>
-        <w:t xml:space="preserve"> = </w:t>
-      </w:r>
-      <w:proofErr w:type="spellStart"/>
-      <w:r>
-        <w:rPr>
-          <w:rFonts w:ascii="Arial" w:hAnsi="Arial" w:cs="Arial"/>
-        </w:rPr>
-        <w:t>JSON.stringify</w:t>
-      </w:r>
-      <w:proofErr w:type="spellEnd"/>
-      <w:r>
-        <w:rPr>
-          <w:rFonts w:ascii="Arial" w:hAnsi="Arial" w:cs="Arial"/>
-        </w:rPr>
-        <w:t xml:space="preserve">({a:1, </w:t>
-      </w:r>
       <w:proofErr w:type="gramStart"/>
       <w:r>
         <w:rPr>
           <w:rFonts w:ascii="Arial" w:hAnsi="Arial" w:cs="Arial"/>
         </w:rPr>
-        <w:t>b:[</w:t>
-      </w:r>
+        <w:t xml:space="preserve">{ </w:t>
+      </w:r>
+      <w:proofErr w:type="spellStart"/>
+      <w:r>
+        <w:rPr>
+          <w:rFonts w:ascii="Arial" w:hAnsi="Arial" w:cs="Arial"/>
+        </w:rPr>
+        <w:t>funcion</w:t>
+      </w:r>
+      <w:proofErr w:type="spellEnd"/>
       <w:proofErr w:type="gramEnd"/>
       <w:r>
         <w:rPr>
           <w:rFonts w:ascii="Arial" w:hAnsi="Arial" w:cs="Arial"/>
         </w:rPr>
-        <w:t xml:space="preserve">2,3]}, </w:t>
-      </w:r>
-      <w:proofErr w:type="spellStart"/>
-      <w:r>
-        <w:rPr>
-          <w:rFonts w:ascii="Arial" w:hAnsi="Arial" w:cs="Arial"/>
-        </w:rPr>
-        <w:t>null</w:t>
-      </w:r>
-      <w:proofErr w:type="spellEnd"/>
-      <w:r>
-        <w:rPr>
-          <w:rFonts w:ascii="Arial" w:hAnsi="Arial" w:cs="Arial"/>
-        </w:rPr>
-        <w:t>, 2);</w:t>
-      </w:r>
-    </w:p>
-    <w:p>
-      <w:pPr>
-        <w:spacing w:after="0" w:line="240" w:lineRule="auto"/>
-        <w:rPr>
-          <w:rFonts w:ascii="Arial" w:hAnsi="Arial" w:cs="Arial"/>
-        </w:rPr>
-      </w:pPr>
-    </w:p>
-    <w:p>
-      <w:pPr>
-        <w:spacing w:after="0" w:line="240" w:lineRule="auto"/>
-        <w:rPr>
-          <w:rFonts w:ascii="Arial" w:hAnsi="Arial" w:cs="Arial"/>
-        </w:rPr>
-      </w:pPr>
-      <w:r>
-        <w:rPr>
-          <w:rFonts w:ascii="Arial" w:hAnsi="Arial" w:cs="Arial"/>
-        </w:rPr>
-        <w:t>7. ¿Para qué sirve el módulo "</w:t>
-      </w:r>
-      <w:proofErr w:type="spellStart"/>
-      <w:r>
-        <w:rPr>
-          <w:rFonts w:ascii="Arial" w:hAnsi="Arial" w:cs="Arial"/>
-        </w:rPr>
-        <w:t>path</w:t>
-      </w:r>
-      <w:proofErr w:type="spellEnd"/>
-      <w:r>
-        <w:rPr>
-          <w:rFonts w:ascii="Arial" w:hAnsi="Arial" w:cs="Arial"/>
-        </w:rPr>
-        <w:t>"?</w:t>
+        <w:t xml:space="preserve"> } </w:t>
+      </w:r>
+      <w:proofErr w:type="spellStart"/>
+      <w:r>
+        <w:rPr>
+          <w:rFonts w:ascii="Arial" w:hAnsi="Arial" w:cs="Arial"/>
+        </w:rPr>
+        <w:t>from</w:t>
+      </w:r>
+      <w:proofErr w:type="spellEnd"/>
+      <w:r>
+        <w:rPr>
+          <w:rFonts w:ascii="Arial" w:hAnsi="Arial" w:cs="Arial"/>
+        </w:rPr>
+        <w:t xml:space="preserve"> "./modulo.js".</w:t>
+      </w:r>
+    </w:p>
+    <w:p>
+      <w:pPr>
+        <w:spacing w:after="0" w:line="240" w:lineRule="auto"/>
+        <w:rPr>
+          <w:rFonts w:ascii="Arial" w:hAnsi="Arial" w:cs="Arial"/>
+        </w:rPr>
+      </w:pPr>
+      <w:r>
+        <w:rPr>
+          <w:rFonts w:ascii="Arial" w:hAnsi="Arial" w:cs="Arial"/>
+        </w:rPr>
+        <w:t xml:space="preserve">Con ES Modules (ESM), la forma recomendada es </w:t>
+      </w:r>
+      <w:proofErr w:type="spellStart"/>
+      <w:r>
+        <w:rPr>
+          <w:rFonts w:ascii="Arial" w:hAnsi="Arial" w:cs="Arial"/>
+        </w:rPr>
+        <w:t>import</w:t>
+      </w:r>
+      <w:proofErr w:type="spellEnd"/>
+      <w:r>
+        <w:rPr>
+          <w:rFonts w:ascii="Arial" w:hAnsi="Arial" w:cs="Arial"/>
+        </w:rPr>
+        <w:t>/</w:t>
+      </w:r>
+      <w:proofErr w:type="spellStart"/>
+      <w:r>
+        <w:rPr>
+          <w:rFonts w:ascii="Arial" w:hAnsi="Arial" w:cs="Arial"/>
+        </w:rPr>
+        <w:t>export</w:t>
+      </w:r>
+      <w:proofErr w:type="spellEnd"/>
+      <w:r>
+        <w:rPr>
+          <w:rFonts w:ascii="Arial" w:hAnsi="Arial" w:cs="Arial"/>
+        </w:rPr>
+        <w:t>. Ventajas:</w:t>
+      </w:r>
+    </w:p>
+    <w:p>
+      <w:pPr>
+        <w:spacing w:after="0" w:line="240" w:lineRule="auto"/>
+        <w:rPr>
+          <w:rFonts w:ascii="Arial" w:hAnsi="Arial" w:cs="Arial"/>
+        </w:rPr>
+      </w:pPr>
+      <w:r>
+        <w:rPr>
+          <w:rFonts w:ascii="Arial" w:hAnsi="Arial" w:cs="Arial"/>
+        </w:rPr>
+        <w:t>•</w:t>
+      </w:r>
+      <w:r>
+        <w:rPr>
+          <w:rFonts w:ascii="Arial" w:hAnsi="Arial" w:cs="Arial"/>
+        </w:rPr>
+        <w:tab/>
+        <w:t>Análisis estático: las herramientas detectan dependencias sin ejecutar.</w:t>
+      </w:r>
+    </w:p>
+    <w:p>
+      <w:pPr>
+        <w:spacing w:after="0" w:line="240" w:lineRule="auto"/>
+        <w:rPr>
+          <w:rFonts w:ascii="Arial" w:hAnsi="Arial" w:cs="Arial"/>
+        </w:rPr>
+      </w:pPr>
+      <w:r>
+        <w:rPr>
+          <w:rFonts w:ascii="Arial" w:hAnsi="Arial" w:cs="Arial"/>
+        </w:rPr>
+        <w:t>•</w:t>
+      </w:r>
+      <w:r>
+        <w:rPr>
+          <w:rFonts w:ascii="Arial" w:hAnsi="Arial" w:cs="Arial"/>
+        </w:rPr>
+        <w:tab/>
+      </w:r>
+      <w:proofErr w:type="spellStart"/>
+      <w:r>
+        <w:rPr>
+          <w:rFonts w:ascii="Arial" w:hAnsi="Arial" w:cs="Arial"/>
+        </w:rPr>
+        <w:t>Tree-shaking</w:t>
+      </w:r>
+      <w:proofErr w:type="spellEnd"/>
+      <w:r>
+        <w:rPr>
+          <w:rFonts w:ascii="Arial" w:hAnsi="Arial" w:cs="Arial"/>
+        </w:rPr>
+        <w:t>: elimina código no usado al empaquetar.</w:t>
+      </w:r>
+    </w:p>
+    <w:p>
+      <w:pPr>
+        <w:spacing w:after="0" w:line="240" w:lineRule="auto"/>
+        <w:rPr>
+          <w:rFonts w:ascii="Arial" w:hAnsi="Arial" w:cs="Arial"/>
+        </w:rPr>
+      </w:pPr>
+      <w:r>
+        <w:rPr>
+          <w:rFonts w:ascii="Arial" w:hAnsi="Arial" w:cs="Arial"/>
+        </w:rPr>
+        <w:t>•</w:t>
+      </w:r>
+      <w:r>
+        <w:rPr>
+          <w:rFonts w:ascii="Arial" w:hAnsi="Arial" w:cs="Arial"/>
+        </w:rPr>
+        <w:tab/>
+        <w:t xml:space="preserve">Unificación: mismo sistema en navegador y </w:t>
+      </w:r>
+      <w:proofErr w:type="spellStart"/>
+      <w:r>
+        <w:rPr>
+          <w:rFonts w:ascii="Arial" w:hAnsi="Arial" w:cs="Arial"/>
+        </w:rPr>
+        <w:t>Node</w:t>
+      </w:r>
+      <w:proofErr w:type="spellEnd"/>
+      <w:r>
+        <w:rPr>
+          <w:rFonts w:ascii="Arial" w:hAnsi="Arial" w:cs="Arial"/>
+        </w:rPr>
+        <w:t xml:space="preserve"> (</w:t>
+      </w:r>
+      <w:proofErr w:type="spellStart"/>
+      <w:r>
+        <w:rPr>
+          <w:rFonts w:ascii="Arial" w:hAnsi="Arial" w:cs="Arial"/>
+        </w:rPr>
+        <w:t>añadien</w:t>
+      </w:r>
+      <w:proofErr w:type="spellEnd"/>
+      <w:r>
+        <w:rPr>
+          <w:rFonts w:ascii="Arial" w:hAnsi="Arial" w:cs="Arial"/>
+        </w:rPr>
+        <w:t>-do "</w:t>
+      </w:r>
+      <w:proofErr w:type="spellStart"/>
+      <w:r>
+        <w:rPr>
+          <w:rFonts w:ascii="Arial" w:hAnsi="Arial" w:cs="Arial"/>
+        </w:rPr>
+        <w:t>type</w:t>
+      </w:r>
+      <w:proofErr w:type="spellEnd"/>
+      <w:r>
+        <w:rPr>
+          <w:rFonts w:ascii="Arial" w:hAnsi="Arial" w:cs="Arial"/>
+        </w:rPr>
+        <w:t xml:space="preserve">":"module" en </w:t>
+      </w:r>
+      <w:proofErr w:type="spellStart"/>
+      <w:proofErr w:type="gramStart"/>
+      <w:r>
+        <w:rPr>
+          <w:rFonts w:ascii="Arial" w:hAnsi="Arial" w:cs="Arial"/>
+        </w:rPr>
+        <w:t>package.json</w:t>
+      </w:r>
+      <w:proofErr w:type="spellEnd"/>
+      <w:proofErr w:type="gramEnd"/>
+      <w:r>
+        <w:rPr>
+          <w:rFonts w:ascii="Arial" w:hAnsi="Arial" w:cs="Arial"/>
+        </w:rPr>
+        <w:t>).</w:t>
+      </w:r>
+    </w:p>
+    <w:p>
+      <w:pPr>
+        <w:spacing w:after="0" w:line="240" w:lineRule="auto"/>
+        <w:rPr>
+          <w:rFonts w:ascii="Arial" w:hAnsi="Arial" w:cs="Arial"/>
+        </w:rPr>
+      </w:pPr>
+      <w:proofErr w:type="spellStart"/>
+      <w:proofErr w:type="gramStart"/>
+      <w:r>
+        <w:rPr>
+          <w:rFonts w:ascii="Arial" w:hAnsi="Arial" w:cs="Arial"/>
+        </w:rPr>
+        <w:t>require</w:t>
+      </w:r>
+      <w:proofErr w:type="spellEnd"/>
+      <w:r>
+        <w:rPr>
+          <w:rFonts w:ascii="Arial" w:hAnsi="Arial" w:cs="Arial"/>
+        </w:rPr>
+        <w:t>(</w:t>
+      </w:r>
+      <w:proofErr w:type="gramEnd"/>
+      <w:r>
+        <w:rPr>
+          <w:rFonts w:ascii="Arial" w:hAnsi="Arial" w:cs="Arial"/>
+        </w:rPr>
+        <w:t xml:space="preserve">) de </w:t>
+      </w:r>
+      <w:proofErr w:type="spellStart"/>
+      <w:r>
+        <w:rPr>
+          <w:rFonts w:ascii="Arial" w:hAnsi="Arial" w:cs="Arial"/>
+        </w:rPr>
+        <w:t>CommonJS</w:t>
+      </w:r>
+      <w:proofErr w:type="spellEnd"/>
+      <w:r>
+        <w:rPr>
+          <w:rFonts w:ascii="Arial" w:hAnsi="Arial" w:cs="Arial"/>
+        </w:rPr>
+        <w:t xml:space="preserve"> sigue existiendo, pero ESM es el estándar moderno.</w:t>
+      </w:r>
+    </w:p>
+    <w:p>
+      <w:pPr>
+        <w:spacing w:after="0" w:line="240" w:lineRule="auto"/>
+        <w:rPr>
+          <w:rFonts w:ascii="Arial" w:hAnsi="Arial" w:cs="Arial"/>
+        </w:rPr>
+      </w:pPr>
+    </w:p>
+    <w:p>
+      <w:pPr>
+        <w:spacing w:after="0" w:line="240" w:lineRule="auto"/>
+        <w:rPr>
+          <w:rFonts w:ascii="Arial" w:hAnsi="Arial" w:cs="Arial"/>
+          <w:b/>
+          <w:bCs/>
+          <w:color w:val="0070C0"/>
+        </w:rPr>
+      </w:pPr>
+      <w:r>
+        <w:rPr>
+          <w:rFonts w:ascii="Arial" w:hAnsi="Arial" w:cs="Arial"/>
+          <w:b/>
+          <w:bCs/>
+          <w:color w:val="0070C0"/>
+        </w:rPr>
+        <w:t>10. ¿</w:t>
+      </w:r>
+      <w:proofErr w:type="spellStart"/>
+      <w:r>
+        <w:rPr>
+          <w:rFonts w:ascii="Arial" w:hAnsi="Arial" w:cs="Arial"/>
+          <w:b/>
+          <w:bCs/>
+          <w:color w:val="0070C0"/>
+        </w:rPr>
+        <w:t>Donde</w:t>
+      </w:r>
+      <w:proofErr w:type="spellEnd"/>
+      <w:r>
+        <w:rPr>
+          <w:rFonts w:ascii="Arial" w:hAnsi="Arial" w:cs="Arial"/>
+          <w:b/>
+          <w:bCs/>
+          <w:color w:val="0070C0"/>
+        </w:rPr>
+        <w:t xml:space="preserve"> añadimos "</w:t>
+      </w:r>
+      <w:proofErr w:type="spellStart"/>
+      <w:r>
+        <w:rPr>
+          <w:rFonts w:ascii="Arial" w:hAnsi="Arial" w:cs="Arial"/>
+          <w:b/>
+          <w:bCs/>
+          <w:color w:val="0070C0"/>
+        </w:rPr>
+        <w:t>type</w:t>
+      </w:r>
+      <w:proofErr w:type="spellEnd"/>
+      <w:r>
+        <w:rPr>
+          <w:rFonts w:ascii="Arial" w:hAnsi="Arial" w:cs="Arial"/>
+          <w:b/>
+          <w:bCs/>
+          <w:color w:val="0070C0"/>
+        </w:rPr>
+        <w:t>": "module"?</w:t>
       </w:r>
     </w:p>
     <w:p>
@@ -1755,71 +2899,102 @@
           <w:color w:val="FF0000"/>
         </w:rPr>
         <w:tab/>
-        <w:t>Gestionar rutas de archivos de forma segura</w:t>
-      </w:r>
-    </w:p>
-    <w:p>
-      <w:pPr>
-        <w:spacing w:after="0" w:line="240" w:lineRule="auto"/>
-        <w:rPr>
-          <w:rFonts w:ascii="Arial" w:hAnsi="Arial" w:cs="Arial"/>
-        </w:rPr>
-      </w:pPr>
-      <w:r>
-        <w:rPr>
-          <w:rFonts w:ascii="Arial" w:hAnsi="Arial" w:cs="Arial"/>
-        </w:rPr>
-        <w:t>•</w:t>
-      </w:r>
-      <w:r>
-        <w:rPr>
-          <w:rFonts w:ascii="Arial" w:hAnsi="Arial" w:cs="Arial"/>
-        </w:rPr>
-        <w:tab/>
-        <w:t>Crear servidores</w:t>
-      </w:r>
-    </w:p>
-    <w:p>
-      <w:pPr>
-        <w:spacing w:after="0" w:line="240" w:lineRule="auto"/>
-        <w:rPr>
-          <w:rFonts w:ascii="Arial" w:hAnsi="Arial" w:cs="Arial"/>
-        </w:rPr>
-      </w:pPr>
-      <w:r>
-        <w:rPr>
-          <w:rFonts w:ascii="Arial" w:hAnsi="Arial" w:cs="Arial"/>
-        </w:rPr>
-        <w:t>•</w:t>
-      </w:r>
-      <w:r>
-        <w:rPr>
-          <w:rFonts w:ascii="Arial" w:hAnsi="Arial" w:cs="Arial"/>
-        </w:rPr>
-        <w:tab/>
-        <w:t>Encriptar datos</w:t>
-      </w:r>
-    </w:p>
-    <w:p>
-      <w:pPr>
-        <w:spacing w:after="0" w:line="240" w:lineRule="auto"/>
-        <w:rPr>
-          <w:rFonts w:ascii="Arial" w:hAnsi="Arial" w:cs="Arial"/>
-        </w:rPr>
-      </w:pPr>
-      <w:r>
-        <w:rPr>
-          <w:rFonts w:ascii="Arial" w:hAnsi="Arial" w:cs="Arial"/>
-        </w:rPr>
-        <w:t>•</w:t>
-      </w:r>
-      <w:r>
-        <w:rPr>
-          <w:rFonts w:ascii="Arial" w:hAnsi="Arial" w:cs="Arial"/>
-        </w:rPr>
-        <w:tab/>
-        <w:t>Validar JSON</w:t>
-      </w:r>
+      </w:r>
+      <w:proofErr w:type="spellStart"/>
+      <w:proofErr w:type="gramStart"/>
+      <w:r>
+        <w:rPr>
+          <w:rFonts w:ascii="Arial" w:hAnsi="Arial" w:cs="Arial"/>
+          <w:b/>
+          <w:bCs/>
+          <w:color w:val="FF0000"/>
+        </w:rPr>
+        <w:t>package.json</w:t>
+      </w:r>
+      <w:proofErr w:type="spellEnd"/>
+      <w:proofErr w:type="gramEnd"/>
+    </w:p>
+    <w:p>
+      <w:pPr>
+        <w:spacing w:after="0" w:line="240" w:lineRule="auto"/>
+        <w:rPr>
+          <w:rFonts w:ascii="Arial" w:hAnsi="Arial" w:cs="Arial"/>
+        </w:rPr>
+      </w:pPr>
+      <w:r>
+        <w:rPr>
+          <w:rFonts w:ascii="Arial" w:hAnsi="Arial" w:cs="Arial"/>
+        </w:rPr>
+        <w:t>•</w:t>
+      </w:r>
+      <w:proofErr w:type="gramStart"/>
+      <w:r>
+        <w:rPr>
+          <w:rFonts w:ascii="Arial" w:hAnsi="Arial" w:cs="Arial"/>
+        </w:rPr>
+        <w:tab/>
+        <w:t>.</w:t>
+      </w:r>
+      <w:proofErr w:type="spellStart"/>
+      <w:r>
+        <w:rPr>
+          <w:rFonts w:ascii="Arial" w:hAnsi="Arial" w:cs="Arial"/>
+        </w:rPr>
+        <w:t>env</w:t>
+      </w:r>
+      <w:proofErr w:type="spellEnd"/>
+      <w:proofErr w:type="gramEnd"/>
+    </w:p>
+    <w:p>
+      <w:pPr>
+        <w:spacing w:after="0" w:line="240" w:lineRule="auto"/>
+        <w:rPr>
+          <w:rFonts w:ascii="Arial" w:hAnsi="Arial" w:cs="Arial"/>
+        </w:rPr>
+      </w:pPr>
+      <w:r>
+        <w:rPr>
+          <w:rFonts w:ascii="Arial" w:hAnsi="Arial" w:cs="Arial"/>
+        </w:rPr>
+        <w:t>•</w:t>
+      </w:r>
+      <w:r>
+        <w:rPr>
+          <w:rFonts w:ascii="Arial" w:hAnsi="Arial" w:cs="Arial"/>
+        </w:rPr>
+        <w:tab/>
+        <w:t>index.js</w:t>
+      </w:r>
+    </w:p>
+    <w:p>
+      <w:pPr>
+        <w:spacing w:after="0" w:line="240" w:lineRule="auto"/>
+        <w:rPr>
+          <w:rFonts w:ascii="Arial" w:hAnsi="Arial" w:cs="Arial"/>
+        </w:rPr>
+      </w:pPr>
+      <w:r>
+        <w:rPr>
+          <w:rFonts w:ascii="Arial" w:hAnsi="Arial" w:cs="Arial"/>
+        </w:rPr>
+        <w:t>•</w:t>
+      </w:r>
+      <w:r>
+        <w:rPr>
+          <w:rFonts w:ascii="Arial" w:hAnsi="Arial" w:cs="Arial"/>
+        </w:rPr>
+        <w:tab/>
+      </w:r>
+      <w:proofErr w:type="spellStart"/>
+      <w:proofErr w:type="gramStart"/>
+      <w:r>
+        <w:rPr>
+          <w:rFonts w:ascii="Arial" w:hAnsi="Arial" w:cs="Arial"/>
+        </w:rPr>
+        <w:t>nodemon.json</w:t>
+      </w:r>
+      <w:proofErr w:type="spellEnd"/>
+      <w:proofErr w:type="gramEnd"/>
     </w:p>
     <w:p>
       <w:pPr>
@@ -1848,1067 +3023,6 @@
           <w:rFonts w:ascii="Arial" w:hAnsi="Arial" w:cs="Arial"/>
         </w:rPr>
       </w:pPr>
-      <w:proofErr w:type="spellStart"/>
-      <w:r>
-        <w:rPr>
-          <w:rFonts w:ascii="Arial" w:hAnsi="Arial" w:cs="Arial"/>
-        </w:rPr>
-        <w:t>join</w:t>
-      </w:r>
-      <w:proofErr w:type="spellEnd"/>
-      <w:r>
-        <w:rPr>
-          <w:rFonts w:ascii="Arial" w:hAnsi="Arial" w:cs="Arial"/>
-        </w:rPr>
-        <w:t>/</w:t>
-      </w:r>
-      <w:proofErr w:type="spellStart"/>
-      <w:r>
-        <w:rPr>
-          <w:rFonts w:ascii="Arial" w:hAnsi="Arial" w:cs="Arial"/>
-        </w:rPr>
-        <w:t>resolve</w:t>
-      </w:r>
-      <w:proofErr w:type="spellEnd"/>
-      <w:r>
-        <w:rPr>
-          <w:rFonts w:ascii="Arial" w:hAnsi="Arial" w:cs="Arial"/>
-        </w:rPr>
-        <w:t xml:space="preserve"> normalizan rutas.</w:t>
-      </w:r>
-    </w:p>
-    <w:p>
-      <w:pPr>
-        <w:spacing w:after="0" w:line="240" w:lineRule="auto"/>
-        <w:rPr>
-          <w:rFonts w:ascii="Arial" w:hAnsi="Arial" w:cs="Arial"/>
-        </w:rPr>
-      </w:pPr>
-    </w:p>
-    <w:p>
-      <w:pPr>
-        <w:spacing w:after="0" w:line="240" w:lineRule="auto"/>
-        <w:rPr>
-          <w:rFonts w:ascii="Arial" w:hAnsi="Arial" w:cs="Arial"/>
-        </w:rPr>
-      </w:pPr>
-      <w:r>
-        <w:rPr>
-          <w:rFonts w:ascii="Arial" w:hAnsi="Arial" w:cs="Arial"/>
-        </w:rPr>
-        <w:t xml:space="preserve">8. En ES Modules, ¿por qué usamos </w:t>
-      </w:r>
-      <w:proofErr w:type="spellStart"/>
-      <w:r>
-        <w:rPr>
-          <w:rFonts w:ascii="Arial" w:hAnsi="Arial" w:cs="Arial"/>
-        </w:rPr>
-        <w:t>fileURLToPath</w:t>
-      </w:r>
-      <w:proofErr w:type="spellEnd"/>
-      <w:r>
-        <w:rPr>
-          <w:rFonts w:ascii="Arial" w:hAnsi="Arial" w:cs="Arial"/>
-        </w:rPr>
-        <w:t>(import.meta.url)?</w:t>
-      </w:r>
-    </w:p>
-    <w:p>
-      <w:pPr>
-        <w:spacing w:after="0" w:line="240" w:lineRule="auto"/>
-        <w:rPr>
-          <w:rFonts w:ascii="Arial" w:hAnsi="Arial" w:cs="Arial"/>
-          <w:b/>
-          <w:bCs/>
-          <w:i/>
-          <w:iCs/>
-        </w:rPr>
-      </w:pPr>
-      <w:r>
-        <w:rPr>
-          <w:rFonts w:ascii="Arial" w:hAnsi="Arial" w:cs="Arial"/>
-          <w:b/>
-          <w:bCs/>
-          <w:i/>
-          <w:iCs/>
-        </w:rPr>
-        <w:t>Node.js</w:t>
-      </w:r>
-    </w:p>
-    <w:p>
-      <w:pPr>
-        <w:spacing w:after="0" w:line="240" w:lineRule="auto"/>
-        <w:rPr>
-          <w:rFonts w:ascii="Arial" w:hAnsi="Arial" w:cs="Arial"/>
-          <w:b/>
-          <w:bCs/>
-          <w:color w:val="FF0000"/>
-        </w:rPr>
-      </w:pPr>
-      <w:r>
-        <w:rPr>
-          <w:rFonts w:ascii="Arial" w:hAnsi="Arial" w:cs="Arial"/>
-          <w:b/>
-          <w:bCs/>
-          <w:color w:val="FF0000"/>
-        </w:rPr>
-        <w:t>•</w:t>
-      </w:r>
-      <w:r>
-        <w:rPr>
-          <w:rFonts w:ascii="Arial" w:hAnsi="Arial" w:cs="Arial"/>
-          <w:b/>
-          <w:bCs/>
-          <w:color w:val="FF0000"/>
-        </w:rPr>
-        <w:tab/>
-        <w:t>Obtener __</w:t>
-      </w:r>
-      <w:proofErr w:type="spellStart"/>
-      <w:r>
-        <w:rPr>
-          <w:rFonts w:ascii="Arial" w:hAnsi="Arial" w:cs="Arial"/>
-          <w:b/>
-          <w:bCs/>
-          <w:color w:val="FF0000"/>
-        </w:rPr>
-        <w:t>dirname</w:t>
-      </w:r>
-      <w:proofErr w:type="spellEnd"/>
-      <w:r>
-        <w:rPr>
-          <w:rFonts w:ascii="Arial" w:hAnsi="Arial" w:cs="Arial"/>
-          <w:b/>
-          <w:bCs/>
-          <w:color w:val="FF0000"/>
-        </w:rPr>
-        <w:t>/__</w:t>
-      </w:r>
-      <w:proofErr w:type="spellStart"/>
-      <w:r>
-        <w:rPr>
-          <w:rFonts w:ascii="Arial" w:hAnsi="Arial" w:cs="Arial"/>
-          <w:b/>
-          <w:bCs/>
-          <w:color w:val="FF0000"/>
-        </w:rPr>
-        <w:t>filename</w:t>
-      </w:r>
-      <w:proofErr w:type="spellEnd"/>
-      <w:r>
-        <w:rPr>
-          <w:rFonts w:ascii="Arial" w:hAnsi="Arial" w:cs="Arial"/>
-          <w:b/>
-          <w:bCs/>
-          <w:color w:val="FF0000"/>
-        </w:rPr>
-        <w:t xml:space="preserve"> equivalentes</w:t>
-      </w:r>
-    </w:p>
-    <w:p>
-      <w:pPr>
-        <w:spacing w:after="0" w:line="240" w:lineRule="auto"/>
-        <w:rPr>
-          <w:rFonts w:ascii="Arial" w:hAnsi="Arial" w:cs="Arial"/>
-        </w:rPr>
-      </w:pPr>
-      <w:r>
-        <w:rPr>
-          <w:rFonts w:ascii="Arial" w:hAnsi="Arial" w:cs="Arial"/>
-        </w:rPr>
-        <w:t>•</w:t>
-      </w:r>
-      <w:r>
-        <w:rPr>
-          <w:rFonts w:ascii="Arial" w:hAnsi="Arial" w:cs="Arial"/>
-        </w:rPr>
-        <w:tab/>
-        <w:t>Importar módulos CJS</w:t>
-      </w:r>
-    </w:p>
-    <w:p>
-      <w:pPr>
-        <w:spacing w:after="0" w:line="240" w:lineRule="auto"/>
-        <w:rPr>
-          <w:rFonts w:ascii="Arial" w:hAnsi="Arial" w:cs="Arial"/>
-        </w:rPr>
-      </w:pPr>
-      <w:r>
-        <w:rPr>
-          <w:rFonts w:ascii="Arial" w:hAnsi="Arial" w:cs="Arial"/>
-        </w:rPr>
-        <w:t>•</w:t>
-      </w:r>
-      <w:r>
-        <w:rPr>
-          <w:rFonts w:ascii="Arial" w:hAnsi="Arial" w:cs="Arial"/>
-        </w:rPr>
-        <w:tab/>
-        <w:t xml:space="preserve">Activar </w:t>
-      </w:r>
-      <w:proofErr w:type="spellStart"/>
-      <w:r>
-        <w:rPr>
-          <w:rFonts w:ascii="Arial" w:hAnsi="Arial" w:cs="Arial"/>
-        </w:rPr>
-        <w:t>TypeScript</w:t>
-      </w:r>
-      <w:proofErr w:type="spellEnd"/>
-    </w:p>
-    <w:p>
-      <w:pPr>
-        <w:spacing w:after="0" w:line="240" w:lineRule="auto"/>
-        <w:rPr>
-          <w:rFonts w:ascii="Arial" w:hAnsi="Arial" w:cs="Arial"/>
-        </w:rPr>
-      </w:pPr>
-      <w:r>
-        <w:rPr>
-          <w:rFonts w:ascii="Arial" w:hAnsi="Arial" w:cs="Arial"/>
-        </w:rPr>
-        <w:t>•</w:t>
-      </w:r>
-      <w:r>
-        <w:rPr>
-          <w:rFonts w:ascii="Arial" w:hAnsi="Arial" w:cs="Arial"/>
-        </w:rPr>
-        <w:tab/>
-        <w:t>Habilitar CORS</w:t>
-      </w:r>
-    </w:p>
-    <w:p>
-      <w:pPr>
-        <w:spacing w:after="0" w:line="240" w:lineRule="auto"/>
-        <w:rPr>
-          <w:rFonts w:ascii="Arial" w:hAnsi="Arial" w:cs="Arial"/>
-          <w:i/>
-          <w:iCs/>
-          <w:u w:val="single"/>
-        </w:rPr>
-      </w:pPr>
-      <w:r>
-        <w:rPr>
-          <w:rFonts w:ascii="Arial" w:hAnsi="Arial" w:cs="Arial"/>
-          <w:i/>
-          <w:iCs/>
-          <w:u w:val="single"/>
-        </w:rPr>
-        <w:t>Explicación:</w:t>
-      </w:r>
-    </w:p>
-    <w:p>
-      <w:pPr>
-        <w:spacing w:after="0" w:line="240" w:lineRule="auto"/>
-        <w:rPr>
-          <w:rFonts w:ascii="Arial" w:hAnsi="Arial" w:cs="Arial"/>
-        </w:rPr>
-      </w:pPr>
-      <w:r>
-        <w:rPr>
-          <w:rFonts w:ascii="Arial" w:hAnsi="Arial" w:cs="Arial"/>
-        </w:rPr>
-        <w:t>Derivar rutas absolutas sin __</w:t>
-      </w:r>
-      <w:proofErr w:type="spellStart"/>
-      <w:r>
-        <w:rPr>
-          <w:rFonts w:ascii="Arial" w:hAnsi="Arial" w:cs="Arial"/>
-        </w:rPr>
-        <w:t>dirname</w:t>
-      </w:r>
-      <w:proofErr w:type="spellEnd"/>
-      <w:r>
-        <w:rPr>
-          <w:rFonts w:ascii="Arial" w:hAnsi="Arial" w:cs="Arial"/>
-        </w:rPr>
-        <w:t xml:space="preserve"> nativo.</w:t>
-      </w:r>
-    </w:p>
-    <w:p>
-      <w:pPr>
-        <w:spacing w:after="0" w:line="240" w:lineRule="auto"/>
-        <w:rPr>
-          <w:rFonts w:ascii="Arial" w:hAnsi="Arial" w:cs="Arial"/>
-        </w:rPr>
-      </w:pPr>
-    </w:p>
-    <w:p>
-      <w:pPr>
-        <w:spacing w:after="0" w:line="240" w:lineRule="auto"/>
-        <w:rPr>
-          <w:rFonts w:ascii="Arial" w:hAnsi="Arial" w:cs="Arial"/>
-        </w:rPr>
-      </w:pPr>
-      <w:r>
-        <w:rPr>
-          <w:rFonts w:ascii="Arial" w:hAnsi="Arial" w:cs="Arial"/>
-        </w:rPr>
-        <w:t>9. ¿Cuál es la forma moderna de importar un módulo?</w:t>
-      </w:r>
-    </w:p>
-    <w:p>
-      <w:pPr>
-        <w:spacing w:after="0" w:line="240" w:lineRule="auto"/>
-        <w:rPr>
-          <w:rFonts w:ascii="Arial" w:hAnsi="Arial" w:cs="Arial"/>
-          <w:b/>
-          <w:bCs/>
-          <w:i/>
-          <w:iCs/>
-          <w:lang w:val="en-US"/>
-        </w:rPr>
-      </w:pPr>
-      <w:r>
-        <w:rPr>
-          <w:rFonts w:ascii="Arial" w:hAnsi="Arial" w:cs="Arial"/>
-          <w:b/>
-          <w:bCs/>
-          <w:i/>
-          <w:iCs/>
-          <w:lang w:val="en-US"/>
-        </w:rPr>
-        <w:t>Node.js</w:t>
-      </w:r>
-    </w:p>
-    <w:p>
-      <w:pPr>
-        <w:spacing w:after="0" w:line="240" w:lineRule="auto"/>
-        <w:rPr>
-          <w:rFonts w:ascii="Arial" w:hAnsi="Arial" w:cs="Arial"/>
-          <w:b/>
-          <w:bCs/>
-          <w:color w:val="FF0000"/>
-          <w:lang w:val="en-US"/>
-        </w:rPr>
-      </w:pPr>
-      <w:r>
-        <w:rPr>
-          <w:rFonts w:ascii="Arial" w:hAnsi="Arial" w:cs="Arial"/>
-          <w:b/>
-          <w:bCs/>
-          <w:color w:val="FF0000"/>
-          <w:lang w:val="en-US"/>
-        </w:rPr>
-        <w:t>•</w:t>
-      </w:r>
-      <w:r>
-        <w:rPr>
-          <w:rFonts w:ascii="Arial" w:hAnsi="Arial" w:cs="Arial"/>
-          <w:b/>
-          <w:bCs/>
-          <w:color w:val="FF0000"/>
-          <w:lang w:val="en-US"/>
-        </w:rPr>
-        <w:tab/>
-        <w:t xml:space="preserve">import </w:t>
-      </w:r>
-      <w:proofErr w:type="gramStart"/>
-      <w:r>
-        <w:rPr>
-          <w:rFonts w:ascii="Arial" w:hAnsi="Arial" w:cs="Arial"/>
-          <w:b/>
-          <w:bCs/>
-          <w:color w:val="FF0000"/>
-          <w:lang w:val="en-US"/>
-        </w:rPr>
-        <w:t xml:space="preserve">{ </w:t>
-      </w:r>
-      <w:proofErr w:type="spellStart"/>
-      <w:r>
-        <w:rPr>
-          <w:rFonts w:ascii="Arial" w:hAnsi="Arial" w:cs="Arial"/>
-          <w:b/>
-          <w:bCs/>
-          <w:color w:val="FF0000"/>
-          <w:lang w:val="en-US"/>
-        </w:rPr>
-        <w:t>funcion</w:t>
-      </w:r>
-      <w:proofErr w:type="spellEnd"/>
-      <w:proofErr w:type="gramEnd"/>
-      <w:r>
-        <w:rPr>
-          <w:rFonts w:ascii="Arial" w:hAnsi="Arial" w:cs="Arial"/>
-          <w:b/>
-          <w:bCs/>
-          <w:color w:val="FF0000"/>
-          <w:lang w:val="en-US"/>
-        </w:rPr>
-        <w:t xml:space="preserve"> } from "./modulo.js"</w:t>
-      </w:r>
-    </w:p>
-    <w:p>
-      <w:pPr>
-        <w:spacing w:after="0" w:line="240" w:lineRule="auto"/>
-        <w:rPr>
-          <w:rFonts w:ascii="Arial" w:hAnsi="Arial" w:cs="Arial"/>
-        </w:rPr>
-      </w:pPr>
-      <w:r>
-        <w:rPr>
-          <w:rFonts w:ascii="Arial" w:hAnsi="Arial" w:cs="Arial"/>
-        </w:rPr>
-        <w:t>•</w:t>
-      </w:r>
-      <w:r>
-        <w:rPr>
-          <w:rFonts w:ascii="Arial" w:hAnsi="Arial" w:cs="Arial"/>
-        </w:rPr>
-        <w:tab/>
-      </w:r>
-      <w:proofErr w:type="spellStart"/>
-      <w:r>
-        <w:rPr>
-          <w:rFonts w:ascii="Arial" w:hAnsi="Arial" w:cs="Arial"/>
-        </w:rPr>
-        <w:t>const</w:t>
-      </w:r>
-      <w:proofErr w:type="spellEnd"/>
-      <w:r>
-        <w:rPr>
-          <w:rFonts w:ascii="Arial" w:hAnsi="Arial" w:cs="Arial"/>
-        </w:rPr>
-        <w:t xml:space="preserve"> modulo = </w:t>
-      </w:r>
-      <w:proofErr w:type="spellStart"/>
-      <w:r>
-        <w:rPr>
-          <w:rFonts w:ascii="Arial" w:hAnsi="Arial" w:cs="Arial"/>
-        </w:rPr>
-        <w:t>require</w:t>
-      </w:r>
-      <w:proofErr w:type="spellEnd"/>
-      <w:r>
-        <w:rPr>
-          <w:rFonts w:ascii="Arial" w:hAnsi="Arial" w:cs="Arial"/>
-        </w:rPr>
-        <w:t>(</w:t>
-      </w:r>
-      <w:proofErr w:type="gramStart"/>
-      <w:r>
-        <w:rPr>
-          <w:rFonts w:ascii="Arial" w:hAnsi="Arial" w:cs="Arial"/>
-        </w:rPr>
-        <w:t>"./</w:t>
-      </w:r>
-      <w:proofErr w:type="gramEnd"/>
-      <w:r>
-        <w:rPr>
-          <w:rFonts w:ascii="Arial" w:hAnsi="Arial" w:cs="Arial"/>
-        </w:rPr>
-        <w:t>modulo")</w:t>
-      </w:r>
-    </w:p>
-    <w:p>
-      <w:pPr>
-        <w:spacing w:after="0" w:line="240" w:lineRule="auto"/>
-        <w:rPr>
-          <w:rFonts w:ascii="Arial" w:hAnsi="Arial" w:cs="Arial"/>
-        </w:rPr>
-      </w:pPr>
-      <w:r>
-        <w:rPr>
-          <w:rFonts w:ascii="Arial" w:hAnsi="Arial" w:cs="Arial"/>
-        </w:rPr>
-        <w:t>•</w:t>
-      </w:r>
-      <w:r>
-        <w:rPr>
-          <w:rFonts w:ascii="Arial" w:hAnsi="Arial" w:cs="Arial"/>
-        </w:rPr>
-        <w:tab/>
-        <w:t>load(</w:t>
-      </w:r>
-      <w:proofErr w:type="gramStart"/>
-      <w:r>
-        <w:rPr>
-          <w:rFonts w:ascii="Arial" w:hAnsi="Arial" w:cs="Arial"/>
-        </w:rPr>
-        <w:t>"./</w:t>
-      </w:r>
-      <w:proofErr w:type="gramEnd"/>
-      <w:r>
-        <w:rPr>
-          <w:rFonts w:ascii="Arial" w:hAnsi="Arial" w:cs="Arial"/>
-        </w:rPr>
-        <w:t>modulo")</w:t>
-      </w:r>
-    </w:p>
-    <w:p>
-      <w:pPr>
-        <w:spacing w:after="0" w:line="240" w:lineRule="auto"/>
-        <w:rPr>
-          <w:rFonts w:ascii="Arial" w:hAnsi="Arial" w:cs="Arial"/>
-        </w:rPr>
-      </w:pPr>
-      <w:r>
-        <w:rPr>
-          <w:rFonts w:ascii="Arial" w:hAnsi="Arial" w:cs="Arial"/>
-        </w:rPr>
-        <w:t>•</w:t>
-      </w:r>
-      <w:r>
-        <w:rPr>
-          <w:rFonts w:ascii="Arial" w:hAnsi="Arial" w:cs="Arial"/>
-        </w:rPr>
-        <w:tab/>
-      </w:r>
-      <w:proofErr w:type="spellStart"/>
-      <w:r>
-        <w:rPr>
-          <w:rFonts w:ascii="Arial" w:hAnsi="Arial" w:cs="Arial"/>
-        </w:rPr>
-        <w:t>include</w:t>
-      </w:r>
-      <w:proofErr w:type="spellEnd"/>
-      <w:r>
-        <w:rPr>
-          <w:rFonts w:ascii="Arial" w:hAnsi="Arial" w:cs="Arial"/>
-        </w:rPr>
-        <w:t>(</w:t>
-      </w:r>
-      <w:proofErr w:type="gramStart"/>
-      <w:r>
-        <w:rPr>
-          <w:rFonts w:ascii="Arial" w:hAnsi="Arial" w:cs="Arial"/>
-        </w:rPr>
-        <w:t>"./</w:t>
-      </w:r>
-      <w:proofErr w:type="gramEnd"/>
-      <w:r>
-        <w:rPr>
-          <w:rFonts w:ascii="Arial" w:hAnsi="Arial" w:cs="Arial"/>
-        </w:rPr>
-        <w:t>modulo")</w:t>
-      </w:r>
-    </w:p>
-    <w:p>
-      <w:pPr>
-        <w:spacing w:after="0" w:line="240" w:lineRule="auto"/>
-        <w:rPr>
-          <w:rFonts w:ascii="Arial" w:hAnsi="Arial" w:cs="Arial"/>
-          <w:i/>
-          <w:iCs/>
-          <w:u w:val="single"/>
-        </w:rPr>
-      </w:pPr>
-      <w:r>
-        <w:rPr>
-          <w:rFonts w:ascii="Arial" w:hAnsi="Arial" w:cs="Arial"/>
-          <w:i/>
-          <w:iCs/>
-          <w:u w:val="single"/>
-        </w:rPr>
-        <w:t>Explicación:</w:t>
-      </w:r>
-    </w:p>
-    <w:p>
-      <w:pPr>
-        <w:spacing w:after="0" w:line="240" w:lineRule="auto"/>
-        <w:rPr>
-          <w:rFonts w:ascii="Arial" w:hAnsi="Arial" w:cs="Arial"/>
-        </w:rPr>
-      </w:pPr>
-      <w:r>
-        <w:rPr>
-          <w:rFonts w:ascii="Arial" w:hAnsi="Arial" w:cs="Arial"/>
-        </w:rPr>
-        <w:t xml:space="preserve">Correcta: </w:t>
-      </w:r>
-      <w:proofErr w:type="spellStart"/>
-      <w:r>
-        <w:rPr>
-          <w:rFonts w:ascii="Arial" w:hAnsi="Arial" w:cs="Arial"/>
-        </w:rPr>
-        <w:t>import</w:t>
-      </w:r>
-      <w:proofErr w:type="spellEnd"/>
-      <w:r>
-        <w:rPr>
-          <w:rFonts w:ascii="Arial" w:hAnsi="Arial" w:cs="Arial"/>
-        </w:rPr>
-        <w:t xml:space="preserve"> </w:t>
-      </w:r>
-      <w:proofErr w:type="gramStart"/>
-      <w:r>
-        <w:rPr>
-          <w:rFonts w:ascii="Arial" w:hAnsi="Arial" w:cs="Arial"/>
-        </w:rPr>
-        <w:t xml:space="preserve">{ </w:t>
-      </w:r>
-      <w:proofErr w:type="spellStart"/>
-      <w:r>
-        <w:rPr>
-          <w:rFonts w:ascii="Arial" w:hAnsi="Arial" w:cs="Arial"/>
-        </w:rPr>
-        <w:t>funcion</w:t>
-      </w:r>
-      <w:proofErr w:type="spellEnd"/>
-      <w:proofErr w:type="gramEnd"/>
-      <w:r>
-        <w:rPr>
-          <w:rFonts w:ascii="Arial" w:hAnsi="Arial" w:cs="Arial"/>
-        </w:rPr>
-        <w:t xml:space="preserve"> } </w:t>
-      </w:r>
-      <w:proofErr w:type="spellStart"/>
-      <w:r>
-        <w:rPr>
-          <w:rFonts w:ascii="Arial" w:hAnsi="Arial" w:cs="Arial"/>
-        </w:rPr>
-        <w:t>from</w:t>
-      </w:r>
-      <w:proofErr w:type="spellEnd"/>
-      <w:r>
-        <w:rPr>
-          <w:rFonts w:ascii="Arial" w:hAnsi="Arial" w:cs="Arial"/>
-        </w:rPr>
-        <w:t xml:space="preserve"> "./modulo.js".</w:t>
-      </w:r>
-    </w:p>
-    <w:p>
-      <w:pPr>
-        <w:spacing w:after="0" w:line="240" w:lineRule="auto"/>
-        <w:rPr>
-          <w:rFonts w:ascii="Arial" w:hAnsi="Arial" w:cs="Arial"/>
-        </w:rPr>
-      </w:pPr>
-      <w:r>
-        <w:rPr>
-          <w:rFonts w:ascii="Arial" w:hAnsi="Arial" w:cs="Arial"/>
-        </w:rPr>
-        <w:t xml:space="preserve">Con ES Modules (ESM), la forma recomendada es </w:t>
-      </w:r>
-      <w:proofErr w:type="spellStart"/>
-      <w:r>
-        <w:rPr>
-          <w:rFonts w:ascii="Arial" w:hAnsi="Arial" w:cs="Arial"/>
-        </w:rPr>
-        <w:t>import</w:t>
-      </w:r>
-      <w:proofErr w:type="spellEnd"/>
-      <w:r>
-        <w:rPr>
-          <w:rFonts w:ascii="Arial" w:hAnsi="Arial" w:cs="Arial"/>
-        </w:rPr>
-        <w:t>/</w:t>
-      </w:r>
-      <w:proofErr w:type="spellStart"/>
-      <w:r>
-        <w:rPr>
-          <w:rFonts w:ascii="Arial" w:hAnsi="Arial" w:cs="Arial"/>
-        </w:rPr>
-        <w:t>export</w:t>
-      </w:r>
-      <w:proofErr w:type="spellEnd"/>
-      <w:r>
-        <w:rPr>
-          <w:rFonts w:ascii="Arial" w:hAnsi="Arial" w:cs="Arial"/>
-        </w:rPr>
-        <w:t>. Ventajas:</w:t>
-      </w:r>
-    </w:p>
-    <w:p>
-      <w:pPr>
-        <w:spacing w:after="0" w:line="240" w:lineRule="auto"/>
-        <w:rPr>
-          <w:rFonts w:ascii="Arial" w:hAnsi="Arial" w:cs="Arial"/>
-        </w:rPr>
-      </w:pPr>
-      <w:r>
-        <w:rPr>
-          <w:rFonts w:ascii="Arial" w:hAnsi="Arial" w:cs="Arial"/>
-        </w:rPr>
-        <w:t>•</w:t>
-      </w:r>
-      <w:r>
-        <w:rPr>
-          <w:rFonts w:ascii="Arial" w:hAnsi="Arial" w:cs="Arial"/>
-        </w:rPr>
-        <w:tab/>
-        <w:t>Análisis estático: las herramientas detectan dependencias sin ejecutar.</w:t>
-      </w:r>
-    </w:p>
-    <w:p>
-      <w:pPr>
-        <w:spacing w:after="0" w:line="240" w:lineRule="auto"/>
-        <w:rPr>
-          <w:rFonts w:ascii="Arial" w:hAnsi="Arial" w:cs="Arial"/>
-        </w:rPr>
-      </w:pPr>
-      <w:r>
-        <w:rPr>
-          <w:rFonts w:ascii="Arial" w:hAnsi="Arial" w:cs="Arial"/>
-        </w:rPr>
-        <w:t>•</w:t>
-      </w:r>
-      <w:r>
-        <w:rPr>
-          <w:rFonts w:ascii="Arial" w:hAnsi="Arial" w:cs="Arial"/>
-        </w:rPr>
-        <w:tab/>
-      </w:r>
-      <w:proofErr w:type="spellStart"/>
-      <w:r>
-        <w:rPr>
-          <w:rFonts w:ascii="Arial" w:hAnsi="Arial" w:cs="Arial"/>
-        </w:rPr>
-        <w:t>Tree-shaking</w:t>
-      </w:r>
-      <w:proofErr w:type="spellEnd"/>
-      <w:r>
-        <w:rPr>
-          <w:rFonts w:ascii="Arial" w:hAnsi="Arial" w:cs="Arial"/>
-        </w:rPr>
-        <w:t>: elimina código no usado al empaquetar.</w:t>
-      </w:r>
-    </w:p>
-    <w:p>
-      <w:pPr>
-        <w:spacing w:after="0" w:line="240" w:lineRule="auto"/>
-        <w:rPr>
-          <w:rFonts w:ascii="Arial" w:hAnsi="Arial" w:cs="Arial"/>
-        </w:rPr>
-      </w:pPr>
-      <w:r>
-        <w:rPr>
-          <w:rFonts w:ascii="Arial" w:hAnsi="Arial" w:cs="Arial"/>
-        </w:rPr>
-        <w:t>•</w:t>
-      </w:r>
-      <w:r>
-        <w:rPr>
-          <w:rFonts w:ascii="Arial" w:hAnsi="Arial" w:cs="Arial"/>
-        </w:rPr>
-        <w:tab/>
-        <w:t xml:space="preserve">Unificación: mismo sistema en navegador y </w:t>
-      </w:r>
-      <w:proofErr w:type="spellStart"/>
-      <w:r>
-        <w:rPr>
-          <w:rFonts w:ascii="Arial" w:hAnsi="Arial" w:cs="Arial"/>
-        </w:rPr>
-        <w:t>Node</w:t>
-      </w:r>
-      <w:proofErr w:type="spellEnd"/>
-      <w:r>
-        <w:rPr>
-          <w:rFonts w:ascii="Arial" w:hAnsi="Arial" w:cs="Arial"/>
-        </w:rPr>
-        <w:t xml:space="preserve"> (</w:t>
-      </w:r>
-      <w:proofErr w:type="spellStart"/>
-      <w:r>
-        <w:rPr>
-          <w:rFonts w:ascii="Arial" w:hAnsi="Arial" w:cs="Arial"/>
-        </w:rPr>
-        <w:t>añadien</w:t>
-      </w:r>
-      <w:proofErr w:type="spellEnd"/>
-      <w:r>
-        <w:rPr>
-          <w:rFonts w:ascii="Arial" w:hAnsi="Arial" w:cs="Arial"/>
-        </w:rPr>
-        <w:t>-do "</w:t>
-      </w:r>
-      <w:proofErr w:type="spellStart"/>
-      <w:r>
-        <w:rPr>
-          <w:rFonts w:ascii="Arial" w:hAnsi="Arial" w:cs="Arial"/>
-        </w:rPr>
-        <w:t>type</w:t>
-      </w:r>
-      <w:proofErr w:type="spellEnd"/>
-      <w:r>
-        <w:rPr>
-          <w:rFonts w:ascii="Arial" w:hAnsi="Arial" w:cs="Arial"/>
-        </w:rPr>
-        <w:t xml:space="preserve">":"module" en </w:t>
-      </w:r>
-      <w:proofErr w:type="spellStart"/>
-      <w:proofErr w:type="gramStart"/>
-      <w:r>
-        <w:rPr>
-          <w:rFonts w:ascii="Arial" w:hAnsi="Arial" w:cs="Arial"/>
-        </w:rPr>
-        <w:t>package.json</w:t>
-      </w:r>
-      <w:proofErr w:type="spellEnd"/>
-      <w:proofErr w:type="gramEnd"/>
-      <w:r>
-        <w:rPr>
-          <w:rFonts w:ascii="Arial" w:hAnsi="Arial" w:cs="Arial"/>
-        </w:rPr>
-        <w:t>).</w:t>
-      </w:r>
-    </w:p>
-    <w:p>
-      <w:pPr>
-        <w:spacing w:after="0" w:line="240" w:lineRule="auto"/>
-        <w:rPr>
-          <w:rFonts w:ascii="Arial" w:hAnsi="Arial" w:cs="Arial"/>
-        </w:rPr>
-      </w:pPr>
-      <w:proofErr w:type="spellStart"/>
-      <w:proofErr w:type="gramStart"/>
-      <w:r>
-        <w:rPr>
-          <w:rFonts w:ascii="Arial" w:hAnsi="Arial" w:cs="Arial"/>
-        </w:rPr>
-        <w:t>require</w:t>
-      </w:r>
-      <w:proofErr w:type="spellEnd"/>
-      <w:r>
-        <w:rPr>
-          <w:rFonts w:ascii="Arial" w:hAnsi="Arial" w:cs="Arial"/>
-        </w:rPr>
-        <w:t>(</w:t>
-      </w:r>
-      <w:proofErr w:type="gramEnd"/>
-      <w:r>
-        <w:rPr>
-          <w:rFonts w:ascii="Arial" w:hAnsi="Arial" w:cs="Arial"/>
-        </w:rPr>
-        <w:t xml:space="preserve">) de </w:t>
-      </w:r>
-      <w:proofErr w:type="spellStart"/>
-      <w:r>
-        <w:rPr>
-          <w:rFonts w:ascii="Arial" w:hAnsi="Arial" w:cs="Arial"/>
-        </w:rPr>
-        <w:t>CommonJS</w:t>
-      </w:r>
-      <w:proofErr w:type="spellEnd"/>
-      <w:r>
-        <w:rPr>
-          <w:rFonts w:ascii="Arial" w:hAnsi="Arial" w:cs="Arial"/>
-        </w:rPr>
-        <w:t xml:space="preserve"> sigue existiendo, pero ESM es el estándar moderno.</w:t>
-      </w:r>
-    </w:p>
-    <w:p>
-      <w:pPr>
-        <w:spacing w:after="0" w:line="240" w:lineRule="auto"/>
-        <w:rPr>
-          <w:rFonts w:ascii="Arial" w:hAnsi="Arial" w:cs="Arial"/>
-        </w:rPr>
-      </w:pPr>
-    </w:p>
-    <w:p>
-      <w:pPr>
-        <w:spacing w:after="0" w:line="240" w:lineRule="auto"/>
-        <w:rPr>
-          <w:rFonts w:ascii="Arial" w:hAnsi="Arial" w:cs="Arial"/>
-        </w:rPr>
-      </w:pPr>
-      <w:r>
-        <w:rPr>
-          <w:rFonts w:ascii="Arial" w:hAnsi="Arial" w:cs="Arial"/>
-        </w:rPr>
-        <w:t>10. ¿</w:t>
-      </w:r>
-      <w:proofErr w:type="spellStart"/>
-      <w:r>
-        <w:rPr>
-          <w:rFonts w:ascii="Arial" w:hAnsi="Arial" w:cs="Arial"/>
-        </w:rPr>
-        <w:t>Donde</w:t>
-      </w:r>
-      <w:proofErr w:type="spellEnd"/>
-      <w:r>
-        <w:rPr>
-          <w:rFonts w:ascii="Arial" w:hAnsi="Arial" w:cs="Arial"/>
-        </w:rPr>
-        <w:t xml:space="preserve"> añadimos "</w:t>
-      </w:r>
-      <w:proofErr w:type="spellStart"/>
-      <w:r>
-        <w:rPr>
-          <w:rFonts w:ascii="Arial" w:hAnsi="Arial" w:cs="Arial"/>
-        </w:rPr>
-        <w:t>type</w:t>
-      </w:r>
-      <w:proofErr w:type="spellEnd"/>
-      <w:r>
-        <w:rPr>
-          <w:rFonts w:ascii="Arial" w:hAnsi="Arial" w:cs="Arial"/>
-        </w:rPr>
-        <w:t>": "module"?</w:t>
-      </w:r>
-    </w:p>
-    <w:p>
-      <w:pPr>
-        <w:spacing w:after="0" w:line="240" w:lineRule="auto"/>
-        <w:rPr>
-          <w:rFonts w:ascii="Arial" w:hAnsi="Arial" w:cs="Arial"/>
-          <w:b/>
-          <w:bCs/>
-          <w:i/>
-          <w:iCs/>
-        </w:rPr>
-      </w:pPr>
-      <w:r>
-        <w:rPr>
-          <w:rFonts w:ascii="Arial" w:hAnsi="Arial" w:cs="Arial"/>
-          <w:b/>
-          <w:bCs/>
-          <w:i/>
-          <w:iCs/>
-        </w:rPr>
-        <w:t>Node.js</w:t>
-      </w:r>
-    </w:p>
-    <w:p>
-      <w:pPr>
-        <w:spacing w:after="0" w:line="240" w:lineRule="auto"/>
-        <w:rPr>
-          <w:rFonts w:ascii="Arial" w:hAnsi="Arial" w:cs="Arial"/>
-          <w:b/>
-          <w:bCs/>
-          <w:color w:val="FF0000"/>
-        </w:rPr>
-      </w:pPr>
-      <w:r>
-        <w:rPr>
-          <w:rFonts w:ascii="Arial" w:hAnsi="Arial" w:cs="Arial"/>
-          <w:b/>
-          <w:bCs/>
-          <w:color w:val="FF0000"/>
-        </w:rPr>
-        <w:t>•</w:t>
-      </w:r>
-      <w:r>
-        <w:rPr>
-          <w:rFonts w:ascii="Arial" w:hAnsi="Arial" w:cs="Arial"/>
-          <w:b/>
-          <w:bCs/>
-          <w:color w:val="FF0000"/>
-        </w:rPr>
-        <w:tab/>
-      </w:r>
-      <w:proofErr w:type="spellStart"/>
-      <w:proofErr w:type="gramStart"/>
-      <w:r>
-        <w:rPr>
-          <w:rFonts w:ascii="Arial" w:hAnsi="Arial" w:cs="Arial"/>
-          <w:b/>
-          <w:bCs/>
-          <w:color w:val="FF0000"/>
-        </w:rPr>
-        <w:t>package.json</w:t>
-      </w:r>
-      <w:proofErr w:type="spellEnd"/>
-      <w:proofErr w:type="gramEnd"/>
-    </w:p>
-    <w:p>
-      <w:pPr>
-        <w:spacing w:after="0" w:line="240" w:lineRule="auto"/>
-        <w:rPr>
-          <w:rFonts w:ascii="Arial" w:hAnsi="Arial" w:cs="Arial"/>
-        </w:rPr>
-      </w:pPr>
-      <w:r>
-        <w:rPr>
-          <w:rFonts w:ascii="Arial" w:hAnsi="Arial" w:cs="Arial"/>
-        </w:rPr>
-        <w:t>•</w:t>
-      </w:r>
-      <w:proofErr w:type="gramStart"/>
-      <w:r>
-        <w:rPr>
-          <w:rFonts w:ascii="Arial" w:hAnsi="Arial" w:cs="Arial"/>
-        </w:rPr>
-        <w:tab/>
-        <w:t>.</w:t>
-      </w:r>
-      <w:proofErr w:type="spellStart"/>
-      <w:r>
-        <w:rPr>
-          <w:rFonts w:ascii="Arial" w:hAnsi="Arial" w:cs="Arial"/>
-        </w:rPr>
-        <w:t>env</w:t>
-      </w:r>
-      <w:proofErr w:type="spellEnd"/>
-      <w:proofErr w:type="gramEnd"/>
-    </w:p>
-    <w:p>
-      <w:pPr>
-        <w:spacing w:after="0" w:line="240" w:lineRule="auto"/>
-        <w:rPr>
-          <w:rFonts w:ascii="Arial" w:hAnsi="Arial" w:cs="Arial"/>
-        </w:rPr>
-      </w:pPr>
-      <w:r>
-        <w:rPr>
-          <w:rFonts w:ascii="Arial" w:hAnsi="Arial" w:cs="Arial"/>
-        </w:rPr>
-        <w:t>•</w:t>
-      </w:r>
-      <w:r>
-        <w:rPr>
-          <w:rFonts w:ascii="Arial" w:hAnsi="Arial" w:cs="Arial"/>
-        </w:rPr>
-        <w:tab/>
-        <w:t>index.js</w:t>
-      </w:r>
-    </w:p>
-    <w:p>
-      <w:pPr>
-        <w:spacing w:after="0" w:line="240" w:lineRule="auto"/>
-        <w:rPr>
-          <w:rFonts w:ascii="Arial" w:hAnsi="Arial" w:cs="Arial"/>
-        </w:rPr>
-      </w:pPr>
-      <w:r>
-        <w:rPr>
-          <w:rFonts w:ascii="Arial" w:hAnsi="Arial" w:cs="Arial"/>
-        </w:rPr>
-        <w:t>•</w:t>
-      </w:r>
-      <w:r>
-        <w:rPr>
-          <w:rFonts w:ascii="Arial" w:hAnsi="Arial" w:cs="Arial"/>
-        </w:rPr>
-        <w:tab/>
-      </w:r>
-      <w:proofErr w:type="spellStart"/>
-      <w:proofErr w:type="gramStart"/>
-      <w:r>
-        <w:rPr>
-          <w:rFonts w:ascii="Arial" w:hAnsi="Arial" w:cs="Arial"/>
-        </w:rPr>
-        <w:t>nodemon.json</w:t>
-      </w:r>
-      <w:proofErr w:type="spellEnd"/>
-      <w:proofErr w:type="gramEnd"/>
-    </w:p>
-    <w:p>
-      <w:pPr>
-        <w:spacing w:after="0" w:line="240" w:lineRule="auto"/>
-        <w:rPr>
-          <w:rFonts w:ascii="Arial" w:hAnsi="Arial" w:cs="Arial"/>
-          <w:i/>
-          <w:iCs/>
-          <w:u w:val="single"/>
-        </w:rPr>
-      </w:pPr>
-      <w:r>
-        <w:rPr>
-          <w:rFonts w:ascii="Arial" w:hAnsi="Arial" w:cs="Arial"/>
-          <w:i/>
-          <w:iCs/>
-          <w:u w:val="single"/>
-        </w:rPr>
-        <w:t>Explicación:</w:t>
-      </w:r>
-    </w:p>
-    <w:p>
-      <w:pPr>
-        <w:spacing w:after="0" w:line="240" w:lineRule="auto"/>
-        <w:rPr>
-          <w:rFonts w:ascii="Arial" w:hAnsi="Arial" w:cs="Arial"/>
-        </w:rPr>
-      </w:pPr>
       <w:r>
         <w:rPr>
           <w:rFonts w:ascii="Arial" w:hAnsi="Arial" w:cs="Arial"/>
@@ -2929,11 +3043,17 @@
         <w:spacing w:after="0" w:line="240" w:lineRule="auto"/>
         <w:rPr>
           <w:rFonts w:ascii="Arial" w:hAnsi="Arial" w:cs="Arial"/>
-        </w:rPr>
-      </w:pPr>
-      <w:r>
-        <w:rPr>
-          <w:rFonts w:ascii="Arial" w:hAnsi="Arial" w:cs="Arial"/>
+          <w:b/>
+          <w:bCs/>
+          <w:color w:val="0070C0"/>
+        </w:rPr>
+      </w:pPr>
+      <w:r>
+        <w:rPr>
+          <w:rFonts w:ascii="Arial" w:hAnsi="Arial" w:cs="Arial"/>
+          <w:b/>
+          <w:bCs/>
+          <w:color w:val="0070C0"/>
         </w:rPr>
         <w:lastRenderedPageBreak/>
         <w:t xml:space="preserve">11. ¿Cómo inicializas un proyecto </w:t>
@@ -2942,6 +3062,9 @@
       <w:r>
         <w:rPr>
           <w:rFonts w:ascii="Arial" w:hAnsi="Arial" w:cs="Arial"/>
+          <w:b/>
+          <w:bCs/>
+          <w:color w:val="0070C0"/>
         </w:rPr>
         <w:t>Node</w:t>
       </w:r>
@@ -2949,6 +3072,9 @@
       <w:r>
         <w:rPr>
           <w:rFonts w:ascii="Arial" w:hAnsi="Arial" w:cs="Arial"/>
+          <w:b/>
+          <w:bCs/>
+          <w:color w:val="0070C0"/>
         </w:rPr>
         <w:t>?</w:t>
       </w:r>
@@ -3216,11 +3342,17 @@
         <w:spacing w:after="0" w:line="240" w:lineRule="auto"/>
         <w:rPr>
           <w:rFonts w:ascii="Arial" w:hAnsi="Arial" w:cs="Arial"/>
-        </w:rPr>
-      </w:pPr>
-      <w:r>
-        <w:rPr>
-          <w:rFonts w:ascii="Arial" w:hAnsi="Arial" w:cs="Arial"/>
+          <w:b/>
+          <w:bCs/>
+          <w:color w:val="0070C0"/>
+        </w:rPr>
+      </w:pPr>
+      <w:r>
+        <w:rPr>
+          <w:rFonts w:ascii="Arial" w:hAnsi="Arial" w:cs="Arial"/>
+          <w:b/>
+          <w:bCs/>
+          <w:color w:val="0070C0"/>
         </w:rPr>
         <w:t>12. ¿Qué hace "</w:t>
       </w:r>
@@ -3228,6 +3360,9 @@
       <w:r>
         <w:rPr>
           <w:rFonts w:ascii="Arial" w:hAnsi="Arial" w:cs="Arial"/>
+          <w:b/>
+          <w:bCs/>
+          <w:color w:val="0070C0"/>
         </w:rPr>
         <w:t>nodemon</w:t>
       </w:r>
@@ -3235,6 +3370,9 @@
       <w:r>
         <w:rPr>
           <w:rFonts w:ascii="Arial" w:hAnsi="Arial" w:cs="Arial"/>
+          <w:b/>
+          <w:bCs/>
+          <w:color w:val="0070C0"/>
         </w:rPr>
         <w:t>"?</w:t>
       </w:r>
@@ -3423,11 +3561,17 @@
         <w:spacing w:after="0" w:line="240" w:lineRule="auto"/>
         <w:rPr>
           <w:rFonts w:ascii="Arial" w:hAnsi="Arial" w:cs="Arial"/>
-        </w:rPr>
-      </w:pPr>
-      <w:r>
-        <w:rPr>
-          <w:rFonts w:ascii="Arial" w:hAnsi="Arial" w:cs="Arial"/>
+          <w:b/>
+          <w:bCs/>
+          <w:color w:val="0070C0"/>
+        </w:rPr>
+      </w:pPr>
+      <w:r>
+        <w:rPr>
+          <w:rFonts w:ascii="Arial" w:hAnsi="Arial" w:cs="Arial"/>
+          <w:b/>
+          <w:bCs/>
+          <w:color w:val="0070C0"/>
         </w:rPr>
         <w:t xml:space="preserve">13. ¿Qué hace </w:t>
       </w:r>
@@ -3436,6 +3580,9 @@
       <w:r>
         <w:rPr>
           <w:rFonts w:ascii="Arial" w:hAnsi="Arial" w:cs="Arial"/>
+          <w:b/>
+          <w:bCs/>
+          <w:color w:val="0070C0"/>
         </w:rPr>
         <w:t>fs.readFileSync</w:t>
       </w:r>
@@ -3444,6 +3591,9 @@
       <w:r>
         <w:rPr>
           <w:rFonts w:ascii="Arial" w:hAnsi="Arial" w:cs="Arial"/>
+          <w:b/>
+          <w:bCs/>
+          <w:color w:val="0070C0"/>
         </w:rPr>
         <w:t>(ruta, "utf8")?</w:t>
       </w:r>
@@ -3624,11 +3774,17 @@
         <w:spacing w:after="0" w:line="240" w:lineRule="auto"/>
         <w:rPr>
           <w:rFonts w:ascii="Arial" w:hAnsi="Arial" w:cs="Arial"/>
-        </w:rPr>
-      </w:pPr>
-      <w:r>
-        <w:rPr>
-          <w:rFonts w:ascii="Arial" w:hAnsi="Arial" w:cs="Arial"/>
+          <w:b/>
+          <w:bCs/>
+          <w:color w:val="0070C0"/>
+        </w:rPr>
+      </w:pPr>
+      <w:r>
+        <w:rPr>
+          <w:rFonts w:ascii="Arial" w:hAnsi="Arial" w:cs="Arial"/>
+          <w:b/>
+          <w:bCs/>
+          <w:color w:val="0070C0"/>
         </w:rPr>
         <w:t xml:space="preserve">14. ¿Qué es el </w:t>
       </w:r>
@@ -3636,6 +3792,9 @@
       <w:r>
         <w:rPr>
           <w:rFonts w:ascii="Arial" w:hAnsi="Arial" w:cs="Arial"/>
+          <w:b/>
+          <w:bCs/>
+          <w:color w:val="0070C0"/>
         </w:rPr>
         <w:t>event</w:t>
       </w:r>
@@ -3643,6 +3802,9 @@
       <w:r>
         <w:rPr>
           <w:rFonts w:ascii="Arial" w:hAnsi="Arial" w:cs="Arial"/>
+          <w:b/>
+          <w:bCs/>
+          <w:color w:val="0070C0"/>
         </w:rPr>
         <w:t xml:space="preserve"> </w:t>
       </w:r>
@@ -3650,6 +3812,9 @@
       <w:r>
         <w:rPr>
           <w:rFonts w:ascii="Arial" w:hAnsi="Arial" w:cs="Arial"/>
+          <w:b/>
+          <w:bCs/>
+          <w:color w:val="0070C0"/>
         </w:rPr>
         <w:t>loop</w:t>
       </w:r>
@@ -3657,6 +3822,9 @@
       <w:r>
         <w:rPr>
           <w:rFonts w:ascii="Arial" w:hAnsi="Arial" w:cs="Arial"/>
+          <w:b/>
+          <w:bCs/>
+          <w:color w:val="0070C0"/>
         </w:rPr>
         <w:t>?</w:t>
       </w:r>
@@ -3881,11 +4049,13 @@
         <w:spacing w:after="0" w:line="240" w:lineRule="auto"/>
         <w:rPr>
           <w:rFonts w:ascii="Arial" w:hAnsi="Arial" w:cs="Arial"/>
-        </w:rPr>
-      </w:pPr>
-      <w:r>
-        <w:rPr>
-          <w:rFonts w:ascii="Arial" w:hAnsi="Arial" w:cs="Arial"/>
+          <w:color w:val="0070C0"/>
+        </w:rPr>
+      </w:pPr>
+      <w:r>
+        <w:rPr>
+          <w:rFonts w:ascii="Arial" w:hAnsi="Arial" w:cs="Arial"/>
+          <w:color w:val="0070C0"/>
         </w:rPr>
         <w:t>15. ¿Qué es Express.js?</w:t>
       </w:r>
@@ -4135,57 +4305,58 @@
         <w:spacing w:after="0" w:line="240" w:lineRule="auto"/>
         <w:rPr>
           <w:rFonts w:ascii="Arial" w:hAnsi="Arial" w:cs="Arial"/>
-          <w:lang w:val="en-US"/>
-        </w:rPr>
-      </w:pPr>
-    </w:p>
-    <w:p>
-      <w:pPr>
-        <w:spacing w:after="0" w:line="240" w:lineRule="auto"/>
-        <w:rPr>
-          <w:rFonts w:ascii="Arial" w:hAnsi="Arial" w:cs="Arial"/>
-          <w:lang w:val="en-US"/>
-        </w:rPr>
-      </w:pPr>
-    </w:p>
-    <w:p>
-      <w:pPr>
-        <w:spacing w:after="0" w:line="240" w:lineRule="auto"/>
-        <w:rPr>
-          <w:rFonts w:ascii="Arial" w:hAnsi="Arial" w:cs="Arial"/>
-          <w:lang w:val="en-US"/>
-        </w:rPr>
-      </w:pPr>
-    </w:p>
-    <w:p>
-      <w:pPr>
-        <w:spacing w:after="0" w:line="240" w:lineRule="auto"/>
-        <w:rPr>
-          <w:rFonts w:ascii="Arial" w:hAnsi="Arial" w:cs="Arial"/>
-          <w:lang w:val="en-US"/>
-        </w:rPr>
-      </w:pPr>
-    </w:p>
-    <w:p>
-      <w:pPr>
-        <w:spacing w:after="0" w:line="240" w:lineRule="auto"/>
-        <w:rPr>
-          <w:rFonts w:ascii="Arial" w:hAnsi="Arial" w:cs="Arial"/>
-          <w:lang w:val="en-US"/>
-        </w:rPr>
-      </w:pPr>
-    </w:p>
-    <w:p>
-      <w:pPr>
-        <w:spacing w:after="0" w:line="240" w:lineRule="auto"/>
-        <w:rPr>
-          <w:rFonts w:ascii="Arial" w:hAnsi="Arial" w:cs="Arial"/>
-          <w:lang w:val="en-US"/>
-        </w:rPr>
-      </w:pPr>
-      <w:r>
-        <w:rPr>
-          <w:rFonts w:ascii="Arial" w:hAnsi="Arial" w:cs="Arial"/>
+        </w:rPr>
+      </w:pPr>
+    </w:p>
+    <w:p>
+      <w:pPr>
+        <w:spacing w:after="0" w:line="240" w:lineRule="auto"/>
+        <w:rPr>
+          <w:rFonts w:ascii="Arial" w:hAnsi="Arial" w:cs="Arial"/>
+        </w:rPr>
+      </w:pPr>
+    </w:p>
+    <w:p>
+      <w:pPr>
+        <w:spacing w:after="0" w:line="240" w:lineRule="auto"/>
+        <w:rPr>
+          <w:rFonts w:ascii="Arial" w:hAnsi="Arial" w:cs="Arial"/>
+        </w:rPr>
+      </w:pPr>
+    </w:p>
+    <w:p>
+      <w:pPr>
+        <w:spacing w:after="0" w:line="240" w:lineRule="auto"/>
+        <w:rPr>
+          <w:rFonts w:ascii="Arial" w:hAnsi="Arial" w:cs="Arial"/>
+        </w:rPr>
+      </w:pPr>
+    </w:p>
+    <w:p>
+      <w:pPr>
+        <w:spacing w:after="0" w:line="240" w:lineRule="auto"/>
+        <w:rPr>
+          <w:rFonts w:ascii="Arial" w:hAnsi="Arial" w:cs="Arial"/>
+        </w:rPr>
+      </w:pPr>
+    </w:p>
+    <w:p>
+      <w:pPr>
+        <w:spacing w:after="0" w:line="240" w:lineRule="auto"/>
+        <w:rPr>
+          <w:rFonts w:ascii="Arial" w:hAnsi="Arial" w:cs="Arial"/>
+          <w:b/>
+          <w:bCs/>
+          <w:color w:val="0070C0"/>
+          <w:lang w:val="en-US"/>
+        </w:rPr>
+      </w:pPr>
+      <w:r>
+        <w:rPr>
+          <w:rFonts w:ascii="Arial" w:hAnsi="Arial" w:cs="Arial"/>
+          <w:b/>
+          <w:bCs/>
+          <w:color w:val="0070C0"/>
           <w:lang w:val="en-US"/>
         </w:rPr>
         <w:lastRenderedPageBreak/>
@@ -4195,6 +4366,9 @@
       <w:r>
         <w:rPr>
           <w:rFonts w:ascii="Arial" w:hAnsi="Arial" w:cs="Arial"/>
+          <w:b/>
+          <w:bCs/>
+          <w:color w:val="0070C0"/>
           <w:lang w:val="en-US"/>
         </w:rPr>
         <w:t>Cómo</w:t>
@@ -4203,6 +4377,9 @@
       <w:r>
         <w:rPr>
           <w:rFonts w:ascii="Arial" w:hAnsi="Arial" w:cs="Arial"/>
+          <w:b/>
+          <w:bCs/>
+          <w:color w:val="0070C0"/>
           <w:lang w:val="en-US"/>
         </w:rPr>
         <w:t xml:space="preserve"> se </w:t>
@@ -4211,6 +4388,9 @@
       <w:r>
         <w:rPr>
           <w:rFonts w:ascii="Arial" w:hAnsi="Arial" w:cs="Arial"/>
+          <w:b/>
+          <w:bCs/>
+          <w:color w:val="0070C0"/>
           <w:lang w:val="en-US"/>
         </w:rPr>
         <w:t>instala</w:t>
@@ -4219,6 +4399,9 @@
       <w:r>
         <w:rPr>
           <w:rFonts w:ascii="Arial" w:hAnsi="Arial" w:cs="Arial"/>
+          <w:b/>
+          <w:bCs/>
+          <w:color w:val="0070C0"/>
           <w:lang w:val="en-US"/>
         </w:rPr>
         <w:t xml:space="preserve"> Express?</w:t>
@@ -4594,11 +4777,17 @@
         <w:spacing w:after="0" w:line="240" w:lineRule="auto"/>
         <w:rPr>
           <w:rFonts w:ascii="Arial" w:hAnsi="Arial" w:cs="Arial"/>
-        </w:rPr>
-      </w:pPr>
-      <w:r>
-        <w:rPr>
-          <w:rFonts w:ascii="Arial" w:hAnsi="Arial" w:cs="Arial"/>
+          <w:b/>
+          <w:bCs/>
+          <w:color w:val="0070C0"/>
+        </w:rPr>
+      </w:pPr>
+      <w:r>
+        <w:rPr>
+          <w:rFonts w:ascii="Arial" w:hAnsi="Arial" w:cs="Arial"/>
+          <w:b/>
+          <w:bCs/>
+          <w:color w:val="0070C0"/>
         </w:rPr>
         <w:t>17. ¿Qué hace "</w:t>
       </w:r>
@@ -4606,6 +4795,9 @@
       <w:r>
         <w:rPr>
           <w:rFonts w:ascii="Arial" w:hAnsi="Arial" w:cs="Arial"/>
+          <w:b/>
+          <w:bCs/>
+          <w:color w:val="0070C0"/>
         </w:rPr>
         <w:t>const</w:t>
       </w:r>
@@ -4613,6 +4805,9 @@
       <w:r>
         <w:rPr>
           <w:rFonts w:ascii="Arial" w:hAnsi="Arial" w:cs="Arial"/>
+          <w:b/>
+          <w:bCs/>
+          <w:color w:val="0070C0"/>
         </w:rPr>
         <w:t xml:space="preserve"> app = </w:t>
       </w:r>
@@ -4621,6 +4816,9 @@
       <w:r>
         <w:rPr>
           <w:rFonts w:ascii="Arial" w:hAnsi="Arial" w:cs="Arial"/>
+          <w:b/>
+          <w:bCs/>
+          <w:color w:val="0070C0"/>
         </w:rPr>
         <w:t>express</w:t>
       </w:r>
@@ -4628,6 +4826,9 @@
       <w:r>
         <w:rPr>
           <w:rFonts w:ascii="Arial" w:hAnsi="Arial" w:cs="Arial"/>
+          <w:b/>
+          <w:bCs/>
+          <w:color w:val="0070C0"/>
         </w:rPr>
         <w:t>(</w:t>
       </w:r>
@@ -4635,6 +4836,9 @@
       <w:r>
         <w:rPr>
           <w:rFonts w:ascii="Arial" w:hAnsi="Arial" w:cs="Arial"/>
+          <w:b/>
+          <w:bCs/>
+          <w:color w:val="0070C0"/>
         </w:rPr>
         <w:t>)"?</w:t>
       </w:r>
@@ -4917,11 +5121,17 @@
         <w:spacing w:after="0" w:line="240" w:lineRule="auto"/>
         <w:rPr>
           <w:rFonts w:ascii="Arial" w:hAnsi="Arial" w:cs="Arial"/>
-        </w:rPr>
-      </w:pPr>
-      <w:r>
-        <w:rPr>
-          <w:rFonts w:ascii="Arial" w:hAnsi="Arial" w:cs="Arial"/>
+          <w:b/>
+          <w:bCs/>
+          <w:color w:val="0070C0"/>
+        </w:rPr>
+      </w:pPr>
+      <w:r>
+        <w:rPr>
+          <w:rFonts w:ascii="Arial" w:hAnsi="Arial" w:cs="Arial"/>
+          <w:b/>
+          <w:bCs/>
+          <w:color w:val="0070C0"/>
         </w:rPr>
         <w:t xml:space="preserve">18. ¿Qué hace </w:t>
       </w:r>
@@ -4930,6 +5140,9 @@
       <w:r>
         <w:rPr>
           <w:rFonts w:ascii="Arial" w:hAnsi="Arial" w:cs="Arial"/>
+          <w:b/>
+          <w:bCs/>
+          <w:color w:val="0070C0"/>
         </w:rPr>
         <w:t>app.listen</w:t>
       </w:r>
@@ -4938,6 +5151,9 @@
       <w:r>
         <w:rPr>
           <w:rFonts w:ascii="Arial" w:hAnsi="Arial" w:cs="Arial"/>
+          <w:b/>
+          <w:bCs/>
+          <w:color w:val="0070C0"/>
         </w:rPr>
         <w:t>(3000)?</w:t>
       </w:r>
@@ -5142,11 +5358,17 @@
         <w:spacing w:after="0" w:line="240" w:lineRule="auto"/>
         <w:rPr>
           <w:rFonts w:ascii="Arial" w:hAnsi="Arial" w:cs="Arial"/>
-        </w:rPr>
-      </w:pPr>
-      <w:r>
-        <w:rPr>
-          <w:rFonts w:ascii="Arial" w:hAnsi="Arial" w:cs="Arial"/>
+          <w:b/>
+          <w:bCs/>
+          <w:color w:val="0070C0"/>
+        </w:rPr>
+      </w:pPr>
+      <w:r>
+        <w:rPr>
+          <w:rFonts w:ascii="Arial" w:hAnsi="Arial" w:cs="Arial"/>
+          <w:b/>
+          <w:bCs/>
+          <w:color w:val="0070C0"/>
         </w:rPr>
         <w:t>19. ¿Qué es un middleware?</w:t>
       </w:r>
@@ -5472,11 +5694,17 @@
         <w:spacing w:after="0" w:line="240" w:lineRule="auto"/>
         <w:rPr>
           <w:rFonts w:ascii="Arial" w:hAnsi="Arial" w:cs="Arial"/>
-        </w:rPr>
-      </w:pPr>
-      <w:r>
-        <w:rPr>
-          <w:rFonts w:ascii="Arial" w:hAnsi="Arial" w:cs="Arial"/>
+          <w:b/>
+          <w:bCs/>
+          <w:color w:val="0070C0"/>
+        </w:rPr>
+      </w:pPr>
+      <w:r>
+        <w:rPr>
+          <w:rFonts w:ascii="Arial" w:hAnsi="Arial" w:cs="Arial"/>
+          <w:b/>
+          <w:bCs/>
+          <w:color w:val="0070C0"/>
         </w:rPr>
         <w:t xml:space="preserve">20. ¿Para qué sirve </w:t>
       </w:r>
@@ -5485,6 +5713,9 @@
       <w:r>
         <w:rPr>
           <w:rFonts w:ascii="Arial" w:hAnsi="Arial" w:cs="Arial"/>
+          <w:b/>
+          <w:bCs/>
+          <w:color w:val="0070C0"/>
         </w:rPr>
         <w:t>express.json</w:t>
       </w:r>
@@ -5493,6 +5724,9 @@
       <w:r>
         <w:rPr>
           <w:rFonts w:ascii="Arial" w:hAnsi="Arial" w:cs="Arial"/>
+          <w:b/>
+          <w:bCs/>
+          <w:color w:val="0070C0"/>
         </w:rPr>
         <w:t>()?</w:t>
       </w:r>
@@ -5819,11 +6053,13 @@
         <w:spacing w:after="0" w:line="240" w:lineRule="auto"/>
         <w:rPr>
           <w:rFonts w:ascii="Arial" w:hAnsi="Arial" w:cs="Arial"/>
-        </w:rPr>
-      </w:pPr>
-      <w:r>
-        <w:rPr>
-          <w:rFonts w:ascii="Arial" w:hAnsi="Arial" w:cs="Arial"/>
+          <w:color w:val="0070C0"/>
+        </w:rPr>
+      </w:pPr>
+      <w:r>
+        <w:rPr>
+          <w:rFonts w:ascii="Arial" w:hAnsi="Arial" w:cs="Arial"/>
+          <w:color w:val="0070C0"/>
         </w:rPr>
         <w:lastRenderedPageBreak/>
         <w:t xml:space="preserve">21. ¿Qué hace </w:t>
@@ -5832,6 +6068,7 @@
       <w:r>
         <w:rPr>
           <w:rFonts w:ascii="Arial" w:hAnsi="Arial" w:cs="Arial"/>
+          <w:color w:val="0070C0"/>
         </w:rPr>
         <w:t>app.use</w:t>
       </w:r>
@@ -5839,6 +6076,7 @@
       <w:r>
         <w:rPr>
           <w:rFonts w:ascii="Arial" w:hAnsi="Arial" w:cs="Arial"/>
+          <w:color w:val="0070C0"/>
         </w:rPr>
         <w:t>(</w:t>
       </w:r>
@@ -5847,6 +6085,7 @@
       <w:r>
         <w:rPr>
           <w:rFonts w:ascii="Arial" w:hAnsi="Arial" w:cs="Arial"/>
+          <w:color w:val="0070C0"/>
         </w:rPr>
         <w:t>cors</w:t>
       </w:r>
@@ -5854,6 +6093,7 @@
       <w:r>
         <w:rPr>
           <w:rFonts w:ascii="Arial" w:hAnsi="Arial" w:cs="Arial"/>
+          <w:color w:val="0070C0"/>
         </w:rPr>
         <w:t>(</w:t>
       </w:r>
@@ -5861,6 +6101,7 @@
       <w:r>
         <w:rPr>
           <w:rFonts w:ascii="Arial" w:hAnsi="Arial" w:cs="Arial"/>
+          <w:color w:val="0070C0"/>
         </w:rPr>
         <w:t>))?</w:t>
       </w:r>
@@ -6055,11 +6296,17 @@
         <w:spacing w:after="0" w:line="240" w:lineRule="auto"/>
         <w:rPr>
           <w:rFonts w:ascii="Arial" w:hAnsi="Arial" w:cs="Arial"/>
-        </w:rPr>
-      </w:pPr>
-      <w:r>
-        <w:rPr>
-          <w:rFonts w:ascii="Arial" w:hAnsi="Arial" w:cs="Arial"/>
+          <w:b/>
+          <w:bCs/>
+          <w:color w:val="0070C0"/>
+        </w:rPr>
+      </w:pPr>
+      <w:r>
+        <w:rPr>
+          <w:rFonts w:ascii="Arial" w:hAnsi="Arial" w:cs="Arial"/>
+          <w:b/>
+          <w:bCs/>
+          <w:color w:val="0070C0"/>
         </w:rPr>
         <w:t xml:space="preserve">22. ¿Qué hace </w:t>
       </w:r>
@@ -6068,6 +6315,9 @@
       <w:r>
         <w:rPr>
           <w:rFonts w:ascii="Arial" w:hAnsi="Arial" w:cs="Arial"/>
+          <w:b/>
+          <w:bCs/>
+          <w:color w:val="0070C0"/>
         </w:rPr>
         <w:t>res.json</w:t>
       </w:r>
@@ -6076,6 +6326,9 @@
       <w:r>
         <w:rPr>
           <w:rFonts w:ascii="Arial" w:hAnsi="Arial" w:cs="Arial"/>
+          <w:b/>
+          <w:bCs/>
+          <w:color w:val="0070C0"/>
         </w:rPr>
         <w:t>(data)?</w:t>
       </w:r>
@@ -6362,11 +6615,17 @@
         <w:spacing w:after="0" w:line="240" w:lineRule="auto"/>
         <w:rPr>
           <w:rFonts w:ascii="Arial" w:hAnsi="Arial" w:cs="Arial"/>
-        </w:rPr>
-      </w:pPr>
-      <w:r>
-        <w:rPr>
-          <w:rFonts w:ascii="Arial" w:hAnsi="Arial" w:cs="Arial"/>
+          <w:b/>
+          <w:bCs/>
+          <w:color w:val="0070C0"/>
+        </w:rPr>
+      </w:pPr>
+      <w:r>
+        <w:rPr>
+          <w:rFonts w:ascii="Arial" w:hAnsi="Arial" w:cs="Arial"/>
+          <w:b/>
+          <w:bCs/>
+          <w:color w:val="0070C0"/>
         </w:rPr>
         <w:t>23. Una ruta GET típica en Express:</w:t>
       </w:r>
@@ -6656,17 +6915,20 @@
         <w:spacing w:after="0" w:line="240" w:lineRule="auto"/>
         <w:rPr>
           <w:rFonts w:ascii="Arial" w:hAnsi="Arial" w:cs="Arial"/>
-        </w:rPr>
-      </w:pPr>
-      <w:r>
-        <w:rPr>
-          <w:rFonts w:ascii="Arial" w:hAnsi="Arial" w:cs="Arial"/>
-        </w:rPr>
-        <w:t>•</w:t>
-      </w:r>
-      <w:r>
-        <w:rPr>
-          <w:rFonts w:ascii="Arial" w:hAnsi="Arial" w:cs="Arial"/>
+          <w:lang w:val="en-US"/>
+        </w:rPr>
+      </w:pPr>
+      <w:r>
+        <w:rPr>
+          <w:rFonts w:ascii="Arial" w:hAnsi="Arial" w:cs="Arial"/>
+          <w:lang w:val="en-US"/>
+        </w:rPr>
+        <w:t>•</w:t>
+      </w:r>
+      <w:r>
+        <w:rPr>
+          <w:rFonts w:ascii="Arial" w:hAnsi="Arial" w:cs="Arial"/>
+          <w:lang w:val="en-US"/>
         </w:rPr>
         <w:tab/>
       </w:r>
@@ -6675,6 +6937,7 @@
       <w:r>
         <w:rPr>
           <w:rFonts w:ascii="Arial" w:hAnsi="Arial" w:cs="Arial"/>
+          <w:lang w:val="en-US"/>
         </w:rPr>
         <w:t>app.pull</w:t>
       </w:r>
@@ -6683,13 +6946,31 @@
       <w:r>
         <w:rPr>
           <w:rFonts w:ascii="Arial" w:hAnsi="Arial" w:cs="Arial"/>
-        </w:rPr>
-        <w:t xml:space="preserve">("/api", </w:t>
-      </w:r>
-      <w:proofErr w:type="spellStart"/>
-      <w:r>
-        <w:rPr>
-          <w:rFonts w:ascii="Arial" w:hAnsi="Arial" w:cs="Arial"/>
+          <w:lang w:val="en-US"/>
+        </w:rPr>
+        <w:t>("/</w:t>
+      </w:r>
+      <w:proofErr w:type="spellStart"/>
+      <w:r>
+        <w:rPr>
+          <w:rFonts w:ascii="Arial" w:hAnsi="Arial" w:cs="Arial"/>
+          <w:lang w:val="en-US"/>
+        </w:rPr>
+        <w:t>api</w:t>
+      </w:r>
+      <w:proofErr w:type="spellEnd"/>
+      <w:r>
+        <w:rPr>
+          <w:rFonts w:ascii="Arial" w:hAnsi="Arial" w:cs="Arial"/>
+          <w:lang w:val="en-US"/>
+        </w:rPr>
+        <w:t xml:space="preserve">", </w:t>
+      </w:r>
+      <w:proofErr w:type="spellStart"/>
+      <w:r>
+        <w:rPr>
+          <w:rFonts w:ascii="Arial" w:hAnsi="Arial" w:cs="Arial"/>
+          <w:lang w:val="en-US"/>
         </w:rPr>
         <w:t>cb</w:t>
       </w:r>
@@ -6697,6 +6978,7 @@
       <w:r>
         <w:rPr>
           <w:rFonts w:ascii="Arial" w:hAnsi="Arial" w:cs="Arial"/>
+          <w:lang w:val="en-US"/>
         </w:rPr>
         <w:t>)</w:t>
       </w:r>
@@ -6709,14 +6991,443 @@
           <w:i/>
           <w:iCs/>
           <w:u w:val="single"/>
-        </w:rPr>
-      </w:pPr>
+          <w:lang w:val="en-US"/>
+        </w:rPr>
+      </w:pPr>
+      <w:proofErr w:type="spellStart"/>
       <w:r>
         <w:rPr>
           <w:rFonts w:ascii="Arial" w:hAnsi="Arial" w:cs="Arial"/>
           <w:i/>
           <w:iCs/>
           <w:u w:val="single"/>
+          <w:lang w:val="en-US"/>
+        </w:rPr>
+        <w:t>Explicación</w:t>
+      </w:r>
+      <w:proofErr w:type="spellEnd"/>
+      <w:r>
+        <w:rPr>
+          <w:rFonts w:ascii="Arial" w:hAnsi="Arial" w:cs="Arial"/>
+          <w:i/>
+          <w:iCs/>
+          <w:u w:val="single"/>
+          <w:lang w:val="en-US"/>
+        </w:rPr>
+        <w:t>:</w:t>
+      </w:r>
+    </w:p>
+    <w:p>
+      <w:pPr>
+        <w:spacing w:after="0" w:line="240" w:lineRule="auto"/>
+        <w:rPr>
+          <w:rFonts w:ascii="Arial" w:hAnsi="Arial" w:cs="Arial"/>
+          <w:lang w:val="en-US"/>
+        </w:rPr>
+      </w:pPr>
+      <w:proofErr w:type="spellStart"/>
+      <w:r>
+        <w:rPr>
+          <w:rFonts w:ascii="Arial" w:hAnsi="Arial" w:cs="Arial"/>
+          <w:lang w:val="en-US"/>
+        </w:rPr>
+        <w:t>Correcta</w:t>
+      </w:r>
+      <w:proofErr w:type="spellEnd"/>
+      <w:r>
+        <w:rPr>
+          <w:rFonts w:ascii="Arial" w:hAnsi="Arial" w:cs="Arial"/>
+          <w:lang w:val="en-US"/>
+        </w:rPr>
+        <w:t xml:space="preserve">: </w:t>
+      </w:r>
+      <w:proofErr w:type="spellStart"/>
+      <w:proofErr w:type="gramStart"/>
+      <w:r>
+        <w:rPr>
+          <w:rFonts w:ascii="Arial" w:hAnsi="Arial" w:cs="Arial"/>
+          <w:lang w:val="en-US"/>
+        </w:rPr>
+        <w:t>app.get</w:t>
+      </w:r>
+      <w:proofErr w:type="spellEnd"/>
+      <w:r>
+        <w:rPr>
+          <w:rFonts w:ascii="Arial" w:hAnsi="Arial" w:cs="Arial"/>
+          <w:lang w:val="en-US"/>
+        </w:rPr>
+        <w:t>(</w:t>
+      </w:r>
+      <w:proofErr w:type="gramEnd"/>
+      <w:r>
+        <w:rPr>
+          <w:rFonts w:ascii="Arial" w:hAnsi="Arial" w:cs="Arial"/>
+          <w:lang w:val="en-US"/>
+        </w:rPr>
+        <w:t>"/</w:t>
+      </w:r>
+      <w:proofErr w:type="spellStart"/>
+      <w:r>
+        <w:rPr>
+          <w:rFonts w:ascii="Arial" w:hAnsi="Arial" w:cs="Arial"/>
+          <w:lang w:val="en-US"/>
+        </w:rPr>
+        <w:t>api</w:t>
+      </w:r>
+      <w:proofErr w:type="spellEnd"/>
+      <w:r>
+        <w:rPr>
+          <w:rFonts w:ascii="Arial" w:hAnsi="Arial" w:cs="Arial"/>
+          <w:lang w:val="en-US"/>
+        </w:rPr>
+        <w:t xml:space="preserve">", </w:t>
+      </w:r>
+      <w:proofErr w:type="spellStart"/>
+      <w:r>
+        <w:rPr>
+          <w:rFonts w:ascii="Arial" w:hAnsi="Arial" w:cs="Arial"/>
+          <w:lang w:val="en-US"/>
+        </w:rPr>
+        <w:t>cb</w:t>
+      </w:r>
+      <w:proofErr w:type="spellEnd"/>
+      <w:r>
+        <w:rPr>
+          <w:rFonts w:ascii="Arial" w:hAnsi="Arial" w:cs="Arial"/>
+          <w:lang w:val="en-US"/>
+        </w:rPr>
+        <w:t>).</w:t>
+      </w:r>
+    </w:p>
+    <w:p>
+      <w:pPr>
+        <w:spacing w:after="0" w:line="240" w:lineRule="auto"/>
+        <w:rPr>
+          <w:rFonts w:ascii="Arial" w:hAnsi="Arial" w:cs="Arial"/>
+          <w:lang w:val="en-US"/>
+        </w:rPr>
+      </w:pPr>
+      <w:r>
+        <w:rPr>
+          <w:rFonts w:ascii="Arial" w:hAnsi="Arial" w:cs="Arial"/>
+          <w:lang w:val="en-US"/>
+        </w:rPr>
+        <w:t xml:space="preserve">Los </w:t>
+      </w:r>
+      <w:proofErr w:type="spellStart"/>
+      <w:r>
+        <w:rPr>
+          <w:rFonts w:ascii="Arial" w:hAnsi="Arial" w:cs="Arial"/>
+          <w:lang w:val="en-US"/>
+        </w:rPr>
+        <w:t>métodos</w:t>
+      </w:r>
+      <w:proofErr w:type="spellEnd"/>
+      <w:r>
+        <w:rPr>
+          <w:rFonts w:ascii="Arial" w:hAnsi="Arial" w:cs="Arial"/>
+          <w:lang w:val="en-US"/>
+        </w:rPr>
+        <w:t xml:space="preserve"> HTTP se </w:t>
+      </w:r>
+      <w:proofErr w:type="spellStart"/>
+      <w:r>
+        <w:rPr>
+          <w:rFonts w:ascii="Arial" w:hAnsi="Arial" w:cs="Arial"/>
+          <w:lang w:val="en-US"/>
+        </w:rPr>
+        <w:t>mapean</w:t>
+      </w:r>
+      <w:proofErr w:type="spellEnd"/>
+      <w:r>
+        <w:rPr>
+          <w:rFonts w:ascii="Arial" w:hAnsi="Arial" w:cs="Arial"/>
+          <w:lang w:val="en-US"/>
+        </w:rPr>
+        <w:t xml:space="preserve"> a </w:t>
+      </w:r>
+      <w:proofErr w:type="spellStart"/>
+      <w:r>
+        <w:rPr>
+          <w:rFonts w:ascii="Arial" w:hAnsi="Arial" w:cs="Arial"/>
+          <w:lang w:val="en-US"/>
+        </w:rPr>
+        <w:t>app.get</w:t>
+      </w:r>
+      <w:proofErr w:type="spellEnd"/>
+      <w:r>
+        <w:rPr>
+          <w:rFonts w:ascii="Arial" w:hAnsi="Arial" w:cs="Arial"/>
+          <w:lang w:val="en-US"/>
+        </w:rPr>
+        <w:t>/post/put/patch/delete.</w:t>
+      </w:r>
+    </w:p>
+    <w:p>
+      <w:pPr>
+        <w:spacing w:after="0" w:line="240" w:lineRule="auto"/>
+        <w:rPr>
+          <w:rFonts w:ascii="Arial" w:hAnsi="Arial" w:cs="Arial"/>
+          <w:lang w:val="en-US"/>
+        </w:rPr>
+      </w:pPr>
+    </w:p>
+    <w:p>
+      <w:pPr>
+        <w:spacing w:after="0" w:line="240" w:lineRule="auto"/>
+        <w:rPr>
+          <w:rFonts w:ascii="Arial" w:hAnsi="Arial" w:cs="Arial"/>
+          <w:b/>
+          <w:bCs/>
+          <w:color w:val="0070C0"/>
+          <w:lang w:val="en-US"/>
+        </w:rPr>
+      </w:pPr>
+      <w:r>
+        <w:rPr>
+          <w:rFonts w:ascii="Arial" w:hAnsi="Arial" w:cs="Arial"/>
+          <w:b/>
+          <w:bCs/>
+          <w:color w:val="0070C0"/>
+          <w:lang w:val="en-US"/>
+        </w:rPr>
+        <w:t>24. ¿</w:t>
+      </w:r>
+      <w:proofErr w:type="spellStart"/>
+      <w:r>
+        <w:rPr>
+          <w:rFonts w:ascii="Arial" w:hAnsi="Arial" w:cs="Arial"/>
+          <w:b/>
+          <w:bCs/>
+          <w:color w:val="0070C0"/>
+          <w:lang w:val="en-US"/>
+        </w:rPr>
+        <w:t>Qué</w:t>
+      </w:r>
+      <w:proofErr w:type="spellEnd"/>
+      <w:r>
+        <w:rPr>
+          <w:rFonts w:ascii="Arial" w:hAnsi="Arial" w:cs="Arial"/>
+          <w:b/>
+          <w:bCs/>
+          <w:color w:val="0070C0"/>
+          <w:lang w:val="en-US"/>
+        </w:rPr>
+        <w:t xml:space="preserve"> </w:t>
+      </w:r>
+      <w:proofErr w:type="spellStart"/>
+      <w:r>
+        <w:rPr>
+          <w:rFonts w:ascii="Arial" w:hAnsi="Arial" w:cs="Arial"/>
+          <w:b/>
+          <w:bCs/>
+          <w:color w:val="0070C0"/>
+          <w:lang w:val="en-US"/>
+        </w:rPr>
+        <w:t>deposita</w:t>
+      </w:r>
+      <w:proofErr w:type="spellEnd"/>
+      <w:r>
+        <w:rPr>
+          <w:rFonts w:ascii="Arial" w:hAnsi="Arial" w:cs="Arial"/>
+          <w:b/>
+          <w:bCs/>
+          <w:color w:val="0070C0"/>
+          <w:lang w:val="en-US"/>
+        </w:rPr>
+        <w:t xml:space="preserve"> </w:t>
+      </w:r>
+      <w:proofErr w:type="spellStart"/>
+      <w:r>
+        <w:rPr>
+          <w:rFonts w:ascii="Arial" w:hAnsi="Arial" w:cs="Arial"/>
+          <w:b/>
+          <w:bCs/>
+          <w:color w:val="0070C0"/>
+          <w:lang w:val="en-US"/>
+        </w:rPr>
+        <w:t>app.use</w:t>
+      </w:r>
+      <w:proofErr w:type="spellEnd"/>
+      <w:r>
+        <w:rPr>
+          <w:rFonts w:ascii="Arial" w:hAnsi="Arial" w:cs="Arial"/>
+          <w:b/>
+          <w:bCs/>
+          <w:color w:val="0070C0"/>
+          <w:lang w:val="en-US"/>
+        </w:rPr>
+        <w:t>(</w:t>
+      </w:r>
+      <w:proofErr w:type="spellStart"/>
+      <w:proofErr w:type="gramStart"/>
+      <w:r>
+        <w:rPr>
+          <w:rFonts w:ascii="Arial" w:hAnsi="Arial" w:cs="Arial"/>
+          <w:b/>
+          <w:bCs/>
+          <w:color w:val="0070C0"/>
+          <w:lang w:val="en-US"/>
+        </w:rPr>
+        <w:t>express.static</w:t>
+      </w:r>
+      <w:proofErr w:type="spellEnd"/>
+      <w:proofErr w:type="gramEnd"/>
+      <w:r>
+        <w:rPr>
+          <w:rFonts w:ascii="Arial" w:hAnsi="Arial" w:cs="Arial"/>
+          <w:b/>
+          <w:bCs/>
+          <w:color w:val="0070C0"/>
+          <w:lang w:val="en-US"/>
+        </w:rPr>
+        <w:t>("public"))?</w:t>
+      </w:r>
+    </w:p>
+    <w:p>
+      <w:pPr>
+        <w:spacing w:after="0" w:line="240" w:lineRule="auto"/>
+        <w:rPr>
+          <w:rFonts w:ascii="Arial" w:hAnsi="Arial" w:cs="Arial"/>
+          <w:b/>
+          <w:bCs/>
+          <w:i/>
+          <w:iCs/>
+          <w:lang w:val="en-US"/>
+        </w:rPr>
+      </w:pPr>
+      <w:r>
+        <w:rPr>
+          <w:rFonts w:ascii="Arial" w:hAnsi="Arial" w:cs="Arial"/>
+          <w:b/>
+          <w:bCs/>
+          <w:i/>
+          <w:iCs/>
+          <w:lang w:val="en-US"/>
+        </w:rPr>
+        <w:t>Express</w:t>
+      </w:r>
+    </w:p>
+    <w:p>
+      <w:pPr>
+        <w:spacing w:after="0" w:line="240" w:lineRule="auto"/>
+        <w:rPr>
+          <w:rFonts w:ascii="Arial" w:hAnsi="Arial" w:cs="Arial"/>
+        </w:rPr>
+      </w:pPr>
+      <w:r>
+        <w:rPr>
+          <w:rFonts w:ascii="Arial" w:hAnsi="Arial" w:cs="Arial"/>
+        </w:rPr>
+        <w:t>•</w:t>
+      </w:r>
+      <w:r>
+        <w:rPr>
+          <w:rFonts w:ascii="Arial" w:hAnsi="Arial" w:cs="Arial"/>
+        </w:rPr>
+        <w:tab/>
+        <w:t>Páginas de DB</w:t>
+      </w:r>
+    </w:p>
+    <w:p>
+      <w:pPr>
+        <w:spacing w:after="0" w:line="240" w:lineRule="auto"/>
+        <w:rPr>
+          <w:rFonts w:ascii="Arial" w:hAnsi="Arial" w:cs="Arial"/>
+          <w:b/>
+          <w:bCs/>
+          <w:color w:val="FF0000"/>
+        </w:rPr>
+      </w:pPr>
+      <w:r>
+        <w:rPr>
+          <w:rFonts w:ascii="Arial" w:hAnsi="Arial" w:cs="Arial"/>
+          <w:b/>
+          <w:bCs/>
+          <w:color w:val="FF0000"/>
+        </w:rPr>
+        <w:t>•</w:t>
+      </w:r>
+      <w:r>
+        <w:rPr>
+          <w:rFonts w:ascii="Arial" w:hAnsi="Arial" w:cs="Arial"/>
+          <w:b/>
+          <w:bCs/>
+          <w:color w:val="FF0000"/>
+        </w:rPr>
+        <w:tab/>
+        <w:t>Archivos estáticos desde /</w:t>
+      </w:r>
+      <w:proofErr w:type="spellStart"/>
+      <w:r>
+        <w:rPr>
+          <w:rFonts w:ascii="Arial" w:hAnsi="Arial" w:cs="Arial"/>
+          <w:b/>
+          <w:bCs/>
+          <w:color w:val="FF0000"/>
+        </w:rPr>
+        <w:t>public</w:t>
+      </w:r>
+      <w:proofErr w:type="spellEnd"/>
+    </w:p>
+    <w:p>
+      <w:pPr>
+        <w:spacing w:after="0" w:line="240" w:lineRule="auto"/>
+        <w:rPr>
+          <w:rFonts w:ascii="Arial" w:hAnsi="Arial" w:cs="Arial"/>
+        </w:rPr>
+      </w:pPr>
+      <w:r>
+        <w:rPr>
+          <w:rFonts w:ascii="Arial" w:hAnsi="Arial" w:cs="Arial"/>
+        </w:rPr>
+        <w:t>•</w:t>
+      </w:r>
+      <w:r>
+        <w:rPr>
+          <w:rFonts w:ascii="Arial" w:hAnsi="Arial" w:cs="Arial"/>
+        </w:rPr>
+        <w:tab/>
+        <w:t>Rutas dinámicas</w:t>
+      </w:r>
+    </w:p>
+    <w:p>
+      <w:pPr>
+        <w:spacing w:after="0" w:line="240" w:lineRule="auto"/>
+        <w:rPr>
+          <w:rFonts w:ascii="Arial" w:hAnsi="Arial" w:cs="Arial"/>
+        </w:rPr>
+      </w:pPr>
+      <w:r>
+        <w:rPr>
+          <w:rFonts w:ascii="Arial" w:hAnsi="Arial" w:cs="Arial"/>
+        </w:rPr>
+        <w:t>•</w:t>
+      </w:r>
+      <w:r>
+        <w:rPr>
+          <w:rFonts w:ascii="Arial" w:hAnsi="Arial" w:cs="Arial"/>
+        </w:rPr>
+        <w:tab/>
+        <w:t>Logs a consola</w:t>
+      </w:r>
+    </w:p>
+    <w:p>
+      <w:pPr>
+        <w:spacing w:after="0" w:line="240" w:lineRule="auto"/>
+        <w:rPr>
+          <w:rFonts w:ascii="Arial" w:hAnsi="Arial" w:cs="Arial"/>
+          <w:i/>
+          <w:iCs/>
+          <w:u w:val="single"/>
+        </w:rPr>
+      </w:pPr>
+      <w:r>
+        <w:rPr>
+          <w:rFonts w:ascii="Arial" w:hAnsi="Arial" w:cs="Arial"/>
+          <w:i/>
+          <w:iCs/>
+          <w:u w:val="single"/>
         </w:rPr>
         <w:t>Explicación:</w:t>
       </w:r>
@@ -6726,231 +7437,147 @@
         <w:spacing w:after="0" w:line="240" w:lineRule="auto"/>
         <w:rPr>
           <w:rFonts w:ascii="Arial" w:hAnsi="Arial" w:cs="Arial"/>
-          <w:lang w:val="en-US"/>
-        </w:rPr>
-      </w:pPr>
-      <w:proofErr w:type="spellStart"/>
-      <w:r>
-        <w:rPr>
-          <w:rFonts w:ascii="Arial" w:hAnsi="Arial" w:cs="Arial"/>
-          <w:lang w:val="en-US"/>
-        </w:rPr>
-        <w:t>Correcta</w:t>
-      </w:r>
-      <w:proofErr w:type="spellEnd"/>
-      <w:r>
-        <w:rPr>
-          <w:rFonts w:ascii="Arial" w:hAnsi="Arial" w:cs="Arial"/>
-          <w:lang w:val="en-US"/>
-        </w:rPr>
-        <w:t xml:space="preserve">: </w:t>
+        </w:rPr>
+      </w:pPr>
+      <w:r>
+        <w:rPr>
+          <w:rFonts w:ascii="Arial" w:hAnsi="Arial" w:cs="Arial"/>
+        </w:rPr>
+        <w:t>Correcta: Archivos estáticos desde /</w:t>
+      </w:r>
+      <w:proofErr w:type="spellStart"/>
+      <w:r>
+        <w:rPr>
+          <w:rFonts w:ascii="Arial" w:hAnsi="Arial" w:cs="Arial"/>
+        </w:rPr>
+        <w:t>public</w:t>
+      </w:r>
+      <w:proofErr w:type="spellEnd"/>
+      <w:r>
+        <w:rPr>
+          <w:rFonts w:ascii="Arial" w:hAnsi="Arial" w:cs="Arial"/>
+        </w:rPr>
+        <w:t>.</w:t>
+      </w:r>
+    </w:p>
+    <w:p>
+      <w:pPr>
+        <w:spacing w:after="0" w:line="240" w:lineRule="auto"/>
+        <w:rPr>
+          <w:rFonts w:ascii="Arial" w:hAnsi="Arial" w:cs="Arial"/>
+          <w:lang w:val="en-US"/>
+        </w:rPr>
+      </w:pPr>
+      <w:r>
+        <w:rPr>
+          <w:rFonts w:ascii="Arial" w:hAnsi="Arial" w:cs="Arial"/>
+          <w:lang w:val="en-US"/>
+        </w:rPr>
+        <w:t>Sirve public/index.html, public/app.js, public/styles.css, etc.</w:t>
+      </w:r>
+    </w:p>
+    <w:p>
+      <w:pPr>
+        <w:spacing w:after="0" w:line="240" w:lineRule="auto"/>
+        <w:rPr>
+          <w:rFonts w:ascii="Arial" w:hAnsi="Arial" w:cs="Arial"/>
+          <w:lang w:val="en-US"/>
+        </w:rPr>
+      </w:pPr>
+    </w:p>
+    <w:p>
+      <w:pPr>
+        <w:spacing w:after="0" w:line="240" w:lineRule="auto"/>
+        <w:rPr>
+          <w:rFonts w:ascii="Arial" w:hAnsi="Arial" w:cs="Arial"/>
+          <w:b/>
+          <w:bCs/>
+          <w:color w:val="0070C0"/>
+        </w:rPr>
+      </w:pPr>
+      <w:r>
+        <w:rPr>
+          <w:rFonts w:ascii="Arial" w:hAnsi="Arial" w:cs="Arial"/>
+          <w:b/>
+          <w:bCs/>
+          <w:color w:val="0070C0"/>
+        </w:rPr>
+        <w:t xml:space="preserve">25. ¿Qué hace </w:t>
       </w:r>
       <w:proofErr w:type="spellStart"/>
       <w:proofErr w:type="gramStart"/>
       <w:r>
         <w:rPr>
           <w:rFonts w:ascii="Arial" w:hAnsi="Arial" w:cs="Arial"/>
-          <w:lang w:val="en-US"/>
-        </w:rPr>
-        <w:t>app.get</w:t>
-      </w:r>
-      <w:proofErr w:type="spellEnd"/>
-      <w:r>
-        <w:rPr>
-          <w:rFonts w:ascii="Arial" w:hAnsi="Arial" w:cs="Arial"/>
-          <w:lang w:val="en-US"/>
-        </w:rPr>
-        <w:t>(</w:t>
-      </w:r>
+          <w:b/>
+          <w:bCs/>
+          <w:color w:val="0070C0"/>
+        </w:rPr>
+        <w:t>res.status</w:t>
+      </w:r>
+      <w:proofErr w:type="spellEnd"/>
       <w:proofErr w:type="gramEnd"/>
       <w:r>
         <w:rPr>
           <w:rFonts w:ascii="Arial" w:hAnsi="Arial" w:cs="Arial"/>
-          <w:lang w:val="en-US"/>
-        </w:rPr>
-        <w:t>"/</w:t>
-      </w:r>
-      <w:proofErr w:type="spellStart"/>
-      <w:r>
-        <w:rPr>
-          <w:rFonts w:ascii="Arial" w:hAnsi="Arial" w:cs="Arial"/>
-          <w:lang w:val="en-US"/>
-        </w:rPr>
-        <w:t>api</w:t>
-      </w:r>
-      <w:proofErr w:type="spellEnd"/>
-      <w:r>
-        <w:rPr>
-          <w:rFonts w:ascii="Arial" w:hAnsi="Arial" w:cs="Arial"/>
-          <w:lang w:val="en-US"/>
-        </w:rPr>
-        <w:t xml:space="preserve">", </w:t>
-      </w:r>
-      <w:proofErr w:type="spellStart"/>
-      <w:r>
-        <w:rPr>
-          <w:rFonts w:ascii="Arial" w:hAnsi="Arial" w:cs="Arial"/>
-          <w:lang w:val="en-US"/>
-        </w:rPr>
-        <w:t>cb</w:t>
-      </w:r>
-      <w:proofErr w:type="spellEnd"/>
-      <w:r>
-        <w:rPr>
-          <w:rFonts w:ascii="Arial" w:hAnsi="Arial" w:cs="Arial"/>
-          <w:lang w:val="en-US"/>
+          <w:b/>
+          <w:bCs/>
+          <w:color w:val="0070C0"/>
+        </w:rPr>
+        <w:t>(404</w:t>
+      </w:r>
+      <w:proofErr w:type="gramStart"/>
+      <w:r>
+        <w:rPr>
+          <w:rFonts w:ascii="Arial" w:hAnsi="Arial" w:cs="Arial"/>
+          <w:b/>
+          <w:bCs/>
+          <w:color w:val="0070C0"/>
         </w:rPr>
         <w:t>).</w:t>
       </w:r>
-    </w:p>
-    <w:p>
-      <w:pPr>
-        <w:spacing w:after="0" w:line="240" w:lineRule="auto"/>
-        <w:rPr>
-          <w:rFonts w:ascii="Arial" w:hAnsi="Arial" w:cs="Arial"/>
-          <w:lang w:val="en-US"/>
-        </w:rPr>
-      </w:pPr>
-      <w:r>
-        <w:rPr>
-          <w:rFonts w:ascii="Arial" w:hAnsi="Arial" w:cs="Arial"/>
-          <w:lang w:val="en-US"/>
-        </w:rPr>
-        <w:t xml:space="preserve">Los </w:t>
-      </w:r>
-      <w:proofErr w:type="spellStart"/>
-      <w:r>
-        <w:rPr>
-          <w:rFonts w:ascii="Arial" w:hAnsi="Arial" w:cs="Arial"/>
-          <w:lang w:val="en-US"/>
-        </w:rPr>
-        <w:t>métodos</w:t>
-      </w:r>
-      <w:proofErr w:type="spellEnd"/>
-      <w:r>
-        <w:rPr>
-          <w:rFonts w:ascii="Arial" w:hAnsi="Arial" w:cs="Arial"/>
-          <w:lang w:val="en-US"/>
-        </w:rPr>
-        <w:t xml:space="preserve"> HTTP se </w:t>
-      </w:r>
-      <w:proofErr w:type="spellStart"/>
-      <w:r>
-        <w:rPr>
-          <w:rFonts w:ascii="Arial" w:hAnsi="Arial" w:cs="Arial"/>
-          <w:lang w:val="en-US"/>
-        </w:rPr>
-        <w:t>mapean</w:t>
-      </w:r>
-      <w:proofErr w:type="spellEnd"/>
-      <w:r>
-        <w:rPr>
-          <w:rFonts w:ascii="Arial" w:hAnsi="Arial" w:cs="Arial"/>
-          <w:lang w:val="en-US"/>
-        </w:rPr>
-        <w:t xml:space="preserve"> a </w:t>
-      </w:r>
-      <w:proofErr w:type="spellStart"/>
-      <w:r>
-        <w:rPr>
-          <w:rFonts w:ascii="Arial" w:hAnsi="Arial" w:cs="Arial"/>
-          <w:lang w:val="en-US"/>
-        </w:rPr>
-        <w:t>app.get</w:t>
-      </w:r>
-      <w:proofErr w:type="spellEnd"/>
-      <w:r>
-        <w:rPr>
-          <w:rFonts w:ascii="Arial" w:hAnsi="Arial" w:cs="Arial"/>
-          <w:lang w:val="en-US"/>
-        </w:rPr>
-        <w:t>/post/put/patch/delete.</w:t>
-      </w:r>
-    </w:p>
-    <w:p>
-      <w:pPr>
-        <w:spacing w:after="0" w:line="240" w:lineRule="auto"/>
-        <w:rPr>
-          <w:rFonts w:ascii="Arial" w:hAnsi="Arial" w:cs="Arial"/>
-        </w:rPr>
-      </w:pPr>
-    </w:p>
-    <w:p>
-      <w:pPr>
-        <w:spacing w:after="0" w:line="240" w:lineRule="auto"/>
-        <w:rPr>
-          <w:rFonts w:ascii="Arial" w:hAnsi="Arial" w:cs="Arial"/>
-        </w:rPr>
-      </w:pPr>
-      <w:r>
-        <w:rPr>
-          <w:rFonts w:ascii="Arial" w:hAnsi="Arial" w:cs="Arial"/>
-        </w:rPr>
-        <w:t xml:space="preserve">24. ¿Qué deposita </w:t>
-      </w:r>
-      <w:proofErr w:type="spellStart"/>
-      <w:r>
-        <w:rPr>
-          <w:rFonts w:ascii="Arial" w:hAnsi="Arial" w:cs="Arial"/>
-        </w:rPr>
-        <w:t>app.use</w:t>
-      </w:r>
-      <w:proofErr w:type="spellEnd"/>
-      <w:r>
-        <w:rPr>
-          <w:rFonts w:ascii="Arial" w:hAnsi="Arial" w:cs="Arial"/>
-        </w:rPr>
-        <w:t>(</w:t>
-      </w:r>
-      <w:proofErr w:type="spellStart"/>
-      <w:proofErr w:type="gramStart"/>
-      <w:r>
-        <w:rPr>
-          <w:rFonts w:ascii="Arial" w:hAnsi="Arial" w:cs="Arial"/>
-        </w:rPr>
-        <w:t>express.static</w:t>
+      <w:proofErr w:type="spellStart"/>
+      <w:r>
+        <w:rPr>
+          <w:rFonts w:ascii="Arial" w:hAnsi="Arial" w:cs="Arial"/>
+          <w:b/>
+          <w:bCs/>
+          <w:color w:val="0070C0"/>
+        </w:rPr>
+        <w:t>send</w:t>
       </w:r>
       <w:proofErr w:type="spellEnd"/>
       <w:proofErr w:type="gramEnd"/>
       <w:r>
         <w:rPr>
           <w:rFonts w:ascii="Arial" w:hAnsi="Arial" w:cs="Arial"/>
-        </w:rPr>
-        <w:t>("</w:t>
-      </w:r>
-      <w:proofErr w:type="spellStart"/>
-      <w:r>
-        <w:rPr>
-          <w:rFonts w:ascii="Arial" w:hAnsi="Arial" w:cs="Arial"/>
-        </w:rPr>
-        <w:t>public</w:t>
-      </w:r>
-      <w:proofErr w:type="spellEnd"/>
-      <w:r>
-        <w:rPr>
-          <w:rFonts w:ascii="Arial" w:hAnsi="Arial" w:cs="Arial"/>
-        </w:rPr>
-        <w:t>"))?</w:t>
-      </w:r>
-    </w:p>
-    <w:p>
-      <w:pPr>
-        <w:spacing w:after="0" w:line="240" w:lineRule="auto"/>
-        <w:rPr>
-          <w:rFonts w:ascii="Arial" w:hAnsi="Arial" w:cs="Arial"/>
-          <w:b/>
-          <w:bCs/>
-          <w:i/>
-          <w:iCs/>
-        </w:rPr>
-      </w:pPr>
-      <w:r>
-        <w:rPr>
-          <w:rFonts w:ascii="Arial" w:hAnsi="Arial" w:cs="Arial"/>
-          <w:b/>
-          <w:bCs/>
-          <w:i/>
-          <w:iCs/>
+          <w:b/>
+          <w:bCs/>
+          <w:color w:val="0070C0"/>
+        </w:rPr>
+        <w:t>("No encontrado")?</w:t>
+      </w:r>
+    </w:p>
+    <w:p>
+      <w:pPr>
+        <w:spacing w:after="0" w:line="240" w:lineRule="auto"/>
+        <w:rPr>
+          <w:rFonts w:ascii="Arial" w:hAnsi="Arial" w:cs="Arial"/>
+          <w:b/>
+          <w:bCs/>
+          <w:i/>
+          <w:iCs/>
+          <w:lang w:val="en-US"/>
+        </w:rPr>
+      </w:pPr>
+      <w:r>
+        <w:rPr>
+          <w:rFonts w:ascii="Arial" w:hAnsi="Arial" w:cs="Arial"/>
+          <w:b/>
+          <w:bCs/>
+          <w:i/>
+          <w:iCs/>
+          <w:lang w:val="en-US"/>
         </w:rPr>
         <w:t>Express</w:t>
       </w:r>
@@ -6960,103 +7587,146 @@
         <w:spacing w:after="0" w:line="240" w:lineRule="auto"/>
         <w:rPr>
           <w:rFonts w:ascii="Arial" w:hAnsi="Arial" w:cs="Arial"/>
-        </w:rPr>
-      </w:pPr>
-      <w:r>
-        <w:rPr>
-          <w:rFonts w:ascii="Arial" w:hAnsi="Arial" w:cs="Arial"/>
-        </w:rPr>
-        <w:t>•</w:t>
-      </w:r>
-      <w:r>
-        <w:rPr>
-          <w:rFonts w:ascii="Arial" w:hAnsi="Arial" w:cs="Arial"/>
-        </w:rPr>
-        <w:tab/>
-        <w:t>Páginas de DB</w:t>
-      </w:r>
-    </w:p>
-    <w:p>
-      <w:pPr>
-        <w:spacing w:after="0" w:line="240" w:lineRule="auto"/>
-        <w:rPr>
-          <w:rFonts w:ascii="Arial" w:hAnsi="Arial" w:cs="Arial"/>
-          <w:b/>
-          <w:bCs/>
-          <w:color w:val="FF0000"/>
-        </w:rPr>
-      </w:pPr>
-      <w:r>
-        <w:rPr>
-          <w:rFonts w:ascii="Arial" w:hAnsi="Arial" w:cs="Arial"/>
-          <w:b/>
-          <w:bCs/>
-          <w:color w:val="FF0000"/>
-        </w:rPr>
-        <w:t>•</w:t>
-      </w:r>
-      <w:r>
-        <w:rPr>
-          <w:rFonts w:ascii="Arial" w:hAnsi="Arial" w:cs="Arial"/>
-          <w:b/>
-          <w:bCs/>
-          <w:color w:val="FF0000"/>
-        </w:rPr>
-        <w:tab/>
-        <w:t>Archivos estáticos desde /</w:t>
-      </w:r>
-      <w:proofErr w:type="spellStart"/>
-      <w:r>
-        <w:rPr>
-          <w:rFonts w:ascii="Arial" w:hAnsi="Arial" w:cs="Arial"/>
-          <w:b/>
-          <w:bCs/>
-          <w:color w:val="FF0000"/>
-        </w:rPr>
-        <w:t>public</w:t>
-      </w:r>
-      <w:proofErr w:type="spellEnd"/>
-    </w:p>
-    <w:p>
-      <w:pPr>
-        <w:spacing w:after="0" w:line="240" w:lineRule="auto"/>
-        <w:rPr>
-          <w:rFonts w:ascii="Arial" w:hAnsi="Arial" w:cs="Arial"/>
-        </w:rPr>
-      </w:pPr>
-      <w:r>
-        <w:rPr>
-          <w:rFonts w:ascii="Arial" w:hAnsi="Arial" w:cs="Arial"/>
-        </w:rPr>
-        <w:t>•</w:t>
-      </w:r>
-      <w:r>
-        <w:rPr>
-          <w:rFonts w:ascii="Arial" w:hAnsi="Arial" w:cs="Arial"/>
-        </w:rPr>
-        <w:tab/>
-        <w:t>Rutas dinámicas</w:t>
-      </w:r>
-    </w:p>
-    <w:p>
-      <w:pPr>
-        <w:spacing w:after="0" w:line="240" w:lineRule="auto"/>
-        <w:rPr>
-          <w:rFonts w:ascii="Arial" w:hAnsi="Arial" w:cs="Arial"/>
-        </w:rPr>
-      </w:pPr>
-      <w:r>
-        <w:rPr>
-          <w:rFonts w:ascii="Arial" w:hAnsi="Arial" w:cs="Arial"/>
-        </w:rPr>
-        <w:t>•</w:t>
-      </w:r>
-      <w:r>
-        <w:rPr>
-          <w:rFonts w:ascii="Arial" w:hAnsi="Arial" w:cs="Arial"/>
-        </w:rPr>
-        <w:tab/>
-        <w:t>Logs a consola</w:t>
+          <w:lang w:val="en-US"/>
+        </w:rPr>
+      </w:pPr>
+      <w:r>
+        <w:rPr>
+          <w:rFonts w:ascii="Arial" w:hAnsi="Arial" w:cs="Arial"/>
+          <w:lang w:val="en-US"/>
+        </w:rPr>
+        <w:t>•</w:t>
+      </w:r>
+      <w:r>
+        <w:rPr>
+          <w:rFonts w:ascii="Arial" w:hAnsi="Arial" w:cs="Arial"/>
+          <w:lang w:val="en-US"/>
+        </w:rPr>
+        <w:tab/>
+      </w:r>
+      <w:proofErr w:type="spellStart"/>
+      <w:r>
+        <w:rPr>
+          <w:rFonts w:ascii="Arial" w:hAnsi="Arial" w:cs="Arial"/>
+          <w:lang w:val="en-US"/>
+        </w:rPr>
+        <w:t>Devuelve</w:t>
+      </w:r>
+      <w:proofErr w:type="spellEnd"/>
+      <w:r>
+        <w:rPr>
+          <w:rFonts w:ascii="Arial" w:hAnsi="Arial" w:cs="Arial"/>
+          <w:lang w:val="en-US"/>
+        </w:rPr>
+        <w:t xml:space="preserve"> 200 OK</w:t>
+      </w:r>
+    </w:p>
+    <w:p>
+      <w:pPr>
+        <w:spacing w:after="0" w:line="240" w:lineRule="auto"/>
+        <w:rPr>
+          <w:rFonts w:ascii="Arial" w:hAnsi="Arial" w:cs="Arial"/>
+          <w:b/>
+          <w:bCs/>
+          <w:color w:val="FF0000"/>
+          <w:lang w:val="en-US"/>
+        </w:rPr>
+      </w:pPr>
+      <w:r>
+        <w:rPr>
+          <w:rFonts w:ascii="Arial" w:hAnsi="Arial" w:cs="Arial"/>
+          <w:b/>
+          <w:bCs/>
+          <w:color w:val="FF0000"/>
+          <w:lang w:val="en-US"/>
+        </w:rPr>
+        <w:t>•</w:t>
+      </w:r>
+      <w:r>
+        <w:rPr>
+          <w:rFonts w:ascii="Arial" w:hAnsi="Arial" w:cs="Arial"/>
+          <w:b/>
+          <w:bCs/>
+          <w:color w:val="FF0000"/>
+          <w:lang w:val="en-US"/>
+        </w:rPr>
+        <w:tab/>
+      </w:r>
+      <w:proofErr w:type="spellStart"/>
+      <w:r>
+        <w:rPr>
+          <w:rFonts w:ascii="Arial" w:hAnsi="Arial" w:cs="Arial"/>
+          <w:b/>
+          <w:bCs/>
+          <w:color w:val="FF0000"/>
+          <w:lang w:val="en-US"/>
+        </w:rPr>
+        <w:t>Devuelve</w:t>
+      </w:r>
+      <w:proofErr w:type="spellEnd"/>
+      <w:r>
+        <w:rPr>
+          <w:rFonts w:ascii="Arial" w:hAnsi="Arial" w:cs="Arial"/>
+          <w:b/>
+          <w:bCs/>
+          <w:color w:val="FF0000"/>
+          <w:lang w:val="en-US"/>
+        </w:rPr>
+        <w:t xml:space="preserve"> 404 Not Found con </w:t>
+      </w:r>
+      <w:proofErr w:type="spellStart"/>
+      <w:r>
+        <w:rPr>
+          <w:rFonts w:ascii="Arial" w:hAnsi="Arial" w:cs="Arial"/>
+          <w:b/>
+          <w:bCs/>
+          <w:color w:val="FF0000"/>
+          <w:lang w:val="en-US"/>
+        </w:rPr>
+        <w:t>texto</w:t>
+      </w:r>
+      <w:proofErr w:type="spellEnd"/>
+    </w:p>
+    <w:p>
+      <w:pPr>
+        <w:spacing w:after="0" w:line="240" w:lineRule="auto"/>
+        <w:rPr>
+          <w:rFonts w:ascii="Arial" w:hAnsi="Arial" w:cs="Arial"/>
+        </w:rPr>
+      </w:pPr>
+      <w:r>
+        <w:rPr>
+          <w:rFonts w:ascii="Arial" w:hAnsi="Arial" w:cs="Arial"/>
+        </w:rPr>
+        <w:t>•</w:t>
+      </w:r>
+      <w:r>
+        <w:rPr>
+          <w:rFonts w:ascii="Arial" w:hAnsi="Arial" w:cs="Arial"/>
+        </w:rPr>
+        <w:tab/>
+        <w:t>Devuelve 500</w:t>
+      </w:r>
+    </w:p>
+    <w:p>
+      <w:pPr>
+        <w:spacing w:after="0" w:line="240" w:lineRule="auto"/>
+        <w:rPr>
+          <w:rFonts w:ascii="Arial" w:hAnsi="Arial" w:cs="Arial"/>
+        </w:rPr>
+      </w:pPr>
+      <w:r>
+        <w:rPr>
+          <w:rFonts w:ascii="Arial" w:hAnsi="Arial" w:cs="Arial"/>
+        </w:rPr>
+        <w:t>•</w:t>
+      </w:r>
+      <w:r>
+        <w:rPr>
+          <w:rFonts w:ascii="Arial" w:hAnsi="Arial" w:cs="Arial"/>
+        </w:rPr>
+        <w:tab/>
+        <w:t>Redirige 301</w:t>
       </w:r>
     </w:p>
     <w:p>
@@ -7090,301 +7760,6 @@
         <w:rPr>
           <w:rFonts w:ascii="Arial" w:hAnsi="Arial" w:cs="Arial"/>
         </w:rPr>
-        <w:t>Correcta: Archivos estáticos desde /</w:t>
-      </w:r>
-      <w:proofErr w:type="spellStart"/>
-      <w:r>
-        <w:rPr>
-          <w:rFonts w:ascii="Arial" w:hAnsi="Arial" w:cs="Arial"/>
-        </w:rPr>
-        <w:t>public</w:t>
-      </w:r>
-      <w:proofErr w:type="spellEnd"/>
-      <w:r>
-        <w:rPr>
-          <w:rFonts w:ascii="Arial" w:hAnsi="Arial" w:cs="Arial"/>
-        </w:rPr>
-        <w:t>.</w:t>
-      </w:r>
-    </w:p>
-    <w:p>
-      <w:pPr>
-        <w:spacing w:after="0" w:line="240" w:lineRule="auto"/>
-        <w:rPr>
-          <w:rFonts w:ascii="Arial" w:hAnsi="Arial" w:cs="Arial"/>
-          <w:lang w:val="en-US"/>
-        </w:rPr>
-      </w:pPr>
-      <w:r>
-        <w:rPr>
-          <w:rFonts w:ascii="Arial" w:hAnsi="Arial" w:cs="Arial"/>
-          <w:lang w:val="en-US"/>
-        </w:rPr>
-        <w:t>Sirve public/index.html, public/app.js, public/styles.css, etc.</w:t>
-      </w:r>
-    </w:p>
-    <w:p>
-      <w:pPr>
-        <w:spacing w:after="0" w:line="240" w:lineRule="auto"/>
-        <w:rPr>
-          <w:rFonts w:ascii="Arial" w:hAnsi="Arial" w:cs="Arial"/>
-        </w:rPr>
-      </w:pPr>
-    </w:p>
-    <w:p>
-      <w:pPr>
-        <w:spacing w:after="0" w:line="240" w:lineRule="auto"/>
-        <w:rPr>
-          <w:rFonts w:ascii="Arial" w:hAnsi="Arial" w:cs="Arial"/>
-        </w:rPr>
-      </w:pPr>
-      <w:r>
-        <w:rPr>
-          <w:rFonts w:ascii="Arial" w:hAnsi="Arial" w:cs="Arial"/>
-        </w:rPr>
-        <w:t xml:space="preserve">25. ¿Qué hace </w:t>
-      </w:r>
-      <w:proofErr w:type="spellStart"/>
-      <w:proofErr w:type="gramStart"/>
-      <w:r>
-        <w:rPr>
-          <w:rFonts w:ascii="Arial" w:hAnsi="Arial" w:cs="Arial"/>
-        </w:rPr>
-        <w:t>res.status</w:t>
-      </w:r>
-      <w:proofErr w:type="spellEnd"/>
-      <w:proofErr w:type="gramEnd"/>
-      <w:r>
-        <w:rPr>
-          <w:rFonts w:ascii="Arial" w:hAnsi="Arial" w:cs="Arial"/>
-        </w:rPr>
-        <w:t>(404</w:t>
-      </w:r>
-      <w:proofErr w:type="gramStart"/>
-      <w:r>
-        <w:rPr>
-          <w:rFonts w:ascii="Arial" w:hAnsi="Arial" w:cs="Arial"/>
-        </w:rPr>
-        <w:t>).</w:t>
-      </w:r>
-      <w:proofErr w:type="spellStart"/>
-      <w:r>
-        <w:rPr>
-          <w:rFonts w:ascii="Arial" w:hAnsi="Arial" w:cs="Arial"/>
-        </w:rPr>
-        <w:t>send</w:t>
-      </w:r>
-      <w:proofErr w:type="spellEnd"/>
-      <w:proofErr w:type="gramEnd"/>
-      <w:r>
-        <w:rPr>
-          <w:rFonts w:ascii="Arial" w:hAnsi="Arial" w:cs="Arial"/>
-        </w:rPr>
-        <w:t>("No encontrado")?</w:t>
-      </w:r>
-    </w:p>
-    <w:p>
-      <w:pPr>
-        <w:spacing w:after="0" w:line="240" w:lineRule="auto"/>
-        <w:rPr>
-          <w:rFonts w:ascii="Arial" w:hAnsi="Arial" w:cs="Arial"/>
-          <w:b/>
-          <w:bCs/>
-          <w:i/>
-          <w:iCs/>
-          <w:lang w:val="en-US"/>
-        </w:rPr>
-      </w:pPr>
-      <w:r>
-        <w:rPr>
-          <w:rFonts w:ascii="Arial" w:hAnsi="Arial" w:cs="Arial"/>
-          <w:b/>
-          <w:bCs/>
-          <w:i/>
-          <w:iCs/>
-          <w:lang w:val="en-US"/>
-        </w:rPr>
-        <w:t>Express</w:t>
-      </w:r>
-    </w:p>
-    <w:p>
-      <w:pPr>
-        <w:spacing w:after="0" w:line="240" w:lineRule="auto"/>
-        <w:rPr>
-          <w:rFonts w:ascii="Arial" w:hAnsi="Arial" w:cs="Arial"/>
-          <w:lang w:val="en-US"/>
-        </w:rPr>
-      </w:pPr>
-      <w:r>
-        <w:rPr>
-          <w:rFonts w:ascii="Arial" w:hAnsi="Arial" w:cs="Arial"/>
-          <w:lang w:val="en-US"/>
-        </w:rPr>
-        <w:t>•</w:t>
-      </w:r>
-      <w:r>
-        <w:rPr>
-          <w:rFonts w:ascii="Arial" w:hAnsi="Arial" w:cs="Arial"/>
-          <w:lang w:val="en-US"/>
-        </w:rPr>
-        <w:tab/>
-      </w:r>
-      <w:proofErr w:type="spellStart"/>
-      <w:r>
-        <w:rPr>
-          <w:rFonts w:ascii="Arial" w:hAnsi="Arial" w:cs="Arial"/>
-          <w:lang w:val="en-US"/>
-        </w:rPr>
-        <w:t>Devuelve</w:t>
-      </w:r>
-      <w:proofErr w:type="spellEnd"/>
-      <w:r>
-        <w:rPr>
-          <w:rFonts w:ascii="Arial" w:hAnsi="Arial" w:cs="Arial"/>
-          <w:lang w:val="en-US"/>
-        </w:rPr>
-        <w:t xml:space="preserve"> 200 OK</w:t>
-      </w:r>
-    </w:p>
-    <w:p>
-      <w:pPr>
-        <w:spacing w:after="0" w:line="240" w:lineRule="auto"/>
-        <w:rPr>
-          <w:rFonts w:ascii="Arial" w:hAnsi="Arial" w:cs="Arial"/>
-          <w:b/>
-          <w:bCs/>
-          <w:color w:val="FF0000"/>
-          <w:lang w:val="en-US"/>
-        </w:rPr>
-      </w:pPr>
-      <w:r>
-        <w:rPr>
-          <w:rFonts w:ascii="Arial" w:hAnsi="Arial" w:cs="Arial"/>
-          <w:b/>
-          <w:bCs/>
-          <w:color w:val="FF0000"/>
-          <w:lang w:val="en-US"/>
-        </w:rPr>
-        <w:t>•</w:t>
-      </w:r>
-      <w:r>
-        <w:rPr>
-          <w:rFonts w:ascii="Arial" w:hAnsi="Arial" w:cs="Arial"/>
-          <w:b/>
-          <w:bCs/>
-          <w:color w:val="FF0000"/>
-          <w:lang w:val="en-US"/>
-        </w:rPr>
-        <w:tab/>
-      </w:r>
-      <w:proofErr w:type="spellStart"/>
-      <w:r>
-        <w:rPr>
-          <w:rFonts w:ascii="Arial" w:hAnsi="Arial" w:cs="Arial"/>
-          <w:b/>
-          <w:bCs/>
-          <w:color w:val="FF0000"/>
-          <w:lang w:val="en-US"/>
-        </w:rPr>
-        <w:t>Devuelve</w:t>
-      </w:r>
-      <w:proofErr w:type="spellEnd"/>
-      <w:r>
-        <w:rPr>
-          <w:rFonts w:ascii="Arial" w:hAnsi="Arial" w:cs="Arial"/>
-          <w:b/>
-          <w:bCs/>
-          <w:color w:val="FF0000"/>
-          <w:lang w:val="en-US"/>
-        </w:rPr>
-        <w:t xml:space="preserve"> 404 Not Found con </w:t>
-      </w:r>
-      <w:proofErr w:type="spellStart"/>
-      <w:r>
-        <w:rPr>
-          <w:rFonts w:ascii="Arial" w:hAnsi="Arial" w:cs="Arial"/>
-          <w:b/>
-          <w:bCs/>
-          <w:color w:val="FF0000"/>
-          <w:lang w:val="en-US"/>
-        </w:rPr>
-        <w:t>texto</w:t>
-      </w:r>
-      <w:proofErr w:type="spellEnd"/>
-    </w:p>
-    <w:p>
-      <w:pPr>
-        <w:spacing w:after="0" w:line="240" w:lineRule="auto"/>
-        <w:rPr>
-          <w:rFonts w:ascii="Arial" w:hAnsi="Arial" w:cs="Arial"/>
-        </w:rPr>
-      </w:pPr>
-      <w:r>
-        <w:rPr>
-          <w:rFonts w:ascii="Arial" w:hAnsi="Arial" w:cs="Arial"/>
-        </w:rPr>
-        <w:t>•</w:t>
-      </w:r>
-      <w:r>
-        <w:rPr>
-          <w:rFonts w:ascii="Arial" w:hAnsi="Arial" w:cs="Arial"/>
-        </w:rPr>
-        <w:tab/>
-        <w:t>Devuelve 500</w:t>
-      </w:r>
-    </w:p>
-    <w:p>
-      <w:pPr>
-        <w:spacing w:after="0" w:line="240" w:lineRule="auto"/>
-        <w:rPr>
-          <w:rFonts w:ascii="Arial" w:hAnsi="Arial" w:cs="Arial"/>
-        </w:rPr>
-      </w:pPr>
-      <w:r>
-        <w:rPr>
-          <w:rFonts w:ascii="Arial" w:hAnsi="Arial" w:cs="Arial"/>
-        </w:rPr>
-        <w:t>•</w:t>
-      </w:r>
-      <w:r>
-        <w:rPr>
-          <w:rFonts w:ascii="Arial" w:hAnsi="Arial" w:cs="Arial"/>
-        </w:rPr>
-        <w:tab/>
-        <w:t>Redirige 301</w:t>
-      </w:r>
-    </w:p>
-    <w:p>
-      <w:pPr>
-        <w:spacing w:after="0" w:line="240" w:lineRule="auto"/>
-        <w:rPr>
-          <w:rFonts w:ascii="Arial" w:hAnsi="Arial" w:cs="Arial"/>
-          <w:i/>
-          <w:iCs/>
-          <w:u w:val="single"/>
-        </w:rPr>
-      </w:pPr>
-      <w:r>
-        <w:rPr>
-          <w:rFonts w:ascii="Arial" w:hAnsi="Arial" w:cs="Arial"/>
-          <w:i/>
-          <w:iCs/>
-          <w:u w:val="single"/>
-        </w:rPr>
-        <w:t>Explicación:</w:t>
-      </w:r>
-    </w:p>
-    <w:p>
-      <w:pPr>
-        <w:spacing w:after="0" w:line="240" w:lineRule="auto"/>
-        <w:rPr>
-          <w:rFonts w:ascii="Arial" w:hAnsi="Arial" w:cs="Arial"/>
-        </w:rPr>
-      </w:pPr>
-      <w:r>
-        <w:rPr>
-          <w:rFonts w:ascii="Arial" w:hAnsi="Arial" w:cs="Arial"/>
-        </w:rPr>
         <w:t xml:space="preserve">Correcta: Devuelve 404 </w:t>
       </w:r>
       <w:proofErr w:type="spellStart"/>
@@ -7435,57 +7810,58 @@
         <w:spacing w:after="0" w:line="240" w:lineRule="auto"/>
         <w:rPr>
           <w:rFonts w:ascii="Arial" w:hAnsi="Arial" w:cs="Arial"/>
-          <w:lang w:val="en-US"/>
-        </w:rPr>
-      </w:pPr>
-    </w:p>
-    <w:p>
-      <w:pPr>
-        <w:spacing w:after="0" w:line="240" w:lineRule="auto"/>
-        <w:rPr>
-          <w:rFonts w:ascii="Arial" w:hAnsi="Arial" w:cs="Arial"/>
-          <w:lang w:val="en-US"/>
-        </w:rPr>
-      </w:pPr>
-    </w:p>
-    <w:p>
-      <w:pPr>
-        <w:spacing w:after="0" w:line="240" w:lineRule="auto"/>
-        <w:rPr>
-          <w:rFonts w:ascii="Arial" w:hAnsi="Arial" w:cs="Arial"/>
-          <w:lang w:val="en-US"/>
-        </w:rPr>
-      </w:pPr>
-    </w:p>
-    <w:p>
-      <w:pPr>
-        <w:spacing w:after="0" w:line="240" w:lineRule="auto"/>
-        <w:rPr>
-          <w:rFonts w:ascii="Arial" w:hAnsi="Arial" w:cs="Arial"/>
-          <w:lang w:val="en-US"/>
-        </w:rPr>
-      </w:pPr>
-    </w:p>
-    <w:p>
-      <w:pPr>
-        <w:spacing w:after="0" w:line="240" w:lineRule="auto"/>
-        <w:rPr>
-          <w:rFonts w:ascii="Arial" w:hAnsi="Arial" w:cs="Arial"/>
-          <w:lang w:val="en-US"/>
-        </w:rPr>
-      </w:pPr>
-    </w:p>
-    <w:p>
-      <w:pPr>
-        <w:spacing w:after="0" w:line="240" w:lineRule="auto"/>
-        <w:rPr>
-          <w:rFonts w:ascii="Arial" w:hAnsi="Arial" w:cs="Arial"/>
-          <w:lang w:val="en-US"/>
-        </w:rPr>
-      </w:pPr>
-      <w:r>
-        <w:rPr>
-          <w:rFonts w:ascii="Arial" w:hAnsi="Arial" w:cs="Arial"/>
+        </w:rPr>
+      </w:pPr>
+    </w:p>
+    <w:p>
+      <w:pPr>
+        <w:spacing w:after="0" w:line="240" w:lineRule="auto"/>
+        <w:rPr>
+          <w:rFonts w:ascii="Arial" w:hAnsi="Arial" w:cs="Arial"/>
+        </w:rPr>
+      </w:pPr>
+    </w:p>
+    <w:p>
+      <w:pPr>
+        <w:spacing w:after="0" w:line="240" w:lineRule="auto"/>
+        <w:rPr>
+          <w:rFonts w:ascii="Arial" w:hAnsi="Arial" w:cs="Arial"/>
+        </w:rPr>
+      </w:pPr>
+    </w:p>
+    <w:p>
+      <w:pPr>
+        <w:spacing w:after="0" w:line="240" w:lineRule="auto"/>
+        <w:rPr>
+          <w:rFonts w:ascii="Arial" w:hAnsi="Arial" w:cs="Arial"/>
+        </w:rPr>
+      </w:pPr>
+    </w:p>
+    <w:p>
+      <w:pPr>
+        <w:spacing w:after="0" w:line="240" w:lineRule="auto"/>
+        <w:rPr>
+          <w:rFonts w:ascii="Arial" w:hAnsi="Arial" w:cs="Arial"/>
+        </w:rPr>
+      </w:pPr>
+    </w:p>
+    <w:p>
+      <w:pPr>
+        <w:spacing w:after="0" w:line="240" w:lineRule="auto"/>
+        <w:rPr>
+          <w:rFonts w:ascii="Arial" w:hAnsi="Arial" w:cs="Arial"/>
+          <w:b/>
+          <w:bCs/>
+          <w:color w:val="0070C0"/>
+          <w:lang w:val="en-US"/>
+        </w:rPr>
+      </w:pPr>
+      <w:r>
+        <w:rPr>
+          <w:rFonts w:ascii="Arial" w:hAnsi="Arial" w:cs="Arial"/>
+          <w:b/>
+          <w:bCs/>
+          <w:color w:val="0070C0"/>
           <w:lang w:val="en-US"/>
         </w:rPr>
         <w:lastRenderedPageBreak/>
@@ -7495,6 +7871,9 @@
       <w:r>
         <w:rPr>
           <w:rFonts w:ascii="Arial" w:hAnsi="Arial" w:cs="Arial"/>
+          <w:b/>
+          <w:bCs/>
+          <w:color w:val="0070C0"/>
           <w:lang w:val="en-US"/>
         </w:rPr>
         <w:t>significa</w:t>
@@ -7503,6 +7882,9 @@
       <w:r>
         <w:rPr>
           <w:rFonts w:ascii="Arial" w:hAnsi="Arial" w:cs="Arial"/>
+          <w:b/>
+          <w:bCs/>
+          <w:color w:val="0070C0"/>
           <w:lang w:val="en-US"/>
         </w:rPr>
         <w:t>:</w:t>
@@ -7806,6 +8188,7 @@
         <w:spacing w:after="0" w:line="240" w:lineRule="auto"/>
         <w:rPr>
           <w:rFonts w:ascii="Arial" w:hAnsi="Arial" w:cs="Arial"/>
+          <w:lang w:val="en-US"/>
         </w:rPr>
       </w:pPr>
     </w:p>
@@ -8039,6 +8422,7 @@
         <w:spacing w:after="0" w:line="240" w:lineRule="auto"/>
         <w:rPr>
           <w:rFonts w:ascii="Arial" w:hAnsi="Arial" w:cs="Arial"/>
+          <w:lang w:val="en-US"/>
         </w:rPr>
       </w:pPr>
     </w:p>
@@ -8294,6 +8678,7 @@
         <w:spacing w:after="0" w:line="240" w:lineRule="auto"/>
         <w:rPr>
           <w:rFonts w:ascii="Arial" w:hAnsi="Arial" w:cs="Arial"/>
+          <w:lang w:val="en-US"/>
         </w:rPr>
       </w:pPr>
     </w:p>
@@ -10522,37 +10907,33 @@
           <w:b/>
           <w:bCs/>
           <w:color w:val="FF0000"/>
-          <w:lang w:val="en-US"/>
-        </w:rPr>
-      </w:pPr>
-      <w:r>
-        <w:rPr>
-          <w:rFonts w:ascii="Arial" w:hAnsi="Arial" w:cs="Arial"/>
-          <w:b/>
-          <w:bCs/>
-          <w:color w:val="FF0000"/>
-          <w:lang w:val="en-US"/>
-        </w:rPr>
-        <w:t>•</w:t>
-      </w:r>
-      <w:r>
-        <w:rPr>
-          <w:rFonts w:ascii="Arial" w:hAnsi="Arial" w:cs="Arial"/>
-          <w:b/>
-          <w:bCs/>
-          <w:color w:val="FF0000"/>
-          <w:lang w:val="en-US"/>
-        </w:rPr>
-        <w:tab/>
-      </w:r>
-      <w:proofErr w:type="spellStart"/>
-      <w:r>
-        <w:rPr>
-          <w:rFonts w:ascii="Arial" w:hAnsi="Arial" w:cs="Arial"/>
-          <w:b/>
-          <w:bCs/>
-          <w:color w:val="FF0000"/>
-          <w:lang w:val="en-US"/>
+        </w:rPr>
+      </w:pPr>
+      <w:r>
+        <w:rPr>
+          <w:rFonts w:ascii="Arial" w:hAnsi="Arial" w:cs="Arial"/>
+          <w:b/>
+          <w:bCs/>
+          <w:color w:val="FF0000"/>
+        </w:rPr>
+        <w:t>•</w:t>
+      </w:r>
+      <w:r>
+        <w:rPr>
+          <w:rFonts w:ascii="Arial" w:hAnsi="Arial" w:cs="Arial"/>
+          <w:b/>
+          <w:bCs/>
+          <w:color w:val="FF0000"/>
+        </w:rPr>
+        <w:tab/>
+      </w:r>
+      <w:proofErr w:type="spellStart"/>
+      <w:r>
+        <w:rPr>
+          <w:rFonts w:ascii="Arial" w:hAnsi="Arial" w:cs="Arial"/>
+          <w:b/>
+          <w:bCs/>
+          <w:color w:val="FF0000"/>
         </w:rPr>
         <w:t>npx</w:t>
       </w:r>
@@ -10563,7 +10944,6 @@
           <w:b/>
           <w:bCs/>
           <w:color w:val="FF0000"/>
-          <w:lang w:val="en-US"/>
         </w:rPr>
         <w:t xml:space="preserve"> </w:t>
       </w:r>
@@ -10574,7 +10954,6 @@
           <w:b/>
           <w:bCs/>
           <w:color w:val="FF0000"/>
-          <w:lang w:val="en-US"/>
         </w:rPr>
         <w:t>nodemon</w:t>
       </w:r>
@@ -10666,14 +11045,343 @@
           <w:i/>
           <w:iCs/>
           <w:u w:val="single"/>
-        </w:rPr>
-      </w:pPr>
+          <w:lang w:val="en-US"/>
+        </w:rPr>
+      </w:pPr>
+      <w:proofErr w:type="spellStart"/>
       <w:r>
         <w:rPr>
           <w:rFonts w:ascii="Arial" w:hAnsi="Arial" w:cs="Arial"/>
           <w:i/>
           <w:iCs/>
           <w:u w:val="single"/>
+          <w:lang w:val="en-US"/>
+        </w:rPr>
+        <w:t>Explicación</w:t>
+      </w:r>
+      <w:proofErr w:type="spellEnd"/>
+      <w:r>
+        <w:rPr>
+          <w:rFonts w:ascii="Arial" w:hAnsi="Arial" w:cs="Arial"/>
+          <w:i/>
+          <w:iCs/>
+          <w:u w:val="single"/>
+          <w:lang w:val="en-US"/>
+        </w:rPr>
+        <w:t>:</w:t>
+      </w:r>
+    </w:p>
+    <w:p>
+      <w:pPr>
+        <w:spacing w:after="0" w:line="240" w:lineRule="auto"/>
+        <w:rPr>
+          <w:rFonts w:ascii="Arial" w:hAnsi="Arial" w:cs="Arial"/>
+        </w:rPr>
+      </w:pPr>
+      <w:r>
+        <w:rPr>
+          <w:rFonts w:ascii="Arial" w:hAnsi="Arial" w:cs="Arial"/>
+        </w:rPr>
+        <w:t xml:space="preserve">Correcta: </w:t>
+      </w:r>
+      <w:proofErr w:type="spellStart"/>
+      <w:r>
+        <w:rPr>
+          <w:rFonts w:ascii="Arial" w:hAnsi="Arial" w:cs="Arial"/>
+        </w:rPr>
+        <w:t>npx</w:t>
+      </w:r>
+      <w:proofErr w:type="spellEnd"/>
+      <w:r>
+        <w:rPr>
+          <w:rFonts w:ascii="Arial" w:hAnsi="Arial" w:cs="Arial"/>
+        </w:rPr>
+        <w:t xml:space="preserve"> </w:t>
+      </w:r>
+      <w:proofErr w:type="spellStart"/>
+      <w:r>
+        <w:rPr>
+          <w:rFonts w:ascii="Arial" w:hAnsi="Arial" w:cs="Arial"/>
+        </w:rPr>
+        <w:t>nodemon</w:t>
+      </w:r>
+      <w:proofErr w:type="spellEnd"/>
+      <w:r>
+        <w:rPr>
+          <w:rFonts w:ascii="Arial" w:hAnsi="Arial" w:cs="Arial"/>
+        </w:rPr>
+        <w:t>.</w:t>
+      </w:r>
+    </w:p>
+    <w:p>
+      <w:pPr>
+        <w:spacing w:after="0" w:line="240" w:lineRule="auto"/>
+        <w:rPr>
+          <w:rFonts w:ascii="Arial" w:hAnsi="Arial" w:cs="Arial"/>
+        </w:rPr>
+      </w:pPr>
+      <w:r>
+        <w:rPr>
+          <w:rFonts w:ascii="Arial" w:hAnsi="Arial" w:cs="Arial"/>
+        </w:rPr>
+        <w:t>Puedes crear un script: "</w:t>
+      </w:r>
+      <w:proofErr w:type="spellStart"/>
+      <w:r>
+        <w:rPr>
+          <w:rFonts w:ascii="Arial" w:hAnsi="Arial" w:cs="Arial"/>
+        </w:rPr>
+        <w:t>dev</w:t>
+      </w:r>
+      <w:proofErr w:type="spellEnd"/>
+      <w:r>
+        <w:rPr>
+          <w:rFonts w:ascii="Arial" w:hAnsi="Arial" w:cs="Arial"/>
+        </w:rPr>
+        <w:t>": "</w:t>
+      </w:r>
+      <w:proofErr w:type="spellStart"/>
+      <w:r>
+        <w:rPr>
+          <w:rFonts w:ascii="Arial" w:hAnsi="Arial" w:cs="Arial"/>
+        </w:rPr>
+        <w:t>nodemon</w:t>
+      </w:r>
+      <w:proofErr w:type="spellEnd"/>
+      <w:r>
+        <w:rPr>
+          <w:rFonts w:ascii="Arial" w:hAnsi="Arial" w:cs="Arial"/>
+        </w:rPr>
+        <w:t xml:space="preserve"> server.js" y ejecutar </w:t>
+      </w:r>
+      <w:proofErr w:type="spellStart"/>
+      <w:r>
+        <w:rPr>
+          <w:rFonts w:ascii="Arial" w:hAnsi="Arial" w:cs="Arial"/>
+        </w:rPr>
+        <w:t>npm</w:t>
+      </w:r>
+      <w:proofErr w:type="spellEnd"/>
+      <w:r>
+        <w:rPr>
+          <w:rFonts w:ascii="Arial" w:hAnsi="Arial" w:cs="Arial"/>
+        </w:rPr>
+        <w:t xml:space="preserve"> run </w:t>
+      </w:r>
+      <w:proofErr w:type="spellStart"/>
+      <w:r>
+        <w:rPr>
+          <w:rFonts w:ascii="Arial" w:hAnsi="Arial" w:cs="Arial"/>
+        </w:rPr>
+        <w:t>dev</w:t>
+      </w:r>
+      <w:proofErr w:type="spellEnd"/>
+      <w:r>
+        <w:rPr>
+          <w:rFonts w:ascii="Arial" w:hAnsi="Arial" w:cs="Arial"/>
+        </w:rPr>
+        <w:t>.</w:t>
+      </w:r>
+    </w:p>
+    <w:p>
+      <w:pPr>
+        <w:spacing w:after="0" w:line="240" w:lineRule="auto"/>
+        <w:rPr>
+          <w:rFonts w:ascii="Arial" w:hAnsi="Arial" w:cs="Arial"/>
+        </w:rPr>
+      </w:pPr>
+    </w:p>
+    <w:p>
+      <w:pPr>
+        <w:spacing w:after="0" w:line="240" w:lineRule="auto"/>
+        <w:rPr>
+          <w:rFonts w:ascii="Arial" w:hAnsi="Arial" w:cs="Arial"/>
+        </w:rPr>
+      </w:pPr>
+      <w:r>
+        <w:rPr>
+          <w:rFonts w:ascii="Arial" w:hAnsi="Arial" w:cs="Arial"/>
+        </w:rPr>
+        <w:t>38. Un middleware personalizado es:</w:t>
+      </w:r>
+    </w:p>
+    <w:p>
+      <w:pPr>
+        <w:spacing w:after="0" w:line="240" w:lineRule="auto"/>
+        <w:rPr>
+          <w:rFonts w:ascii="Arial" w:hAnsi="Arial" w:cs="Arial"/>
+          <w:b/>
+          <w:bCs/>
+          <w:i/>
+          <w:iCs/>
+        </w:rPr>
+      </w:pPr>
+      <w:r>
+        <w:rPr>
+          <w:rFonts w:ascii="Arial" w:hAnsi="Arial" w:cs="Arial"/>
+          <w:b/>
+          <w:bCs/>
+          <w:i/>
+          <w:iCs/>
+        </w:rPr>
+        <w:t>CRUD</w:t>
+      </w:r>
+    </w:p>
+    <w:p>
+      <w:pPr>
+        <w:spacing w:after="0" w:line="240" w:lineRule="auto"/>
+        <w:rPr>
+          <w:rFonts w:ascii="Arial" w:hAnsi="Arial" w:cs="Arial"/>
+        </w:rPr>
+      </w:pPr>
+      <w:r>
+        <w:rPr>
+          <w:rFonts w:ascii="Arial" w:hAnsi="Arial" w:cs="Arial"/>
+        </w:rPr>
+        <w:t>•</w:t>
+      </w:r>
+      <w:r>
+        <w:rPr>
+          <w:rFonts w:ascii="Arial" w:hAnsi="Arial" w:cs="Arial"/>
+        </w:rPr>
+        <w:tab/>
+      </w:r>
+      <w:proofErr w:type="gramStart"/>
+      <w:r>
+        <w:rPr>
+          <w:rFonts w:ascii="Arial" w:hAnsi="Arial" w:cs="Arial"/>
+        </w:rPr>
+        <w:t>Archivo .</w:t>
+      </w:r>
+      <w:proofErr w:type="spellStart"/>
+      <w:r>
+        <w:rPr>
+          <w:rFonts w:ascii="Arial" w:hAnsi="Arial" w:cs="Arial"/>
+        </w:rPr>
+        <w:t>env</w:t>
+      </w:r>
+      <w:proofErr w:type="spellEnd"/>
+      <w:proofErr w:type="gramEnd"/>
+    </w:p>
+    <w:p>
+      <w:pPr>
+        <w:spacing w:after="0" w:line="240" w:lineRule="auto"/>
+        <w:rPr>
+          <w:rFonts w:ascii="Arial" w:hAnsi="Arial" w:cs="Arial"/>
+          <w:b/>
+          <w:bCs/>
+          <w:color w:val="FF0000"/>
+        </w:rPr>
+      </w:pPr>
+      <w:r>
+        <w:rPr>
+          <w:rFonts w:ascii="Arial" w:hAnsi="Arial" w:cs="Arial"/>
+          <w:b/>
+          <w:bCs/>
+          <w:color w:val="FF0000"/>
+        </w:rPr>
+        <w:t>•</w:t>
+      </w:r>
+      <w:r>
+        <w:rPr>
+          <w:rFonts w:ascii="Arial" w:hAnsi="Arial" w:cs="Arial"/>
+          <w:b/>
+          <w:bCs/>
+          <w:color w:val="FF0000"/>
+        </w:rPr>
+        <w:tab/>
+        <w:t>Función (</w:t>
+      </w:r>
+      <w:proofErr w:type="spellStart"/>
+      <w:proofErr w:type="gramStart"/>
+      <w:r>
+        <w:rPr>
+          <w:rFonts w:ascii="Arial" w:hAnsi="Arial" w:cs="Arial"/>
+          <w:b/>
+          <w:bCs/>
+          <w:color w:val="FF0000"/>
+        </w:rPr>
+        <w:t>req,res</w:t>
+      </w:r>
+      <w:proofErr w:type="gramEnd"/>
+      <w:r>
+        <w:rPr>
+          <w:rFonts w:ascii="Arial" w:hAnsi="Arial" w:cs="Arial"/>
+          <w:b/>
+          <w:bCs/>
+          <w:color w:val="FF0000"/>
+        </w:rPr>
+        <w:t>,next</w:t>
+      </w:r>
+      <w:proofErr w:type="spellEnd"/>
+      <w:r>
+        <w:rPr>
+          <w:rFonts w:ascii="Arial" w:hAnsi="Arial" w:cs="Arial"/>
+          <w:b/>
+          <w:bCs/>
+          <w:color w:val="FF0000"/>
+        </w:rPr>
+        <w:t>) con lógica reusable</w:t>
+      </w:r>
+    </w:p>
+    <w:p>
+      <w:pPr>
+        <w:spacing w:after="0" w:line="240" w:lineRule="auto"/>
+        <w:rPr>
+          <w:rFonts w:ascii="Arial" w:hAnsi="Arial" w:cs="Arial"/>
+        </w:rPr>
+      </w:pPr>
+      <w:r>
+        <w:rPr>
+          <w:rFonts w:ascii="Arial" w:hAnsi="Arial" w:cs="Arial"/>
+        </w:rPr>
+        <w:t>•</w:t>
+      </w:r>
+      <w:r>
+        <w:rPr>
+          <w:rFonts w:ascii="Arial" w:hAnsi="Arial" w:cs="Arial"/>
+        </w:rPr>
+        <w:tab/>
+        <w:t>Modelo de datos</w:t>
+      </w:r>
+    </w:p>
+    <w:p>
+      <w:pPr>
+        <w:spacing w:after="0" w:line="240" w:lineRule="auto"/>
+        <w:rPr>
+          <w:rFonts w:ascii="Arial" w:hAnsi="Arial" w:cs="Arial"/>
+        </w:rPr>
+      </w:pPr>
+      <w:r>
+        <w:rPr>
+          <w:rFonts w:ascii="Arial" w:hAnsi="Arial" w:cs="Arial"/>
+        </w:rPr>
+        <w:t>•</w:t>
+      </w:r>
+      <w:r>
+        <w:rPr>
+          <w:rFonts w:ascii="Arial" w:hAnsi="Arial" w:cs="Arial"/>
+        </w:rPr>
+        <w:tab/>
+        <w:t>Plantilla HTML</w:t>
+      </w:r>
+    </w:p>
+    <w:p>
+      <w:pPr>
+        <w:spacing w:after="0" w:line="240" w:lineRule="auto"/>
+        <w:rPr>
+          <w:rFonts w:ascii="Arial" w:hAnsi="Arial" w:cs="Arial"/>
+          <w:i/>
+          <w:iCs/>
+          <w:u w:val="single"/>
+        </w:rPr>
+      </w:pPr>
+      <w:r>
+        <w:rPr>
+          <w:rFonts w:ascii="Arial" w:hAnsi="Arial" w:cs="Arial"/>
+          <w:i/>
+          <w:iCs/>
+          <w:u w:val="single"/>
         </w:rPr>
         <w:t>Explicación:</w:t>
       </w:r>
@@ -10689,127 +11397,217 @@
         <w:rPr>
           <w:rFonts w:ascii="Arial" w:hAnsi="Arial" w:cs="Arial"/>
         </w:rPr>
-        <w:t xml:space="preserve">Correcta: </w:t>
-      </w:r>
-      <w:proofErr w:type="spellStart"/>
-      <w:r>
-        <w:rPr>
-          <w:rFonts w:ascii="Arial" w:hAnsi="Arial" w:cs="Arial"/>
-        </w:rPr>
-        <w:t>npx</w:t>
-      </w:r>
-      <w:proofErr w:type="spellEnd"/>
-      <w:r>
-        <w:rPr>
-          <w:rFonts w:ascii="Arial" w:hAnsi="Arial" w:cs="Arial"/>
+        <w:t>Correcta: Función (</w:t>
+      </w:r>
+      <w:proofErr w:type="spellStart"/>
+      <w:proofErr w:type="gramStart"/>
+      <w:r>
+        <w:rPr>
+          <w:rFonts w:ascii="Arial" w:hAnsi="Arial" w:cs="Arial"/>
+        </w:rPr>
+        <w:t>req,res</w:t>
+      </w:r>
+      <w:proofErr w:type="gramEnd"/>
+      <w:r>
+        <w:rPr>
+          <w:rFonts w:ascii="Arial" w:hAnsi="Arial" w:cs="Arial"/>
+        </w:rPr>
+        <w:t>,next</w:t>
+      </w:r>
+      <w:proofErr w:type="spellEnd"/>
+      <w:r>
+        <w:rPr>
+          <w:rFonts w:ascii="Arial" w:hAnsi="Arial" w:cs="Arial"/>
+        </w:rPr>
+        <w:t>) reusable.</w:t>
+      </w:r>
+    </w:p>
+    <w:p>
+      <w:pPr>
+        <w:spacing w:after="0" w:line="240" w:lineRule="auto"/>
+        <w:rPr>
+          <w:rFonts w:ascii="Arial" w:hAnsi="Arial" w:cs="Arial"/>
+          <w:lang w:val="en-US"/>
+        </w:rPr>
+      </w:pPr>
+      <w:proofErr w:type="spellStart"/>
+      <w:r>
+        <w:rPr>
+          <w:rFonts w:ascii="Arial" w:hAnsi="Arial" w:cs="Arial"/>
+          <w:lang w:val="en-US"/>
+        </w:rPr>
+        <w:t>Ejemplo</w:t>
+      </w:r>
+      <w:proofErr w:type="spellEnd"/>
+      <w:r>
+        <w:rPr>
+          <w:rFonts w:ascii="Arial" w:hAnsi="Arial" w:cs="Arial"/>
+          <w:lang w:val="en-US"/>
+        </w:rPr>
+        <w:t>:</w:t>
+      </w:r>
+      <w:r>
+        <w:rPr>
+          <w:rFonts w:ascii="Arial" w:hAnsi="Arial" w:cs="Arial"/>
+          <w:lang w:val="en-US"/>
         </w:rPr>
         <w:t xml:space="preserve"> </w:t>
       </w:r>
-      <w:proofErr w:type="spellStart"/>
-      <w:r>
-        <w:rPr>
-          <w:rFonts w:ascii="Arial" w:hAnsi="Arial" w:cs="Arial"/>
-        </w:rPr>
-        <w:t>nodemon</w:t>
-      </w:r>
-      <w:proofErr w:type="spellEnd"/>
-      <w:r>
-        <w:rPr>
-          <w:rFonts w:ascii="Arial" w:hAnsi="Arial" w:cs="Arial"/>
-        </w:rPr>
-        <w:t>.</w:t>
-      </w:r>
-    </w:p>
-    <w:p>
-      <w:pPr>
-        <w:spacing w:after="0" w:line="240" w:lineRule="auto"/>
-        <w:rPr>
-          <w:rFonts w:ascii="Arial" w:hAnsi="Arial" w:cs="Arial"/>
-        </w:rPr>
-      </w:pPr>
-      <w:r>
-        <w:rPr>
-          <w:rFonts w:ascii="Arial" w:hAnsi="Arial" w:cs="Arial"/>
-        </w:rPr>
-        <w:t>Puedes crear un script: "</w:t>
-      </w:r>
-      <w:proofErr w:type="spellStart"/>
-      <w:r>
-        <w:rPr>
-          <w:rFonts w:ascii="Arial" w:hAnsi="Arial" w:cs="Arial"/>
-        </w:rPr>
-        <w:t>dev</w:t>
-      </w:r>
-      <w:proofErr w:type="spellEnd"/>
-      <w:r>
-        <w:rPr>
-          <w:rFonts w:ascii="Arial" w:hAnsi="Arial" w:cs="Arial"/>
-        </w:rPr>
-        <w:t>": "</w:t>
-      </w:r>
-      <w:proofErr w:type="spellStart"/>
-      <w:r>
-        <w:rPr>
-          <w:rFonts w:ascii="Arial" w:hAnsi="Arial" w:cs="Arial"/>
-        </w:rPr>
-        <w:t>nodemon</w:t>
-      </w:r>
-      <w:proofErr w:type="spellEnd"/>
-      <w:r>
-        <w:rPr>
-          <w:rFonts w:ascii="Arial" w:hAnsi="Arial" w:cs="Arial"/>
-        </w:rPr>
-        <w:t xml:space="preserve"> server.js" y ejecutar </w:t>
-      </w:r>
-      <w:proofErr w:type="spellStart"/>
-      <w:r>
-        <w:rPr>
-          <w:rFonts w:ascii="Arial" w:hAnsi="Arial" w:cs="Arial"/>
-        </w:rPr>
-        <w:t>npm</w:t>
-      </w:r>
-      <w:proofErr w:type="spellEnd"/>
-      <w:r>
-        <w:rPr>
-          <w:rFonts w:ascii="Arial" w:hAnsi="Arial" w:cs="Arial"/>
-        </w:rPr>
-        <w:t xml:space="preserve"> run </w:t>
-      </w:r>
-      <w:proofErr w:type="spellStart"/>
-      <w:r>
-        <w:rPr>
-          <w:rFonts w:ascii="Arial" w:hAnsi="Arial" w:cs="Arial"/>
-        </w:rPr>
-        <w:t>dev</w:t>
-      </w:r>
-      <w:proofErr w:type="spellEnd"/>
-      <w:r>
-        <w:rPr>
-          <w:rFonts w:ascii="Arial" w:hAnsi="Arial" w:cs="Arial"/>
-        </w:rPr>
-        <w:t>.</w:t>
-      </w:r>
-    </w:p>
-    <w:p>
-      <w:pPr>
-        <w:spacing w:after="0" w:line="240" w:lineRule="auto"/>
-        <w:rPr>
-          <w:rFonts w:ascii="Arial" w:hAnsi="Arial" w:cs="Arial"/>
-        </w:rPr>
-      </w:pPr>
-    </w:p>
-    <w:p>
-      <w:pPr>
-        <w:spacing w:after="0" w:line="240" w:lineRule="auto"/>
-        <w:rPr>
-          <w:rFonts w:ascii="Arial" w:hAnsi="Arial" w:cs="Arial"/>
-        </w:rPr>
-      </w:pPr>
-      <w:r>
-        <w:rPr>
-          <w:rFonts w:ascii="Arial" w:hAnsi="Arial" w:cs="Arial"/>
-        </w:rPr>
-        <w:t>38. Un middleware personalizado es:</w:t>
+      <w:r>
+        <w:rPr>
+          <w:rFonts w:ascii="Arial" w:hAnsi="Arial" w:cs="Arial"/>
+          <w:lang w:val="en-US"/>
+        </w:rPr>
+        <w:t>function logger(</w:t>
+      </w:r>
+      <w:proofErr w:type="spellStart"/>
+      <w:proofErr w:type="gramStart"/>
+      <w:r>
+        <w:rPr>
+          <w:rFonts w:ascii="Arial" w:hAnsi="Arial" w:cs="Arial"/>
+          <w:lang w:val="en-US"/>
+        </w:rPr>
+        <w:t>req,res</w:t>
+      </w:r>
+      <w:proofErr w:type="gramEnd"/>
+      <w:r>
+        <w:rPr>
+          <w:rFonts w:ascii="Arial" w:hAnsi="Arial" w:cs="Arial"/>
+          <w:lang w:val="en-US"/>
+        </w:rPr>
+        <w:t>,</w:t>
+      </w:r>
+      <w:proofErr w:type="gramStart"/>
+      <w:r>
+        <w:rPr>
+          <w:rFonts w:ascii="Arial" w:hAnsi="Arial" w:cs="Arial"/>
+          <w:lang w:val="en-US"/>
+        </w:rPr>
+        <w:t>next</w:t>
+      </w:r>
+      <w:proofErr w:type="spellEnd"/>
+      <w:r>
+        <w:rPr>
+          <w:rFonts w:ascii="Arial" w:hAnsi="Arial" w:cs="Arial"/>
+          <w:lang w:val="en-US"/>
+        </w:rPr>
+        <w:t>){</w:t>
+      </w:r>
+      <w:proofErr w:type="gramEnd"/>
+      <w:r>
+        <w:rPr>
+          <w:rFonts w:ascii="Arial" w:hAnsi="Arial" w:cs="Arial"/>
+          <w:lang w:val="en-US"/>
+        </w:rPr>
+        <w:t xml:space="preserve"> </w:t>
+      </w:r>
+      <w:proofErr w:type="gramStart"/>
+      <w:r>
+        <w:rPr>
+          <w:rFonts w:ascii="Arial" w:hAnsi="Arial" w:cs="Arial"/>
+          <w:lang w:val="en-US"/>
+        </w:rPr>
+        <w:t>console.log(</w:t>
+      </w:r>
+      <w:proofErr w:type="spellStart"/>
+      <w:r>
+        <w:rPr>
+          <w:rFonts w:ascii="Arial" w:hAnsi="Arial" w:cs="Arial"/>
+          <w:lang w:val="en-US"/>
+        </w:rPr>
+        <w:t>req.method</w:t>
+      </w:r>
+      <w:proofErr w:type="spellEnd"/>
+      <w:proofErr w:type="gramEnd"/>
+      <w:r>
+        <w:rPr>
+          <w:rFonts w:ascii="Arial" w:hAnsi="Arial" w:cs="Arial"/>
+          <w:lang w:val="en-US"/>
+        </w:rPr>
+        <w:t xml:space="preserve">, req.url); </w:t>
+      </w:r>
+      <w:proofErr w:type="gramStart"/>
+      <w:r>
+        <w:rPr>
+          <w:rFonts w:ascii="Arial" w:hAnsi="Arial" w:cs="Arial"/>
+          <w:lang w:val="en-US"/>
+        </w:rPr>
+        <w:t>next(</w:t>
+      </w:r>
+      <w:proofErr w:type="gramEnd"/>
+      <w:r>
+        <w:rPr>
+          <w:rFonts w:ascii="Arial" w:hAnsi="Arial" w:cs="Arial"/>
+          <w:lang w:val="en-US"/>
+        </w:rPr>
+        <w:t>)</w:t>
+      </w:r>
+      <w:proofErr w:type="gramStart"/>
+      <w:r>
+        <w:rPr>
+          <w:rFonts w:ascii="Arial" w:hAnsi="Arial" w:cs="Arial"/>
+          <w:lang w:val="en-US"/>
+        </w:rPr>
+        <w:t>; }</w:t>
+      </w:r>
+      <w:proofErr w:type="gramEnd"/>
+    </w:p>
+    <w:p>
+      <w:pPr>
+        <w:spacing w:after="0" w:line="240" w:lineRule="auto"/>
+        <w:rPr>
+          <w:rFonts w:ascii="Arial" w:hAnsi="Arial" w:cs="Arial"/>
+        </w:rPr>
+      </w:pPr>
+      <w:proofErr w:type="spellStart"/>
+      <w:r>
+        <w:rPr>
+          <w:rFonts w:ascii="Arial" w:hAnsi="Arial" w:cs="Arial"/>
+        </w:rPr>
+        <w:t>app.use</w:t>
+      </w:r>
+      <w:proofErr w:type="spellEnd"/>
+      <w:r>
+        <w:rPr>
+          <w:rFonts w:ascii="Arial" w:hAnsi="Arial" w:cs="Arial"/>
+        </w:rPr>
+        <w:t>(</w:t>
+      </w:r>
+      <w:proofErr w:type="spellStart"/>
+      <w:r>
+        <w:rPr>
+          <w:rFonts w:ascii="Arial" w:hAnsi="Arial" w:cs="Arial"/>
+        </w:rPr>
+        <w:t>logger</w:t>
+      </w:r>
+      <w:proofErr w:type="spellEnd"/>
+      <w:r>
+        <w:rPr>
+          <w:rFonts w:ascii="Arial" w:hAnsi="Arial" w:cs="Arial"/>
+        </w:rPr>
+        <w:t>);</w:t>
+      </w:r>
+    </w:p>
+    <w:p>
+      <w:pPr>
+        <w:spacing w:after="0" w:line="240" w:lineRule="auto"/>
+        <w:rPr>
+          <w:rFonts w:ascii="Arial" w:hAnsi="Arial" w:cs="Arial"/>
+        </w:rPr>
+      </w:pPr>
+    </w:p>
+    <w:p>
+      <w:pPr>
+        <w:spacing w:after="0" w:line="240" w:lineRule="auto"/>
+        <w:rPr>
+          <w:rFonts w:ascii="Arial" w:hAnsi="Arial" w:cs="Arial"/>
+        </w:rPr>
+      </w:pPr>
+      <w:r>
+        <w:rPr>
+          <w:rFonts w:ascii="Arial" w:hAnsi="Arial" w:cs="Arial"/>
+        </w:rPr>
+        <w:t>39. Buena práctica al responder errores:</w:t>
       </w:r>
     </w:p>
     <w:p>
@@ -10852,125 +11650,536 @@
           <w:rFonts w:ascii="Arial" w:hAnsi="Arial" w:cs="Arial"/>
         </w:rPr>
         <w:tab/>
-      </w:r>
+        <w:t>No dar detalles y 200 siempre</w:t>
+      </w:r>
+    </w:p>
+    <w:p>
+      <w:pPr>
+        <w:spacing w:after="0" w:line="240" w:lineRule="auto"/>
+        <w:rPr>
+          <w:rFonts w:ascii="Arial" w:hAnsi="Arial" w:cs="Arial"/>
+          <w:b/>
+          <w:bCs/>
+          <w:color w:val="FF0000"/>
+        </w:rPr>
+      </w:pPr>
+      <w:r>
+        <w:rPr>
+          <w:rFonts w:ascii="Arial" w:hAnsi="Arial" w:cs="Arial"/>
+          <w:b/>
+          <w:bCs/>
+          <w:color w:val="FF0000"/>
+        </w:rPr>
+        <w:t>•</w:t>
+      </w:r>
+      <w:r>
+        <w:rPr>
+          <w:rFonts w:ascii="Arial" w:hAnsi="Arial" w:cs="Arial"/>
+          <w:b/>
+          <w:bCs/>
+          <w:color w:val="FF0000"/>
+        </w:rPr>
+        <w:tab/>
+        <w:t>Códigos HTTP correctos y mensaje claro</w:t>
+      </w:r>
+    </w:p>
+    <w:p>
+      <w:pPr>
+        <w:spacing w:after="0" w:line="240" w:lineRule="auto"/>
+        <w:rPr>
+          <w:rFonts w:ascii="Arial" w:hAnsi="Arial" w:cs="Arial"/>
+        </w:rPr>
+      </w:pPr>
+      <w:r>
+        <w:rPr>
+          <w:rFonts w:ascii="Arial" w:hAnsi="Arial" w:cs="Arial"/>
+        </w:rPr>
+        <w:t>•</w:t>
+      </w:r>
+      <w:r>
+        <w:rPr>
+          <w:rFonts w:ascii="Arial" w:hAnsi="Arial" w:cs="Arial"/>
+        </w:rPr>
+        <w:tab/>
+        <w:t>Enviar HTML siempre</w:t>
+      </w:r>
+    </w:p>
+    <w:p>
+      <w:pPr>
+        <w:spacing w:after="0" w:line="240" w:lineRule="auto"/>
+        <w:rPr>
+          <w:rFonts w:ascii="Arial" w:hAnsi="Arial" w:cs="Arial"/>
+        </w:rPr>
+      </w:pPr>
+      <w:r>
+        <w:rPr>
+          <w:rFonts w:ascii="Arial" w:hAnsi="Arial" w:cs="Arial"/>
+        </w:rPr>
+        <w:t>•</w:t>
+      </w:r>
+      <w:r>
+        <w:rPr>
+          <w:rFonts w:ascii="Arial" w:hAnsi="Arial" w:cs="Arial"/>
+        </w:rPr>
+        <w:tab/>
+        <w:t>Cerrar el server</w:t>
+      </w:r>
+    </w:p>
+    <w:p>
+      <w:pPr>
+        <w:spacing w:after="0" w:line="240" w:lineRule="auto"/>
+        <w:rPr>
+          <w:rFonts w:ascii="Arial" w:hAnsi="Arial" w:cs="Arial"/>
+          <w:i/>
+          <w:iCs/>
+          <w:u w:val="single"/>
+        </w:rPr>
+      </w:pPr>
+      <w:r>
+        <w:rPr>
+          <w:rFonts w:ascii="Arial" w:hAnsi="Arial" w:cs="Arial"/>
+          <w:i/>
+          <w:iCs/>
+          <w:u w:val="single"/>
+        </w:rPr>
+        <w:t>Explicación:</w:t>
+      </w:r>
+    </w:p>
+    <w:p>
+      <w:pPr>
+        <w:spacing w:after="0" w:line="240" w:lineRule="auto"/>
+        <w:rPr>
+          <w:rFonts w:ascii="Arial" w:hAnsi="Arial" w:cs="Arial"/>
+        </w:rPr>
+      </w:pPr>
+      <w:r>
+        <w:rPr>
+          <w:rFonts w:ascii="Arial" w:hAnsi="Arial" w:cs="Arial"/>
+        </w:rPr>
+        <w:t>Correcta: Códigos HTTP correctos y mensaje claro.</w:t>
+      </w:r>
+    </w:p>
+    <w:p>
+      <w:pPr>
+        <w:spacing w:after="0" w:line="240" w:lineRule="auto"/>
+        <w:rPr>
+          <w:rFonts w:ascii="Arial" w:hAnsi="Arial" w:cs="Arial"/>
+        </w:rPr>
+      </w:pPr>
+      <w:r>
+        <w:rPr>
+          <w:rFonts w:ascii="Arial" w:hAnsi="Arial" w:cs="Arial"/>
+        </w:rPr>
+        <w:t>Devuelve el status apropiado (400, 404, 500, etc.) y un cuerpo JSON breve y útil.</w:t>
+      </w:r>
+    </w:p>
+    <w:p>
+      <w:pPr>
+        <w:spacing w:after="0" w:line="240" w:lineRule="auto"/>
+        <w:rPr>
+          <w:rFonts w:ascii="Arial" w:hAnsi="Arial" w:cs="Arial"/>
+        </w:rPr>
+      </w:pPr>
+      <w:proofErr w:type="spellStart"/>
       <w:proofErr w:type="gramStart"/>
       <w:r>
         <w:rPr>
           <w:rFonts w:ascii="Arial" w:hAnsi="Arial" w:cs="Arial"/>
         </w:rPr>
-        <w:t>Archivo .</w:t>
-      </w:r>
-      <w:proofErr w:type="spellStart"/>
-      <w:r>
-        <w:rPr>
-          <w:rFonts w:ascii="Arial" w:hAnsi="Arial" w:cs="Arial"/>
-        </w:rPr>
-        <w:t>env</w:t>
+        <w:t>res.status</w:t>
       </w:r>
       <w:proofErr w:type="spellEnd"/>
       <w:proofErr w:type="gramEnd"/>
-    </w:p>
-    <w:p>
-      <w:pPr>
-        <w:spacing w:after="0" w:line="240" w:lineRule="auto"/>
-        <w:rPr>
-          <w:rFonts w:ascii="Arial" w:hAnsi="Arial" w:cs="Arial"/>
-          <w:b/>
-          <w:bCs/>
-          <w:color w:val="FF0000"/>
-        </w:rPr>
-      </w:pPr>
-      <w:r>
-        <w:rPr>
-          <w:rFonts w:ascii="Arial" w:hAnsi="Arial" w:cs="Arial"/>
-          <w:b/>
-          <w:bCs/>
-          <w:color w:val="FF0000"/>
-        </w:rPr>
-        <w:t>•</w:t>
-      </w:r>
-      <w:r>
-        <w:rPr>
-          <w:rFonts w:ascii="Arial" w:hAnsi="Arial" w:cs="Arial"/>
-          <w:b/>
-          <w:bCs/>
-          <w:color w:val="FF0000"/>
-        </w:rPr>
-        <w:tab/>
-        <w:t>Función (</w:t>
-      </w:r>
-      <w:proofErr w:type="spellStart"/>
+      <w:r>
+        <w:rPr>
+          <w:rFonts w:ascii="Arial" w:hAnsi="Arial" w:cs="Arial"/>
+        </w:rPr>
+        <w:t>(400</w:t>
+      </w:r>
       <w:proofErr w:type="gramStart"/>
       <w:r>
         <w:rPr>
           <w:rFonts w:ascii="Arial" w:hAnsi="Arial" w:cs="Arial"/>
-          <w:b/>
-          <w:bCs/>
-          <w:color w:val="FF0000"/>
-        </w:rPr>
-        <w:t>req,res</w:t>
+        </w:rPr>
+        <w:t>).</w:t>
+      </w:r>
+      <w:proofErr w:type="spellStart"/>
+      <w:r>
+        <w:rPr>
+          <w:rFonts w:ascii="Arial" w:hAnsi="Arial" w:cs="Arial"/>
+        </w:rPr>
+        <w:t>json</w:t>
+      </w:r>
+      <w:proofErr w:type="spellEnd"/>
+      <w:r>
+        <w:rPr>
+          <w:rFonts w:ascii="Arial" w:hAnsi="Arial" w:cs="Arial"/>
+        </w:rPr>
+        <w:t>({ error</w:t>
       </w:r>
       <w:proofErr w:type="gramEnd"/>
       <w:r>
         <w:rPr>
           <w:rFonts w:ascii="Arial" w:hAnsi="Arial" w:cs="Arial"/>
-          <w:b/>
-          <w:bCs/>
-          <w:color w:val="FF0000"/>
-        </w:rPr>
-        <w:t>,next</w:t>
-      </w:r>
-      <w:proofErr w:type="spellEnd"/>
-      <w:r>
-        <w:rPr>
-          <w:rFonts w:ascii="Arial" w:hAnsi="Arial" w:cs="Arial"/>
-          <w:b/>
-          <w:bCs/>
-          <w:color w:val="FF0000"/>
-        </w:rPr>
-        <w:t>) con lógica reusable</w:t>
-      </w:r>
-    </w:p>
-    <w:p>
-      <w:pPr>
-        <w:spacing w:after="0" w:line="240" w:lineRule="auto"/>
-        <w:rPr>
-          <w:rFonts w:ascii="Arial" w:hAnsi="Arial" w:cs="Arial"/>
-        </w:rPr>
-      </w:pPr>
-      <w:r>
-        <w:rPr>
-          <w:rFonts w:ascii="Arial" w:hAnsi="Arial" w:cs="Arial"/>
-        </w:rPr>
-        <w:t>•</w:t>
-      </w:r>
-      <w:r>
-        <w:rPr>
-          <w:rFonts w:ascii="Arial" w:hAnsi="Arial" w:cs="Arial"/>
-        </w:rPr>
-        <w:tab/>
-        <w:t>Modelo de datos</w:t>
-      </w:r>
-    </w:p>
-    <w:p>
-      <w:pPr>
-        <w:spacing w:after="0" w:line="240" w:lineRule="auto"/>
-        <w:rPr>
-          <w:rFonts w:ascii="Arial" w:hAnsi="Arial" w:cs="Arial"/>
-        </w:rPr>
-      </w:pPr>
-      <w:r>
-        <w:rPr>
-          <w:rFonts w:ascii="Arial" w:hAnsi="Arial" w:cs="Arial"/>
-        </w:rPr>
-        <w:t>•</w:t>
-      </w:r>
-      <w:r>
-        <w:rPr>
-          <w:rFonts w:ascii="Arial" w:hAnsi="Arial" w:cs="Arial"/>
-        </w:rPr>
-        <w:tab/>
-        <w:t>Plantilla HTML</w:t>
+        </w:rPr>
+        <w:t>: "Datos inválidos", detalle: "falta 'email'</w:t>
+      </w:r>
+      <w:proofErr w:type="gramStart"/>
+      <w:r>
+        <w:rPr>
+          <w:rFonts w:ascii="Arial" w:hAnsi="Arial" w:cs="Arial"/>
+        </w:rPr>
+        <w:t>" }</w:t>
+      </w:r>
+      <w:proofErr w:type="gramEnd"/>
+      <w:r>
+        <w:rPr>
+          <w:rFonts w:ascii="Arial" w:hAnsi="Arial" w:cs="Arial"/>
+        </w:rPr>
+        <w:t>);</w:t>
+      </w:r>
+    </w:p>
+    <w:p>
+      <w:pPr>
+        <w:spacing w:after="0" w:line="240" w:lineRule="auto"/>
+        <w:rPr>
+          <w:rFonts w:ascii="Arial" w:hAnsi="Arial" w:cs="Arial"/>
+        </w:rPr>
+      </w:pPr>
+      <w:r>
+        <w:rPr>
+          <w:rFonts w:ascii="Arial" w:hAnsi="Arial" w:cs="Arial"/>
+        </w:rPr>
+        <w:t xml:space="preserve">No respondas 200 siempre, no fuerces HTML en </w:t>
+      </w:r>
+      <w:proofErr w:type="spellStart"/>
+      <w:r>
+        <w:rPr>
+          <w:rFonts w:ascii="Arial" w:hAnsi="Arial" w:cs="Arial"/>
+        </w:rPr>
+        <w:t>APIs</w:t>
+      </w:r>
+      <w:proofErr w:type="spellEnd"/>
+      <w:r>
+        <w:rPr>
+          <w:rFonts w:ascii="Arial" w:hAnsi="Arial" w:cs="Arial"/>
+        </w:rPr>
+        <w:t xml:space="preserve"> y no apagues el server por cada error.</w:t>
+      </w:r>
+    </w:p>
+    <w:p>
+      <w:pPr>
+        <w:spacing w:after="0" w:line="240" w:lineRule="auto"/>
+        <w:rPr>
+          <w:rFonts w:ascii="Arial" w:hAnsi="Arial" w:cs="Arial"/>
+        </w:rPr>
+      </w:pPr>
+    </w:p>
+    <w:p>
+      <w:pPr>
+        <w:spacing w:after="0" w:line="240" w:lineRule="auto"/>
+        <w:rPr>
+          <w:rFonts w:ascii="Arial" w:hAnsi="Arial" w:cs="Arial"/>
+        </w:rPr>
+      </w:pPr>
+      <w:r>
+        <w:rPr>
+          <w:rFonts w:ascii="Arial" w:hAnsi="Arial" w:cs="Arial"/>
+        </w:rPr>
+        <w:t xml:space="preserve">40. Sirviendo </w:t>
+      </w:r>
+      <w:proofErr w:type="spellStart"/>
+      <w:r>
+        <w:rPr>
+          <w:rFonts w:ascii="Arial" w:hAnsi="Arial" w:cs="Arial"/>
+        </w:rPr>
+        <w:t>frontend</w:t>
+      </w:r>
+      <w:proofErr w:type="spellEnd"/>
+      <w:r>
+        <w:rPr>
+          <w:rFonts w:ascii="Arial" w:hAnsi="Arial" w:cs="Arial"/>
+        </w:rPr>
+        <w:t xml:space="preserve"> desde Express, usas:</w:t>
+      </w:r>
+    </w:p>
+    <w:p>
+      <w:pPr>
+        <w:spacing w:after="0" w:line="240" w:lineRule="auto"/>
+        <w:rPr>
+          <w:rFonts w:ascii="Arial" w:hAnsi="Arial" w:cs="Arial"/>
+          <w:b/>
+          <w:bCs/>
+          <w:i/>
+          <w:iCs/>
+          <w:lang w:val="en-US"/>
+        </w:rPr>
+      </w:pPr>
+      <w:r>
+        <w:rPr>
+          <w:rFonts w:ascii="Arial" w:hAnsi="Arial" w:cs="Arial"/>
+          <w:b/>
+          <w:bCs/>
+          <w:i/>
+          <w:iCs/>
+          <w:lang w:val="en-US"/>
+        </w:rPr>
+        <w:t>CRUD</w:t>
+      </w:r>
+    </w:p>
+    <w:p>
+      <w:pPr>
+        <w:spacing w:after="0" w:line="240" w:lineRule="auto"/>
+        <w:rPr>
+          <w:rFonts w:ascii="Arial" w:hAnsi="Arial" w:cs="Arial"/>
+          <w:b/>
+          <w:bCs/>
+          <w:color w:val="FF0000"/>
+          <w:lang w:val="en-US"/>
+        </w:rPr>
+      </w:pPr>
+      <w:r>
+        <w:rPr>
+          <w:rFonts w:ascii="Arial" w:hAnsi="Arial" w:cs="Arial"/>
+          <w:b/>
+          <w:bCs/>
+          <w:color w:val="FF0000"/>
+          <w:lang w:val="en-US"/>
+        </w:rPr>
+        <w:t>•</w:t>
+      </w:r>
+      <w:r>
+        <w:rPr>
+          <w:rFonts w:ascii="Arial" w:hAnsi="Arial" w:cs="Arial"/>
+          <w:b/>
+          <w:bCs/>
+          <w:color w:val="FF0000"/>
+          <w:lang w:val="en-US"/>
+        </w:rPr>
+        <w:tab/>
+      </w:r>
+      <w:proofErr w:type="spellStart"/>
+      <w:r>
+        <w:rPr>
+          <w:rFonts w:ascii="Arial" w:hAnsi="Arial" w:cs="Arial"/>
+          <w:b/>
+          <w:bCs/>
+          <w:color w:val="FF0000"/>
+          <w:lang w:val="en-US"/>
+        </w:rPr>
+        <w:t>app.use</w:t>
+      </w:r>
+      <w:proofErr w:type="spellEnd"/>
+      <w:r>
+        <w:rPr>
+          <w:rFonts w:ascii="Arial" w:hAnsi="Arial" w:cs="Arial"/>
+          <w:b/>
+          <w:bCs/>
+          <w:color w:val="FF0000"/>
+          <w:lang w:val="en-US"/>
+        </w:rPr>
+        <w:t>(</w:t>
+      </w:r>
+      <w:proofErr w:type="spellStart"/>
+      <w:proofErr w:type="gramStart"/>
+      <w:r>
+        <w:rPr>
+          <w:rFonts w:ascii="Arial" w:hAnsi="Arial" w:cs="Arial"/>
+          <w:b/>
+          <w:bCs/>
+          <w:color w:val="FF0000"/>
+          <w:lang w:val="en-US"/>
+        </w:rPr>
+        <w:t>express.static</w:t>
+      </w:r>
+      <w:proofErr w:type="spellEnd"/>
+      <w:proofErr w:type="gramEnd"/>
+      <w:r>
+        <w:rPr>
+          <w:rFonts w:ascii="Arial" w:hAnsi="Arial" w:cs="Arial"/>
+          <w:b/>
+          <w:bCs/>
+          <w:color w:val="FF0000"/>
+          <w:lang w:val="en-US"/>
+        </w:rPr>
+        <w:t>("</w:t>
+      </w:r>
+      <w:proofErr w:type="spellStart"/>
+      <w:r>
+        <w:rPr>
+          <w:rFonts w:ascii="Arial" w:hAnsi="Arial" w:cs="Arial"/>
+          <w:b/>
+          <w:bCs/>
+          <w:color w:val="FF0000"/>
+          <w:lang w:val="en-US"/>
+        </w:rPr>
+        <w:t>dist</w:t>
+      </w:r>
+      <w:proofErr w:type="spellEnd"/>
+      <w:r>
+        <w:rPr>
+          <w:rFonts w:ascii="Arial" w:hAnsi="Arial" w:cs="Arial"/>
+          <w:b/>
+          <w:bCs/>
+          <w:color w:val="FF0000"/>
+          <w:lang w:val="en-US"/>
+        </w:rPr>
+        <w:t>"))</w:t>
+      </w:r>
+    </w:p>
+    <w:p>
+      <w:pPr>
+        <w:spacing w:after="0" w:line="240" w:lineRule="auto"/>
+        <w:rPr>
+          <w:rFonts w:ascii="Arial" w:hAnsi="Arial" w:cs="Arial"/>
+          <w:lang w:val="en-US"/>
+        </w:rPr>
+      </w:pPr>
+      <w:r>
+        <w:rPr>
+          <w:rFonts w:ascii="Arial" w:hAnsi="Arial" w:cs="Arial"/>
+          <w:lang w:val="en-US"/>
+        </w:rPr>
+        <w:t>•</w:t>
+      </w:r>
+      <w:r>
+        <w:rPr>
+          <w:rFonts w:ascii="Arial" w:hAnsi="Arial" w:cs="Arial"/>
+          <w:lang w:val="en-US"/>
+        </w:rPr>
+        <w:tab/>
+      </w:r>
+      <w:proofErr w:type="spellStart"/>
+      <w:proofErr w:type="gramStart"/>
+      <w:r>
+        <w:rPr>
+          <w:rFonts w:ascii="Arial" w:hAnsi="Arial" w:cs="Arial"/>
+          <w:lang w:val="en-US"/>
+        </w:rPr>
+        <w:t>res.json</w:t>
+      </w:r>
+      <w:proofErr w:type="spellEnd"/>
+      <w:proofErr w:type="gramEnd"/>
+      <w:r>
+        <w:rPr>
+          <w:rFonts w:ascii="Arial" w:hAnsi="Arial" w:cs="Arial"/>
+          <w:lang w:val="en-US"/>
+        </w:rPr>
+        <w:t>(</w:t>
+      </w:r>
+      <w:proofErr w:type="spellStart"/>
+      <w:r>
+        <w:rPr>
+          <w:rFonts w:ascii="Arial" w:hAnsi="Arial" w:cs="Arial"/>
+          <w:lang w:val="en-US"/>
+        </w:rPr>
+        <w:t>dist</w:t>
+      </w:r>
+      <w:proofErr w:type="spellEnd"/>
+      <w:r>
+        <w:rPr>
+          <w:rFonts w:ascii="Arial" w:hAnsi="Arial" w:cs="Arial"/>
+          <w:lang w:val="en-US"/>
+        </w:rPr>
+        <w:t>)</w:t>
+      </w:r>
+    </w:p>
+    <w:p>
+      <w:pPr>
+        <w:spacing w:after="0" w:line="240" w:lineRule="auto"/>
+        <w:rPr>
+          <w:rFonts w:ascii="Arial" w:hAnsi="Arial" w:cs="Arial"/>
+          <w:lang w:val="en-US"/>
+        </w:rPr>
+      </w:pPr>
+      <w:r>
+        <w:rPr>
+          <w:rFonts w:ascii="Arial" w:hAnsi="Arial" w:cs="Arial"/>
+          <w:lang w:val="en-US"/>
+        </w:rPr>
+        <w:t>•</w:t>
+      </w:r>
+      <w:r>
+        <w:rPr>
+          <w:rFonts w:ascii="Arial" w:hAnsi="Arial" w:cs="Arial"/>
+          <w:lang w:val="en-US"/>
+        </w:rPr>
+        <w:tab/>
+      </w:r>
+      <w:proofErr w:type="spellStart"/>
+      <w:proofErr w:type="gramStart"/>
+      <w:r>
+        <w:rPr>
+          <w:rFonts w:ascii="Arial" w:hAnsi="Arial" w:cs="Arial"/>
+          <w:lang w:val="en-US"/>
+        </w:rPr>
+        <w:t>req.body</w:t>
+      </w:r>
+      <w:proofErr w:type="spellEnd"/>
+      <w:proofErr w:type="gramEnd"/>
+      <w:r>
+        <w:rPr>
+          <w:rFonts w:ascii="Arial" w:hAnsi="Arial" w:cs="Arial"/>
+          <w:lang w:val="en-US"/>
+        </w:rPr>
+        <w:t xml:space="preserve"> = </w:t>
+      </w:r>
+      <w:proofErr w:type="spellStart"/>
+      <w:r>
+        <w:rPr>
+          <w:rFonts w:ascii="Arial" w:hAnsi="Arial" w:cs="Arial"/>
+          <w:lang w:val="en-US"/>
+        </w:rPr>
+        <w:t>dist</w:t>
+      </w:r>
+      <w:proofErr w:type="spellEnd"/>
+    </w:p>
+    <w:p>
+      <w:pPr>
+        <w:spacing w:after="0" w:line="240" w:lineRule="auto"/>
+        <w:rPr>
+          <w:rFonts w:ascii="Arial" w:hAnsi="Arial" w:cs="Arial"/>
+        </w:rPr>
+      </w:pPr>
+      <w:r>
+        <w:rPr>
+          <w:rFonts w:ascii="Arial" w:hAnsi="Arial" w:cs="Arial"/>
+        </w:rPr>
+        <w:t>•</w:t>
+      </w:r>
+      <w:r>
+        <w:rPr>
+          <w:rFonts w:ascii="Arial" w:hAnsi="Arial" w:cs="Arial"/>
+        </w:rPr>
+        <w:tab/>
+      </w:r>
+      <w:proofErr w:type="spellStart"/>
+      <w:r>
+        <w:rPr>
+          <w:rFonts w:ascii="Arial" w:hAnsi="Arial" w:cs="Arial"/>
+        </w:rPr>
+        <w:t>app.put</w:t>
+      </w:r>
+      <w:proofErr w:type="spellEnd"/>
+      <w:r>
+        <w:rPr>
+          <w:rFonts w:ascii="Arial" w:hAnsi="Arial" w:cs="Arial"/>
+        </w:rPr>
+        <w:t>("</w:t>
+      </w:r>
+      <w:proofErr w:type="spellStart"/>
+      <w:r>
+        <w:rPr>
+          <w:rFonts w:ascii="Arial" w:hAnsi="Arial" w:cs="Arial"/>
+        </w:rPr>
+        <w:t>dist</w:t>
+      </w:r>
+      <w:proofErr w:type="spellEnd"/>
+      <w:r>
+        <w:rPr>
+          <w:rFonts w:ascii="Arial" w:hAnsi="Arial" w:cs="Arial"/>
+        </w:rPr>
+        <w:t>")</w:t>
       </w:r>
     </w:p>
     <w:p>
@@ -10998,615 +12207,55 @@
         <w:spacing w:after="0" w:line="240" w:lineRule="auto"/>
         <w:rPr>
           <w:rFonts w:ascii="Arial" w:hAnsi="Arial" w:cs="Arial"/>
-        </w:rPr>
-      </w:pPr>
-      <w:r>
-        <w:rPr>
-          <w:rFonts w:ascii="Arial" w:hAnsi="Arial" w:cs="Arial"/>
-        </w:rPr>
-        <w:t>Correcta: Función (</w:t>
+          <w:lang w:val="en-US"/>
+        </w:rPr>
+      </w:pPr>
+      <w:proofErr w:type="spellStart"/>
+      <w:r>
+        <w:rPr>
+          <w:rFonts w:ascii="Arial" w:hAnsi="Arial" w:cs="Arial"/>
+          <w:lang w:val="en-US"/>
+        </w:rPr>
+        <w:t>Correcta</w:t>
+      </w:r>
+      <w:proofErr w:type="spellEnd"/>
+      <w:r>
+        <w:rPr>
+          <w:rFonts w:ascii="Arial" w:hAnsi="Arial" w:cs="Arial"/>
+          <w:lang w:val="en-US"/>
+        </w:rPr>
+        <w:t xml:space="preserve">: </w:t>
+      </w:r>
+      <w:proofErr w:type="spellStart"/>
+      <w:r>
+        <w:rPr>
+          <w:rFonts w:ascii="Arial" w:hAnsi="Arial" w:cs="Arial"/>
+          <w:lang w:val="en-US"/>
+        </w:rPr>
+        <w:t>app.use</w:t>
+      </w:r>
+      <w:proofErr w:type="spellEnd"/>
+      <w:r>
+        <w:rPr>
+          <w:rFonts w:ascii="Arial" w:hAnsi="Arial" w:cs="Arial"/>
+          <w:lang w:val="en-US"/>
+        </w:rPr>
+        <w:t>(</w:t>
       </w:r>
       <w:proofErr w:type="spellStart"/>
       <w:proofErr w:type="gramStart"/>
       <w:r>
         <w:rPr>
           <w:rFonts w:ascii="Arial" w:hAnsi="Arial" w:cs="Arial"/>
-        </w:rPr>
-        <w:t>req,res</w:t>
-      </w:r>
+          <w:lang w:val="en-US"/>
+        </w:rPr>
+        <w:t>express.static</w:t>
+      </w:r>
+      <w:proofErr w:type="spellEnd"/>
       <w:proofErr w:type="gramEnd"/>
       <w:r>
         <w:rPr>
           <w:rFonts w:ascii="Arial" w:hAnsi="Arial" w:cs="Arial"/>
-        </w:rPr>
-        <w:t>,next</w:t>
-      </w:r>
-      <w:proofErr w:type="spellEnd"/>
-      <w:r>
-        <w:rPr>
-          <w:rFonts w:ascii="Arial" w:hAnsi="Arial" w:cs="Arial"/>
-        </w:rPr>
-        <w:t>) reusable.</w:t>
-      </w:r>
-    </w:p>
-    <w:p>
-      <w:pPr>
-        <w:spacing w:after="0" w:line="240" w:lineRule="auto"/>
-        <w:rPr>
-          <w:rFonts w:ascii="Arial" w:hAnsi="Arial" w:cs="Arial"/>
-          <w:lang w:val="en-US"/>
-        </w:rPr>
-      </w:pPr>
-      <w:proofErr w:type="spellStart"/>
-      <w:r>
-        <w:rPr>
-          <w:rFonts w:ascii="Arial" w:hAnsi="Arial" w:cs="Arial"/>
-          <w:lang w:val="en-US"/>
-        </w:rPr>
-        <w:t>Ejemplo</w:t>
-      </w:r>
-      <w:proofErr w:type="spellEnd"/>
-      <w:r>
-        <w:rPr>
-          <w:rFonts w:ascii="Arial" w:hAnsi="Arial" w:cs="Arial"/>
-          <w:lang w:val="en-US"/>
-        </w:rPr>
-        <w:t>:</w:t>
-      </w:r>
-      <w:r>
-        <w:rPr>
-          <w:rFonts w:ascii="Arial" w:hAnsi="Arial" w:cs="Arial"/>
-          <w:lang w:val="en-US"/>
-        </w:rPr>
-        <w:t xml:space="preserve"> </w:t>
-      </w:r>
-      <w:r>
-        <w:rPr>
-          <w:rFonts w:ascii="Arial" w:hAnsi="Arial" w:cs="Arial"/>
-          <w:lang w:val="en-US"/>
-        </w:rPr>
-        <w:t>function logger(</w:t>
-      </w:r>
-      <w:proofErr w:type="spellStart"/>
-      <w:proofErr w:type="gramStart"/>
-      <w:r>
-        <w:rPr>
-          <w:rFonts w:ascii="Arial" w:hAnsi="Arial" w:cs="Arial"/>
-          <w:lang w:val="en-US"/>
-        </w:rPr>
-        <w:t>req,res</w:t>
-      </w:r>
-      <w:proofErr w:type="gramEnd"/>
-      <w:r>
-        <w:rPr>
-          <w:rFonts w:ascii="Arial" w:hAnsi="Arial" w:cs="Arial"/>
-          <w:lang w:val="en-US"/>
-        </w:rPr>
-        <w:t>,</w:t>
-      </w:r>
-      <w:proofErr w:type="gramStart"/>
-      <w:r>
-        <w:rPr>
-          <w:rFonts w:ascii="Arial" w:hAnsi="Arial" w:cs="Arial"/>
-          <w:lang w:val="en-US"/>
-        </w:rPr>
-        <w:t>next</w:t>
-      </w:r>
-      <w:proofErr w:type="spellEnd"/>
-      <w:r>
-        <w:rPr>
-          <w:rFonts w:ascii="Arial" w:hAnsi="Arial" w:cs="Arial"/>
-          <w:lang w:val="en-US"/>
-        </w:rPr>
-        <w:t>){</w:t>
-      </w:r>
-      <w:proofErr w:type="gramEnd"/>
-      <w:r>
-        <w:rPr>
-          <w:rFonts w:ascii="Arial" w:hAnsi="Arial" w:cs="Arial"/>
-          <w:lang w:val="en-US"/>
-        </w:rPr>
-        <w:t xml:space="preserve"> </w:t>
-      </w:r>
-      <w:proofErr w:type="gramStart"/>
-      <w:r>
-        <w:rPr>
-          <w:rFonts w:ascii="Arial" w:hAnsi="Arial" w:cs="Arial"/>
-          <w:lang w:val="en-US"/>
-        </w:rPr>
-        <w:t>console.log(</w:t>
-      </w:r>
-      <w:proofErr w:type="spellStart"/>
-      <w:r>
-        <w:rPr>
-          <w:rFonts w:ascii="Arial" w:hAnsi="Arial" w:cs="Arial"/>
-          <w:lang w:val="en-US"/>
-        </w:rPr>
-        <w:t>req.method</w:t>
-      </w:r>
-      <w:proofErr w:type="spellEnd"/>
-      <w:proofErr w:type="gramEnd"/>
-      <w:r>
-        <w:rPr>
-          <w:rFonts w:ascii="Arial" w:hAnsi="Arial" w:cs="Arial"/>
-          <w:lang w:val="en-US"/>
-        </w:rPr>
-        <w:t xml:space="preserve">, req.url); </w:t>
-      </w:r>
-      <w:proofErr w:type="gramStart"/>
-      <w:r>
-        <w:rPr>
-          <w:rFonts w:ascii="Arial" w:hAnsi="Arial" w:cs="Arial"/>
-          <w:lang w:val="en-US"/>
-        </w:rPr>
-        <w:t>next(</w:t>
-      </w:r>
-      <w:proofErr w:type="gramEnd"/>
-      <w:r>
-        <w:rPr>
-          <w:rFonts w:ascii="Arial" w:hAnsi="Arial" w:cs="Arial"/>
-          <w:lang w:val="en-US"/>
-        </w:rPr>
-        <w:t>)</w:t>
-      </w:r>
-      <w:proofErr w:type="gramStart"/>
-      <w:r>
-        <w:rPr>
-          <w:rFonts w:ascii="Arial" w:hAnsi="Arial" w:cs="Arial"/>
-          <w:lang w:val="en-US"/>
-        </w:rPr>
-        <w:t>; }</w:t>
-      </w:r>
-      <w:proofErr w:type="gramEnd"/>
-    </w:p>
-    <w:p>
-      <w:pPr>
-        <w:spacing w:after="0" w:line="240" w:lineRule="auto"/>
-        <w:rPr>
-          <w:rFonts w:ascii="Arial" w:hAnsi="Arial" w:cs="Arial"/>
-        </w:rPr>
-      </w:pPr>
-      <w:proofErr w:type="spellStart"/>
-      <w:r>
-        <w:rPr>
-          <w:rFonts w:ascii="Arial" w:hAnsi="Arial" w:cs="Arial"/>
-        </w:rPr>
-        <w:t>app.use</w:t>
-      </w:r>
-      <w:proofErr w:type="spellEnd"/>
-      <w:r>
-        <w:rPr>
-          <w:rFonts w:ascii="Arial" w:hAnsi="Arial" w:cs="Arial"/>
-        </w:rPr>
-        <w:t>(</w:t>
-      </w:r>
-      <w:proofErr w:type="spellStart"/>
-      <w:r>
-        <w:rPr>
-          <w:rFonts w:ascii="Arial" w:hAnsi="Arial" w:cs="Arial"/>
-        </w:rPr>
-        <w:t>logger</w:t>
-      </w:r>
-      <w:proofErr w:type="spellEnd"/>
-      <w:r>
-        <w:rPr>
-          <w:rFonts w:ascii="Arial" w:hAnsi="Arial" w:cs="Arial"/>
-        </w:rPr>
-        <w:t>);</w:t>
-      </w:r>
-    </w:p>
-    <w:p>
-      <w:pPr>
-        <w:spacing w:after="0" w:line="240" w:lineRule="auto"/>
-        <w:rPr>
-          <w:rFonts w:ascii="Arial" w:hAnsi="Arial" w:cs="Arial"/>
-        </w:rPr>
-      </w:pPr>
-    </w:p>
-    <w:p>
-      <w:pPr>
-        <w:spacing w:after="0" w:line="240" w:lineRule="auto"/>
-        <w:rPr>
-          <w:rFonts w:ascii="Arial" w:hAnsi="Arial" w:cs="Arial"/>
-        </w:rPr>
-      </w:pPr>
-      <w:r>
-        <w:rPr>
-          <w:rFonts w:ascii="Arial" w:hAnsi="Arial" w:cs="Arial"/>
-        </w:rPr>
-        <w:t>39. Buena práctica al responder errores:</w:t>
-      </w:r>
-    </w:p>
-    <w:p>
-      <w:pPr>
-        <w:spacing w:after="0" w:line="240" w:lineRule="auto"/>
-        <w:rPr>
-          <w:rFonts w:ascii="Arial" w:hAnsi="Arial" w:cs="Arial"/>
-          <w:b/>
-          <w:bCs/>
-          <w:i/>
-          <w:iCs/>
-        </w:rPr>
-      </w:pPr>
-      <w:r>
-        <w:rPr>
-          <w:rFonts w:ascii="Arial" w:hAnsi="Arial" w:cs="Arial"/>
-          <w:b/>
-          <w:bCs/>
-          <w:i/>
-          <w:iCs/>
-        </w:rPr>
-        <w:t>CRUD</w:t>
-      </w:r>
-    </w:p>
-    <w:p>
-      <w:pPr>
-        <w:spacing w:after="0" w:line="240" w:lineRule="auto"/>
-        <w:rPr>
-          <w:rFonts w:ascii="Arial" w:hAnsi="Arial" w:cs="Arial"/>
-        </w:rPr>
-      </w:pPr>
-      <w:r>
-        <w:rPr>
-          <w:rFonts w:ascii="Arial" w:hAnsi="Arial" w:cs="Arial"/>
-        </w:rPr>
-        <w:t>•</w:t>
-      </w:r>
-      <w:r>
-        <w:rPr>
-          <w:rFonts w:ascii="Arial" w:hAnsi="Arial" w:cs="Arial"/>
-        </w:rPr>
-        <w:tab/>
-        <w:t>No dar detalles y 200 siempre</w:t>
-      </w:r>
-    </w:p>
-    <w:p>
-      <w:pPr>
-        <w:spacing w:after="0" w:line="240" w:lineRule="auto"/>
-        <w:rPr>
-          <w:rFonts w:ascii="Arial" w:hAnsi="Arial" w:cs="Arial"/>
-          <w:b/>
-          <w:bCs/>
-          <w:color w:val="FF0000"/>
-        </w:rPr>
-      </w:pPr>
-      <w:r>
-        <w:rPr>
-          <w:rFonts w:ascii="Arial" w:hAnsi="Arial" w:cs="Arial"/>
-          <w:b/>
-          <w:bCs/>
-          <w:color w:val="FF0000"/>
-        </w:rPr>
-        <w:t>•</w:t>
-      </w:r>
-      <w:r>
-        <w:rPr>
-          <w:rFonts w:ascii="Arial" w:hAnsi="Arial" w:cs="Arial"/>
-          <w:b/>
-          <w:bCs/>
-          <w:color w:val="FF0000"/>
-        </w:rPr>
-        <w:tab/>
-        <w:t>Códigos HTTP correctos y mensaje claro</w:t>
-      </w:r>
-    </w:p>
-    <w:p>
-      <w:pPr>
-        <w:spacing w:after="0" w:line="240" w:lineRule="auto"/>
-        <w:rPr>
-          <w:rFonts w:ascii="Arial" w:hAnsi="Arial" w:cs="Arial"/>
-        </w:rPr>
-      </w:pPr>
-      <w:r>
-        <w:rPr>
-          <w:rFonts w:ascii="Arial" w:hAnsi="Arial" w:cs="Arial"/>
-        </w:rPr>
-        <w:t>•</w:t>
-      </w:r>
-      <w:r>
-        <w:rPr>
-          <w:rFonts w:ascii="Arial" w:hAnsi="Arial" w:cs="Arial"/>
-        </w:rPr>
-        <w:tab/>
-        <w:t>Enviar HTML siempre</w:t>
-      </w:r>
-    </w:p>
-    <w:p>
-      <w:pPr>
-        <w:spacing w:after="0" w:line="240" w:lineRule="auto"/>
-        <w:rPr>
-          <w:rFonts w:ascii="Arial" w:hAnsi="Arial" w:cs="Arial"/>
-        </w:rPr>
-      </w:pPr>
-      <w:r>
-        <w:rPr>
-          <w:rFonts w:ascii="Arial" w:hAnsi="Arial" w:cs="Arial"/>
-        </w:rPr>
-        <w:t>•</w:t>
-      </w:r>
-      <w:r>
-        <w:rPr>
-          <w:rFonts w:ascii="Arial" w:hAnsi="Arial" w:cs="Arial"/>
-        </w:rPr>
-        <w:tab/>
-        <w:t>Cerrar el server</w:t>
-      </w:r>
-    </w:p>
-    <w:p>
-      <w:pPr>
-        <w:spacing w:after="0" w:line="240" w:lineRule="auto"/>
-        <w:rPr>
-          <w:rFonts w:ascii="Arial" w:hAnsi="Arial" w:cs="Arial"/>
-          <w:i/>
-          <w:iCs/>
-          <w:u w:val="single"/>
-        </w:rPr>
-      </w:pPr>
-      <w:r>
-        <w:rPr>
-          <w:rFonts w:ascii="Arial" w:hAnsi="Arial" w:cs="Arial"/>
-          <w:i/>
-          <w:iCs/>
-          <w:u w:val="single"/>
-        </w:rPr>
-        <w:t>Explicación:</w:t>
-      </w:r>
-    </w:p>
-    <w:p>
-      <w:pPr>
-        <w:spacing w:after="0" w:line="240" w:lineRule="auto"/>
-        <w:rPr>
-          <w:rFonts w:ascii="Arial" w:hAnsi="Arial" w:cs="Arial"/>
-        </w:rPr>
-      </w:pPr>
-      <w:r>
-        <w:rPr>
-          <w:rFonts w:ascii="Arial" w:hAnsi="Arial" w:cs="Arial"/>
-        </w:rPr>
-        <w:t>Correcta: Códigos HTTP correctos y mensaje claro.</w:t>
-      </w:r>
-    </w:p>
-    <w:p>
-      <w:pPr>
-        <w:spacing w:after="0" w:line="240" w:lineRule="auto"/>
-        <w:rPr>
-          <w:rFonts w:ascii="Arial" w:hAnsi="Arial" w:cs="Arial"/>
-        </w:rPr>
-      </w:pPr>
-      <w:r>
-        <w:rPr>
-          <w:rFonts w:ascii="Arial" w:hAnsi="Arial" w:cs="Arial"/>
-        </w:rPr>
-        <w:t>Devuelve el status apropiado (400, 404, 500, etc.) y un cuerpo JSON breve y útil.</w:t>
-      </w:r>
-    </w:p>
-    <w:p>
-      <w:pPr>
-        <w:spacing w:after="0" w:line="240" w:lineRule="auto"/>
-        <w:rPr>
-          <w:rFonts w:ascii="Arial" w:hAnsi="Arial" w:cs="Arial"/>
-        </w:rPr>
-      </w:pPr>
-      <w:proofErr w:type="spellStart"/>
-      <w:proofErr w:type="gramStart"/>
-      <w:r>
-        <w:rPr>
-          <w:rFonts w:ascii="Arial" w:hAnsi="Arial" w:cs="Arial"/>
-        </w:rPr>
-        <w:t>res.status</w:t>
-      </w:r>
-      <w:proofErr w:type="spellEnd"/>
-      <w:proofErr w:type="gramEnd"/>
-      <w:r>
-        <w:rPr>
-          <w:rFonts w:ascii="Arial" w:hAnsi="Arial" w:cs="Arial"/>
-        </w:rPr>
-        <w:t>(400</w:t>
-      </w:r>
-      <w:proofErr w:type="gramStart"/>
-      <w:r>
-        <w:rPr>
-          <w:rFonts w:ascii="Arial" w:hAnsi="Arial" w:cs="Arial"/>
-        </w:rPr>
-        <w:t>).</w:t>
-      </w:r>
-      <w:proofErr w:type="spellStart"/>
-      <w:r>
-        <w:rPr>
-          <w:rFonts w:ascii="Arial" w:hAnsi="Arial" w:cs="Arial"/>
-        </w:rPr>
-        <w:t>json</w:t>
-      </w:r>
-      <w:proofErr w:type="spellEnd"/>
-      <w:r>
-        <w:rPr>
-          <w:rFonts w:ascii="Arial" w:hAnsi="Arial" w:cs="Arial"/>
-        </w:rPr>
-        <w:t>({ error</w:t>
-      </w:r>
-      <w:proofErr w:type="gramEnd"/>
-      <w:r>
-        <w:rPr>
-          <w:rFonts w:ascii="Arial" w:hAnsi="Arial" w:cs="Arial"/>
-        </w:rPr>
-        <w:t>: "Datos inválidos", detalle: "falta 'email'</w:t>
-      </w:r>
-      <w:proofErr w:type="gramStart"/>
-      <w:r>
-        <w:rPr>
-          <w:rFonts w:ascii="Arial" w:hAnsi="Arial" w:cs="Arial"/>
-        </w:rPr>
-        <w:t>" }</w:t>
-      </w:r>
-      <w:proofErr w:type="gramEnd"/>
-      <w:r>
-        <w:rPr>
-          <w:rFonts w:ascii="Arial" w:hAnsi="Arial" w:cs="Arial"/>
-        </w:rPr>
-        <w:t>);</w:t>
-      </w:r>
-    </w:p>
-    <w:p>
-      <w:pPr>
-        <w:spacing w:after="0" w:line="240" w:lineRule="auto"/>
-        <w:rPr>
-          <w:rFonts w:ascii="Arial" w:hAnsi="Arial" w:cs="Arial"/>
-        </w:rPr>
-      </w:pPr>
-      <w:r>
-        <w:rPr>
-          <w:rFonts w:ascii="Arial" w:hAnsi="Arial" w:cs="Arial"/>
-        </w:rPr>
-        <w:t xml:space="preserve">No respondas 200 siempre, no fuerces HTML en </w:t>
-      </w:r>
-      <w:proofErr w:type="spellStart"/>
-      <w:r>
-        <w:rPr>
-          <w:rFonts w:ascii="Arial" w:hAnsi="Arial" w:cs="Arial"/>
-        </w:rPr>
-        <w:t>APIs</w:t>
-      </w:r>
-      <w:proofErr w:type="spellEnd"/>
-      <w:r>
-        <w:rPr>
-          <w:rFonts w:ascii="Arial" w:hAnsi="Arial" w:cs="Arial"/>
-        </w:rPr>
-        <w:t xml:space="preserve"> y no apagues el server por cada error.</w:t>
-      </w:r>
-    </w:p>
-    <w:p>
-      <w:pPr>
-        <w:spacing w:after="0" w:line="240" w:lineRule="auto"/>
-        <w:rPr>
-          <w:rFonts w:ascii="Arial" w:hAnsi="Arial" w:cs="Arial"/>
-        </w:rPr>
-      </w:pPr>
-    </w:p>
-    <w:p>
-      <w:pPr>
-        <w:spacing w:after="0" w:line="240" w:lineRule="auto"/>
-        <w:rPr>
-          <w:rFonts w:ascii="Arial" w:hAnsi="Arial" w:cs="Arial"/>
-        </w:rPr>
-      </w:pPr>
-      <w:r>
-        <w:rPr>
-          <w:rFonts w:ascii="Arial" w:hAnsi="Arial" w:cs="Arial"/>
-        </w:rPr>
-        <w:t xml:space="preserve">40. Sirviendo </w:t>
-      </w:r>
-      <w:proofErr w:type="spellStart"/>
-      <w:r>
-        <w:rPr>
-          <w:rFonts w:ascii="Arial" w:hAnsi="Arial" w:cs="Arial"/>
-        </w:rPr>
-        <w:t>frontend</w:t>
-      </w:r>
-      <w:proofErr w:type="spellEnd"/>
-      <w:r>
-        <w:rPr>
-          <w:rFonts w:ascii="Arial" w:hAnsi="Arial" w:cs="Arial"/>
-        </w:rPr>
-        <w:t xml:space="preserve"> desde Express, usas:</w:t>
-      </w:r>
-    </w:p>
-    <w:p>
-      <w:pPr>
-        <w:spacing w:after="0" w:line="240" w:lineRule="auto"/>
-        <w:rPr>
-          <w:rFonts w:ascii="Arial" w:hAnsi="Arial" w:cs="Arial"/>
-          <w:b/>
-          <w:bCs/>
-          <w:i/>
-          <w:iCs/>
-          <w:lang w:val="en-US"/>
-        </w:rPr>
-      </w:pPr>
-      <w:r>
-        <w:rPr>
-          <w:rFonts w:ascii="Arial" w:hAnsi="Arial" w:cs="Arial"/>
-          <w:b/>
-          <w:bCs/>
-          <w:i/>
-          <w:iCs/>
-          <w:lang w:val="en-US"/>
-        </w:rPr>
-        <w:t>CRUD</w:t>
-      </w:r>
-    </w:p>
-    <w:p>
-      <w:pPr>
-        <w:spacing w:after="0" w:line="240" w:lineRule="auto"/>
-        <w:rPr>
-          <w:rFonts w:ascii="Arial" w:hAnsi="Arial" w:cs="Arial"/>
-          <w:b/>
-          <w:bCs/>
-          <w:color w:val="FF0000"/>
-          <w:lang w:val="en-US"/>
-        </w:rPr>
-      </w:pPr>
-      <w:r>
-        <w:rPr>
-          <w:rFonts w:ascii="Arial" w:hAnsi="Arial" w:cs="Arial"/>
-          <w:b/>
-          <w:bCs/>
-          <w:color w:val="FF0000"/>
-          <w:lang w:val="en-US"/>
-        </w:rPr>
-        <w:t>•</w:t>
-      </w:r>
-      <w:r>
-        <w:rPr>
-          <w:rFonts w:ascii="Arial" w:hAnsi="Arial" w:cs="Arial"/>
-          <w:b/>
-          <w:bCs/>
-          <w:color w:val="FF0000"/>
-          <w:lang w:val="en-US"/>
-        </w:rPr>
-        <w:tab/>
-      </w:r>
-      <w:proofErr w:type="spellStart"/>
-      <w:r>
-        <w:rPr>
-          <w:rFonts w:ascii="Arial" w:hAnsi="Arial" w:cs="Arial"/>
-          <w:b/>
-          <w:bCs/>
-          <w:color w:val="FF0000"/>
-          <w:lang w:val="en-US"/>
-        </w:rPr>
-        <w:t>app.use</w:t>
-      </w:r>
-      <w:proofErr w:type="spellEnd"/>
-      <w:r>
-        <w:rPr>
-          <w:rFonts w:ascii="Arial" w:hAnsi="Arial" w:cs="Arial"/>
-          <w:b/>
-          <w:bCs/>
-          <w:color w:val="FF0000"/>
-          <w:lang w:val="en-US"/>
-        </w:rPr>
-        <w:t>(</w:t>
-      </w:r>
-      <w:proofErr w:type="spellStart"/>
-      <w:proofErr w:type="gramStart"/>
-      <w:r>
-        <w:rPr>
-          <w:rFonts w:ascii="Arial" w:hAnsi="Arial" w:cs="Arial"/>
-          <w:b/>
-          <w:bCs/>
-          <w:color w:val="FF0000"/>
-          <w:lang w:val="en-US"/>
-        </w:rPr>
-        <w:t>express.static</w:t>
-      </w:r>
-      <w:proofErr w:type="spellEnd"/>
-      <w:proofErr w:type="gramEnd"/>
-      <w:r>
-        <w:rPr>
-          <w:rFonts w:ascii="Arial" w:hAnsi="Arial" w:cs="Arial"/>
-          <w:b/>
-          <w:bCs/>
-          <w:color w:val="FF0000"/>
           <w:lang w:val="en-US"/>
         </w:rPr>
         <w:t>("</w:t>
@@ -11615,9 +12264,6 @@
       <w:r>
         <w:rPr>
           <w:rFonts w:ascii="Arial" w:hAnsi="Arial" w:cs="Arial"/>
-          <w:b/>
-          <w:bCs/>
-          <w:color w:val="FF0000"/>
           <w:lang w:val="en-US"/>
         </w:rPr>
         <w:t>dist</w:t>
@@ -11626,243 +12272,7 @@
       <w:r>
         <w:rPr>
           <w:rFonts w:ascii="Arial" w:hAnsi="Arial" w:cs="Arial"/>
-          <w:b/>
-          <w:bCs/>
-          <w:color w:val="FF0000"/>
-          <w:lang w:val="en-US"/>
-        </w:rPr>
-        <w:t>"))</w:t>
-      </w:r>
-    </w:p>
-    <w:p>
-      <w:pPr>
-        <w:spacing w:after="0" w:line="240" w:lineRule="auto"/>
-        <w:rPr>
-          <w:rFonts w:ascii="Arial" w:hAnsi="Arial" w:cs="Arial"/>
-          <w:lang w:val="en-US"/>
-        </w:rPr>
-      </w:pPr>
-      <w:r>
-        <w:rPr>
-          <w:rFonts w:ascii="Arial" w:hAnsi="Arial" w:cs="Arial"/>
-          <w:lang w:val="en-US"/>
-        </w:rPr>
-        <w:t>•</w:t>
-      </w:r>
-      <w:r>
-        <w:rPr>
-          <w:rFonts w:ascii="Arial" w:hAnsi="Arial" w:cs="Arial"/>
-          <w:lang w:val="en-US"/>
-        </w:rPr>
-        <w:tab/>
-      </w:r>
-      <w:proofErr w:type="spellStart"/>
-      <w:proofErr w:type="gramStart"/>
-      <w:r>
-        <w:rPr>
-          <w:rFonts w:ascii="Arial" w:hAnsi="Arial" w:cs="Arial"/>
-          <w:lang w:val="en-US"/>
-        </w:rPr>
-        <w:t>res.json</w:t>
-      </w:r>
-      <w:proofErr w:type="spellEnd"/>
-      <w:proofErr w:type="gramEnd"/>
-      <w:r>
-        <w:rPr>
-          <w:rFonts w:ascii="Arial" w:hAnsi="Arial" w:cs="Arial"/>
-          <w:lang w:val="en-US"/>
-        </w:rPr>
-        <w:t>(</w:t>
-      </w:r>
-      <w:proofErr w:type="spellStart"/>
-      <w:r>
-        <w:rPr>
-          <w:rFonts w:ascii="Arial" w:hAnsi="Arial" w:cs="Arial"/>
-          <w:lang w:val="en-US"/>
-        </w:rPr>
-        <w:t>dist</w:t>
-      </w:r>
-      <w:proofErr w:type="spellEnd"/>
-      <w:r>
-        <w:rPr>
-          <w:rFonts w:ascii="Arial" w:hAnsi="Arial" w:cs="Arial"/>
-          <w:lang w:val="en-US"/>
-        </w:rPr>
-        <w:t>)</w:t>
-      </w:r>
-    </w:p>
-    <w:p>
-      <w:pPr>
-        <w:spacing w:after="0" w:line="240" w:lineRule="auto"/>
-        <w:rPr>
-          <w:rFonts w:ascii="Arial" w:hAnsi="Arial" w:cs="Arial"/>
-          <w:lang w:val="en-US"/>
-        </w:rPr>
-      </w:pPr>
-      <w:r>
-        <w:rPr>
-          <w:rFonts w:ascii="Arial" w:hAnsi="Arial" w:cs="Arial"/>
-          <w:lang w:val="en-US"/>
-        </w:rPr>
-        <w:t>•</w:t>
-      </w:r>
-      <w:r>
-        <w:rPr>
-          <w:rFonts w:ascii="Arial" w:hAnsi="Arial" w:cs="Arial"/>
-          <w:lang w:val="en-US"/>
-        </w:rPr>
-        <w:tab/>
-      </w:r>
-      <w:proofErr w:type="spellStart"/>
-      <w:proofErr w:type="gramStart"/>
-      <w:r>
-        <w:rPr>
-          <w:rFonts w:ascii="Arial" w:hAnsi="Arial" w:cs="Arial"/>
-          <w:lang w:val="en-US"/>
-        </w:rPr>
-        <w:t>req.body</w:t>
-      </w:r>
-      <w:proofErr w:type="spellEnd"/>
-      <w:proofErr w:type="gramEnd"/>
-      <w:r>
-        <w:rPr>
-          <w:rFonts w:ascii="Arial" w:hAnsi="Arial" w:cs="Arial"/>
-          <w:lang w:val="en-US"/>
-        </w:rPr>
-        <w:t xml:space="preserve"> = </w:t>
-      </w:r>
-      <w:proofErr w:type="spellStart"/>
-      <w:r>
-        <w:rPr>
-          <w:rFonts w:ascii="Arial" w:hAnsi="Arial" w:cs="Arial"/>
-          <w:lang w:val="en-US"/>
-        </w:rPr>
-        <w:t>dist</w:t>
-      </w:r>
-      <w:proofErr w:type="spellEnd"/>
-    </w:p>
-    <w:p>
-      <w:pPr>
-        <w:spacing w:after="0" w:line="240" w:lineRule="auto"/>
-        <w:rPr>
-          <w:rFonts w:ascii="Arial" w:hAnsi="Arial" w:cs="Arial"/>
-        </w:rPr>
-      </w:pPr>
-      <w:r>
-        <w:rPr>
-          <w:rFonts w:ascii="Arial" w:hAnsi="Arial" w:cs="Arial"/>
-        </w:rPr>
-        <w:t>•</w:t>
-      </w:r>
-      <w:r>
-        <w:rPr>
-          <w:rFonts w:ascii="Arial" w:hAnsi="Arial" w:cs="Arial"/>
-        </w:rPr>
-        <w:tab/>
-      </w:r>
-      <w:proofErr w:type="spellStart"/>
-      <w:r>
-        <w:rPr>
-          <w:rFonts w:ascii="Arial" w:hAnsi="Arial" w:cs="Arial"/>
-        </w:rPr>
-        <w:t>app.put</w:t>
-      </w:r>
-      <w:proofErr w:type="spellEnd"/>
-      <w:r>
-        <w:rPr>
-          <w:rFonts w:ascii="Arial" w:hAnsi="Arial" w:cs="Arial"/>
-        </w:rPr>
-        <w:t>("</w:t>
-      </w:r>
-      <w:proofErr w:type="spellStart"/>
-      <w:r>
-        <w:rPr>
-          <w:rFonts w:ascii="Arial" w:hAnsi="Arial" w:cs="Arial"/>
-        </w:rPr>
-        <w:t>dist</w:t>
-      </w:r>
-      <w:proofErr w:type="spellEnd"/>
-      <w:r>
-        <w:rPr>
-          <w:rFonts w:ascii="Arial" w:hAnsi="Arial" w:cs="Arial"/>
-        </w:rPr>
-        <w:t>")</w:t>
-      </w:r>
-    </w:p>
-    <w:p>
-      <w:pPr>
-        <w:spacing w:after="0" w:line="240" w:lineRule="auto"/>
-        <w:rPr>
-          <w:rFonts w:ascii="Arial" w:hAnsi="Arial" w:cs="Arial"/>
-          <w:i/>
-          <w:iCs/>
-          <w:u w:val="single"/>
-        </w:rPr>
-      </w:pPr>
-      <w:r>
-        <w:rPr>
-          <w:rFonts w:ascii="Arial" w:hAnsi="Arial" w:cs="Arial"/>
-          <w:i/>
-          <w:iCs/>
-          <w:u w:val="single"/>
-        </w:rPr>
-        <w:t>Explicación:</w:t>
-      </w:r>
-    </w:p>
-    <w:p>
-      <w:pPr>
-        <w:spacing w:after="0" w:line="240" w:lineRule="auto"/>
-        <w:rPr>
-          <w:rFonts w:ascii="Arial" w:hAnsi="Arial" w:cs="Arial"/>
-        </w:rPr>
-      </w:pPr>
-      <w:r>
-        <w:rPr>
-          <w:rFonts w:ascii="Arial" w:hAnsi="Arial" w:cs="Arial"/>
-        </w:rPr>
-        <w:t xml:space="preserve">Correcta: </w:t>
-      </w:r>
-      <w:proofErr w:type="spellStart"/>
-      <w:r>
-        <w:rPr>
-          <w:rFonts w:ascii="Arial" w:hAnsi="Arial" w:cs="Arial"/>
-        </w:rPr>
-        <w:t>app.use</w:t>
-      </w:r>
-      <w:proofErr w:type="spellEnd"/>
-      <w:r>
-        <w:rPr>
-          <w:rFonts w:ascii="Arial" w:hAnsi="Arial" w:cs="Arial"/>
-        </w:rPr>
-        <w:t>(</w:t>
-      </w:r>
-      <w:proofErr w:type="spellStart"/>
-      <w:proofErr w:type="gramStart"/>
-      <w:r>
-        <w:rPr>
-          <w:rFonts w:ascii="Arial" w:hAnsi="Arial" w:cs="Arial"/>
-        </w:rPr>
-        <w:t>express.static</w:t>
-      </w:r>
-      <w:proofErr w:type="spellEnd"/>
-      <w:proofErr w:type="gramEnd"/>
-      <w:r>
-        <w:rPr>
-          <w:rFonts w:ascii="Arial" w:hAnsi="Arial" w:cs="Arial"/>
-        </w:rPr>
-        <w:t>("</w:t>
-      </w:r>
-      <w:proofErr w:type="spellStart"/>
-      <w:r>
-        <w:rPr>
-          <w:rFonts w:ascii="Arial" w:hAnsi="Arial" w:cs="Arial"/>
-        </w:rPr>
-        <w:t>dist</w:t>
-      </w:r>
-      <w:proofErr w:type="spellEnd"/>
-      <w:r>
-        <w:rPr>
-          <w:rFonts w:ascii="Arial" w:hAnsi="Arial" w:cs="Arial"/>
+          <w:lang w:val="en-US"/>
         </w:rPr>
         <w:t>")).</w:t>
       </w:r>
@@ -12055,14 +12465,6 @@
         <w:szCs w:val="20"/>
       </w:rPr>
       <w:tab/>
-    </w:r>
-    <w:r>
-      <w:rPr>
-        <w:rFonts w:asciiTheme="majorHAnsi" w:eastAsiaTheme="majorEastAsia" w:hAnsiTheme="majorHAnsi" w:cstheme="majorBidi"/>
-        <w:color w:val="4472C4" w:themeColor="accent1"/>
-        <w:sz w:val="20"/>
-        <w:szCs w:val="20"/>
-      </w:rPr>
       <w:t xml:space="preserve">pág. </w:t>
     </w:r>
     <w:r>
@@ -12930,6 +13332,7 @@
   <w:style w:type="character" w:default="1" w:styleId="Fuentedeprrafopredeter">
     <w:name w:val="Default Paragraph Font"/>
     <w:uiPriority w:val="1"/>
+    <w:semiHidden/>
     <w:unhideWhenUsed/>
   </w:style>
   <w:style w:type="table" w:default="1" w:styleId="Tablanormal">
